--- a/Sazkdolgozat.docx
+++ b/Sazkdolgozat.docx
@@ -19,10 +19,7 @@
         <w:pStyle w:val="dek1"/>
       </w:pPr>
       <w:r>
-        <w:t xml:space="preserve">Informatikai </w:t>
-      </w:r>
-      <w:r>
-        <w:t>Intézet</w:t>
+        <w:t>Informatikai Intézet</w:t>
       </w:r>
     </w:p>
     <w:p/>
@@ -93,19 +90,7 @@
         <w:rPr>
           <w:lang w:val="hu-HU"/>
         </w:rPr>
-        <w:t>20</w:t>
-      </w:r>
-      <w:r>
-        <w:rPr>
-          <w:lang w:val="hu-HU"/>
-        </w:rPr>
-        <w:t>2</w:t>
-      </w:r>
-      <w:r>
-        <w:rPr>
-          <w:lang w:val="hu-HU"/>
-        </w:rPr>
-        <w:t>6</w:t>
+        <w:t>2026</w:t>
       </w:r>
     </w:p>
     <w:p/>
@@ -152,13 +137,7 @@
         <w:rPr>
           <w:lang w:val="hu-HU"/>
         </w:rPr>
-        <w:t xml:space="preserve">Informatikai </w:t>
-      </w:r>
-      <w:r>
-        <w:rPr>
-          <w:lang w:val="hu-HU"/>
-        </w:rPr>
-        <w:t>Intézet</w:t>
+        <w:t>Informatikai Intézet</w:t>
       </w:r>
     </w:p>
     <w:p/>
@@ -500,6 +479,8 @@
     <w:p/>
     <w:p>
       <w:pPr>
+        <w:spacing w:before="280" w:after="280"/>
+        <w:jc w:val="center"/>
         <w:rPr>
           <w:rFonts w:ascii="Times New Roman" w:hAnsi="Times New Roman" w:cs="Times New Roman"/>
           <w:b/>
@@ -528,93 +509,2928 @@
     </w:p>
     <w:p>
       <w:pPr>
-        <w:rPr>
-          <w:rFonts w:ascii="Arial" w:hAnsi="Arial" w:cs="Arial"/>
+        <w:pStyle w:val="szmozatlanSzakdolgozath1"/>
+      </w:pPr>
+      <w:bookmarkStart w:id="0" w:name="_Toc225005154"/>
+      <w:r>
+        <w:lastRenderedPageBreak/>
+        <w:t>Feladatkiírás</w:t>
+      </w:r>
+      <w:bookmarkEnd w:id="0"/>
+    </w:p>
+    <w:p>
+      <w:pPr>
+        <w:spacing w:line="360" w:lineRule="auto"/>
+        <w:ind w:firstLine="720"/>
+        <w:jc w:val="both"/>
+        <w:rPr>
+          <w:rFonts w:ascii="Times New Roman" w:hAnsi="Times New Roman" w:cs="Times New Roman"/>
+          <w:sz w:val="24"/>
+          <w:szCs w:val="24"/>
+        </w:rPr>
+      </w:pPr>
+      <w:r>
+        <w:rPr>
+          <w:rFonts w:ascii="Times New Roman" w:hAnsi="Times New Roman" w:cs="Times New Roman"/>
+          <w:sz w:val="24"/>
+          <w:szCs w:val="24"/>
+        </w:rPr>
+        <w:t>A feladatom egy webes keretbe foglalt szabaduló szoba játék megvalósítása volt, amelyben a pályák felépítését és a játék során megjelenő elemek tartalmát mesterséges intelligencia generálja. Az alkalmazás célja egy olyan rugalmas és bővíthető rendszer létrehozása, amely képes minden játékos számára egyedi élményt biztosítani.</w:t>
+      </w:r>
+    </w:p>
+    <w:p>
+      <w:pPr>
+        <w:spacing w:line="360" w:lineRule="auto"/>
+        <w:ind w:firstLine="720"/>
+        <w:jc w:val="both"/>
+        <w:rPr>
+          <w:rFonts w:ascii="Times New Roman" w:hAnsi="Times New Roman" w:cs="Times New Roman"/>
+          <w:sz w:val="24"/>
+          <w:szCs w:val="24"/>
+        </w:rPr>
+      </w:pPr>
+      <w:r>
+        <w:rPr>
+          <w:rFonts w:ascii="Times New Roman" w:hAnsi="Times New Roman" w:cs="Times New Roman"/>
+          <w:sz w:val="24"/>
+          <w:szCs w:val="24"/>
+        </w:rPr>
+        <w:t>A játék alapját generikus játékelemek alkotják, amelyek konkrét tartalommal való feltöltését a mesterséges intelligencia végzi. Ennek köszönhetően minden egyes generált pálya eltérő felépítésű és történetű lehet, így a játék újrajátszhatósága jelentősen növekszik. A pályákhoz tartozó logikai feladatok egymásra épülnek, ezért a játékosoknak azokat meghatározott sorrendben kell megoldaniuk a tovább</w:t>
+      </w:r>
+      <w:r>
+        <w:rPr>
+          <w:rFonts w:ascii="Times New Roman" w:hAnsi="Times New Roman" w:cs="Times New Roman"/>
+          <w:sz w:val="24"/>
+          <w:szCs w:val="24"/>
+        </w:rPr>
+        <w:t xml:space="preserve"> </w:t>
+      </w:r>
+      <w:r>
+        <w:rPr>
+          <w:rFonts w:ascii="Times New Roman" w:hAnsi="Times New Roman" w:cs="Times New Roman"/>
+          <w:sz w:val="24"/>
+          <w:szCs w:val="24"/>
+        </w:rPr>
+        <w:t>haladás érdekében.</w:t>
+      </w:r>
+    </w:p>
+    <w:p>
+      <w:pPr>
+        <w:spacing w:line="360" w:lineRule="auto"/>
+        <w:ind w:firstLine="720"/>
+        <w:jc w:val="both"/>
+        <w:rPr>
+          <w:rFonts w:ascii="Times New Roman" w:hAnsi="Times New Roman" w:cs="Times New Roman"/>
+          <w:sz w:val="24"/>
+          <w:szCs w:val="24"/>
+        </w:rPr>
+      </w:pPr>
+      <w:r>
+        <w:rPr>
+          <w:rFonts w:ascii="Times New Roman" w:hAnsi="Times New Roman" w:cs="Times New Roman"/>
+          <w:sz w:val="24"/>
+          <w:szCs w:val="24"/>
+        </w:rPr>
+        <w:t>A pályák struktúráját, a hozzájuk tartozó történetet, valamint a grafikai elemeket – például tárgyakat, környezetet vagy interaktív objektumokat – szintén a mesterséges intelligencia generálja, figyelembe véve az adott pálya tematikáját. Ez lehetővé teszi, hogy a vizuális megjelenés és a játékmenet egységes és konzisztens élményt nyújtson.</w:t>
+      </w:r>
+    </w:p>
+    <w:p>
+      <w:pPr>
+        <w:spacing w:line="360" w:lineRule="auto"/>
+        <w:ind w:firstLine="720"/>
+        <w:jc w:val="both"/>
+        <w:rPr>
+          <w:rFonts w:ascii="Times New Roman" w:hAnsi="Times New Roman" w:cs="Times New Roman"/>
+          <w:sz w:val="24"/>
+          <w:szCs w:val="24"/>
+        </w:rPr>
+      </w:pPr>
+      <w:r>
+        <w:rPr>
+          <w:rFonts w:ascii="Times New Roman" w:hAnsi="Times New Roman" w:cs="Times New Roman"/>
+          <w:sz w:val="24"/>
+          <w:szCs w:val="24"/>
+        </w:rPr>
+        <w:t xml:space="preserve">Az alkalmazás nem csupán maga a játék, hanem egy teljes webes rendszerként működik. Lehetőséget biztosít felhasználói fiókok kezelésére, ahol a felhasználók saját pályákat generálhatnak. A pályagenerálás </w:t>
+      </w:r>
+      <w:proofErr w:type="spellStart"/>
+      <w:r>
+        <w:rPr>
+          <w:rFonts w:ascii="Times New Roman" w:hAnsi="Times New Roman" w:cs="Times New Roman"/>
+          <w:sz w:val="24"/>
+          <w:szCs w:val="24"/>
+        </w:rPr>
+        <w:t>token</w:t>
+      </w:r>
+      <w:proofErr w:type="spellEnd"/>
+      <w:r>
+        <w:rPr>
+          <w:rFonts w:ascii="Times New Roman" w:hAnsi="Times New Roman" w:cs="Times New Roman"/>
+          <w:sz w:val="24"/>
+          <w:szCs w:val="24"/>
+        </w:rPr>
+        <w:t xml:space="preserve"> alapú rendszerhez kötött, ahol a felhasználók </w:t>
+      </w:r>
+      <w:proofErr w:type="spellStart"/>
+      <w:r>
+        <w:rPr>
+          <w:rFonts w:ascii="Times New Roman" w:hAnsi="Times New Roman" w:cs="Times New Roman"/>
+          <w:sz w:val="24"/>
+          <w:szCs w:val="24"/>
+        </w:rPr>
+        <w:t>tokeneket</w:t>
+      </w:r>
+      <w:proofErr w:type="spellEnd"/>
+      <w:r>
+        <w:rPr>
+          <w:rFonts w:ascii="Times New Roman" w:hAnsi="Times New Roman" w:cs="Times New Roman"/>
+          <w:sz w:val="24"/>
+          <w:szCs w:val="24"/>
+        </w:rPr>
+        <w:t xml:space="preserve"> vásárolhatnak, és ezek felhasználásával indíthatják el az új pályák létrehozását.</w:t>
+      </w:r>
+    </w:p>
+    <w:p>
+      <w:pPr>
+        <w:spacing w:line="360" w:lineRule="auto"/>
+        <w:ind w:firstLine="720"/>
+        <w:jc w:val="both"/>
+        <w:rPr>
+          <w:rFonts w:ascii="Times New Roman" w:hAnsi="Times New Roman" w:cs="Times New Roman"/>
+          <w:sz w:val="24"/>
+          <w:szCs w:val="24"/>
+        </w:rPr>
+      </w:pPr>
+      <w:r>
+        <w:rPr>
+          <w:rFonts w:ascii="Times New Roman" w:hAnsi="Times New Roman" w:cs="Times New Roman"/>
+          <w:sz w:val="24"/>
+          <w:szCs w:val="24"/>
+        </w:rPr>
+        <w:t>A rendszer támogatja a generált pályák közötti böngészést és keresést, így a felhasználók mások által létrehozott tartalmakat is kipróbálhatnak. Emellett lehetőség van a pályák értékelésére és kedvencekhez adására, amely közösségi funkciókkal egészíti ki az alkalmazást.</w:t>
+      </w:r>
+    </w:p>
+    <w:p>
+      <w:pPr>
+        <w:spacing w:line="360" w:lineRule="auto"/>
+        <w:ind w:firstLine="720"/>
+        <w:jc w:val="both"/>
+        <w:rPr>
+          <w:rFonts w:ascii="Times New Roman" w:hAnsi="Times New Roman" w:cs="Times New Roman"/>
+          <w:sz w:val="24"/>
+          <w:szCs w:val="24"/>
+        </w:rPr>
+      </w:pPr>
+      <w:r>
+        <w:rPr>
+          <w:rFonts w:ascii="Times New Roman" w:hAnsi="Times New Roman" w:cs="Times New Roman"/>
+          <w:sz w:val="24"/>
+          <w:szCs w:val="24"/>
+        </w:rPr>
+        <w:t xml:space="preserve">A pályagenerálási folyamatokhoz részletes statisztikai adatgyűjtés is kapcsolódik. A rendszer rögzíti többek között a generáláshoz, </w:t>
+      </w:r>
+      <w:proofErr w:type="spellStart"/>
+      <w:r>
+        <w:rPr>
+          <w:rFonts w:ascii="Times New Roman" w:hAnsi="Times New Roman" w:cs="Times New Roman"/>
+          <w:sz w:val="24"/>
+          <w:szCs w:val="24"/>
+        </w:rPr>
+        <w:t>validáláshoz</w:t>
+      </w:r>
+      <w:proofErr w:type="spellEnd"/>
+      <w:r>
+        <w:rPr>
+          <w:rFonts w:ascii="Times New Roman" w:hAnsi="Times New Roman" w:cs="Times New Roman"/>
+          <w:sz w:val="24"/>
+          <w:szCs w:val="24"/>
+        </w:rPr>
+        <w:t xml:space="preserve"> és esetleges javításokhoz felhasznált </w:t>
+      </w:r>
+      <w:proofErr w:type="spellStart"/>
+      <w:r>
+        <w:rPr>
+          <w:rFonts w:ascii="Times New Roman" w:hAnsi="Times New Roman" w:cs="Times New Roman"/>
+          <w:sz w:val="24"/>
+          <w:szCs w:val="24"/>
+        </w:rPr>
+        <w:t>tokenek</w:t>
+      </w:r>
+      <w:proofErr w:type="spellEnd"/>
+      <w:r>
+        <w:rPr>
+          <w:rFonts w:ascii="Times New Roman" w:hAnsi="Times New Roman" w:cs="Times New Roman"/>
+          <w:sz w:val="24"/>
+          <w:szCs w:val="24"/>
+        </w:rPr>
+        <w:t xml:space="preserve"> mennyiségét, valamint az egyes folyamatok időigényét. Ezek az adatok lehetőséget biztosítanak a rendszer működésének elemzésére és optimalizálására.</w:t>
+      </w:r>
+    </w:p>
+    <w:p>
+      <w:pPr>
+        <w:rPr>
+          <w:rFonts w:ascii="Times New Roman" w:hAnsi="Times New Roman" w:cs="Times New Roman"/>
+          <w:sz w:val="24"/>
+          <w:szCs w:val="24"/>
+        </w:rPr>
+      </w:pPr>
+      <w:r>
+        <w:rPr>
+          <w:rFonts w:ascii="Times New Roman" w:hAnsi="Times New Roman" w:cs="Times New Roman"/>
+          <w:sz w:val="24"/>
+          <w:szCs w:val="24"/>
+        </w:rPr>
+        <w:br w:type="page"/>
+      </w:r>
+    </w:p>
+    <w:p>
+      <w:pPr>
+        <w:pStyle w:val="szmozatlanSzakdolgozath1"/>
+      </w:pPr>
+      <w:bookmarkStart w:id="1" w:name="_Toc225005155"/>
+      <w:r>
+        <w:lastRenderedPageBreak/>
+        <w:t>Tartalomjegyzék</w:t>
+      </w:r>
+      <w:bookmarkEnd w:id="1"/>
+    </w:p>
+    <w:sdt>
+      <w:sdtPr>
+        <w:id w:val="1358159470"/>
+        <w:docPartObj>
+          <w:docPartGallery w:val="Table of Contents"/>
+          <w:docPartUnique/>
+        </w:docPartObj>
+      </w:sdtPr>
+      <w:sdtEndPr>
+        <w:rPr>
+          <w:rFonts w:asciiTheme="minorHAnsi" w:eastAsiaTheme="minorHAnsi" w:hAnsiTheme="minorHAnsi" w:cstheme="minorBidi"/>
           <w:b/>
           <w:bCs/>
+          <w:noProof/>
+          <w:color w:val="auto"/>
+          <w:kern w:val="2"/>
+          <w:sz w:val="22"/>
+          <w:szCs w:val="22"/>
+          <w:lang w:val="hu-HU"/>
+          <w14:ligatures w14:val="standardContextual"/>
+        </w:rPr>
+      </w:sdtEndPr>
+      <w:sdtContent>
+        <w:p>
+          <w:pPr>
+            <w:pStyle w:val="TOCHeading"/>
+          </w:pPr>
+          <w:r>
+            <w:t xml:space="preserve"> </w:t>
+          </w:r>
+        </w:p>
+        <w:p>
+          <w:pPr>
+            <w:pStyle w:val="TOC1"/>
+            <w:tabs>
+              <w:tab w:val="right" w:leader="dot" w:pos="8827"/>
+            </w:tabs>
+            <w:rPr>
+              <w:rFonts w:eastAsiaTheme="minorEastAsia"/>
+              <w:noProof/>
+              <w:sz w:val="24"/>
+              <w:szCs w:val="24"/>
+              <w:lang w:val="en-US"/>
+            </w:rPr>
+          </w:pPr>
+          <w:r>
+            <w:fldChar w:fldCharType="begin"/>
+          </w:r>
+          <w:r>
+            <w:instrText xml:space="preserve"> TOC \o "1-3" \h \z \u </w:instrText>
+          </w:r>
+          <w:r>
+            <w:fldChar w:fldCharType="separate"/>
+          </w:r>
+          <w:hyperlink w:anchor="_Toc225005154" w:history="1">
+            <w:r>
+              <w:rPr>
+                <w:rStyle w:val="Hyperlink"/>
+                <w:noProof/>
+              </w:rPr>
+              <w:t>Feladatkiírás</w:t>
+            </w:r>
+            <w:r>
+              <w:rPr>
+                <w:noProof/>
+                <w:webHidden/>
+              </w:rPr>
+              <w:tab/>
+            </w:r>
+            <w:r>
+              <w:rPr>
+                <w:noProof/>
+                <w:webHidden/>
+              </w:rPr>
+              <w:fldChar w:fldCharType="begin"/>
+            </w:r>
+            <w:r>
+              <w:rPr>
+                <w:noProof/>
+                <w:webHidden/>
+              </w:rPr>
+              <w:instrText xml:space="preserve"> PAGEREF _Toc225005154 \h </w:instrText>
+            </w:r>
+            <w:r>
+              <w:rPr>
+                <w:noProof/>
+                <w:webHidden/>
+              </w:rPr>
+            </w:r>
+            <w:r>
+              <w:rPr>
+                <w:noProof/>
+                <w:webHidden/>
+              </w:rPr>
+              <w:fldChar w:fldCharType="separate"/>
+            </w:r>
+            <w:r>
+              <w:rPr>
+                <w:noProof/>
+                <w:webHidden/>
+              </w:rPr>
+              <w:t>2</w:t>
+            </w:r>
+            <w:r>
+              <w:rPr>
+                <w:noProof/>
+                <w:webHidden/>
+              </w:rPr>
+              <w:fldChar w:fldCharType="end"/>
+            </w:r>
+          </w:hyperlink>
+        </w:p>
+        <w:p>
+          <w:pPr>
+            <w:pStyle w:val="TOC1"/>
+            <w:tabs>
+              <w:tab w:val="right" w:leader="dot" w:pos="8827"/>
+            </w:tabs>
+            <w:rPr>
+              <w:rFonts w:eastAsiaTheme="minorEastAsia"/>
+              <w:noProof/>
+              <w:sz w:val="24"/>
+              <w:szCs w:val="24"/>
+              <w:lang w:val="en-US"/>
+            </w:rPr>
+          </w:pPr>
+          <w:hyperlink w:anchor="_Toc225005155" w:history="1">
+            <w:r>
+              <w:rPr>
+                <w:rStyle w:val="Hyperlink"/>
+                <w:noProof/>
+              </w:rPr>
+              <w:t>Tartalomjegyzék</w:t>
+            </w:r>
+            <w:r>
+              <w:rPr>
+                <w:noProof/>
+                <w:webHidden/>
+              </w:rPr>
+              <w:tab/>
+            </w:r>
+            <w:r>
+              <w:rPr>
+                <w:noProof/>
+                <w:webHidden/>
+              </w:rPr>
+              <w:fldChar w:fldCharType="begin"/>
+            </w:r>
+            <w:r>
+              <w:rPr>
+                <w:noProof/>
+                <w:webHidden/>
+              </w:rPr>
+              <w:instrText xml:space="preserve"> PAGEREF _Toc225005155 \h </w:instrText>
+            </w:r>
+            <w:r>
+              <w:rPr>
+                <w:noProof/>
+                <w:webHidden/>
+              </w:rPr>
+            </w:r>
+            <w:r>
+              <w:rPr>
+                <w:noProof/>
+                <w:webHidden/>
+              </w:rPr>
+              <w:fldChar w:fldCharType="separate"/>
+            </w:r>
+            <w:r>
+              <w:rPr>
+                <w:noProof/>
+                <w:webHidden/>
+              </w:rPr>
+              <w:t>3</w:t>
+            </w:r>
+            <w:r>
+              <w:rPr>
+                <w:noProof/>
+                <w:webHidden/>
+              </w:rPr>
+              <w:fldChar w:fldCharType="end"/>
+            </w:r>
+          </w:hyperlink>
+        </w:p>
+        <w:p>
+          <w:pPr>
+            <w:pStyle w:val="TOC1"/>
+            <w:tabs>
+              <w:tab w:val="left" w:pos="440"/>
+              <w:tab w:val="right" w:leader="dot" w:pos="8827"/>
+            </w:tabs>
+            <w:rPr>
+              <w:rFonts w:eastAsiaTheme="minorEastAsia"/>
+              <w:noProof/>
+              <w:sz w:val="24"/>
+              <w:szCs w:val="24"/>
+              <w:lang w:val="en-US"/>
+            </w:rPr>
+          </w:pPr>
+          <w:hyperlink w:anchor="_Toc225005156" w:history="1">
+            <w:r>
+              <w:rPr>
+                <w:rStyle w:val="Hyperlink"/>
+                <w:i/>
+                <w:noProof/>
+              </w:rPr>
+              <w:t>1.</w:t>
+            </w:r>
+            <w:r>
+              <w:rPr>
+                <w:rFonts w:eastAsiaTheme="minorEastAsia"/>
+                <w:noProof/>
+                <w:sz w:val="24"/>
+                <w:szCs w:val="24"/>
+                <w:lang w:val="en-US"/>
+              </w:rPr>
+              <w:tab/>
+            </w:r>
+            <w:r>
+              <w:rPr>
+                <w:rStyle w:val="Hyperlink"/>
+                <w:noProof/>
+              </w:rPr>
+              <w:t>Technológiák</w:t>
+            </w:r>
+            <w:r>
+              <w:rPr>
+                <w:noProof/>
+                <w:webHidden/>
+              </w:rPr>
+              <w:tab/>
+            </w:r>
+            <w:r>
+              <w:rPr>
+                <w:noProof/>
+                <w:webHidden/>
+              </w:rPr>
+              <w:fldChar w:fldCharType="begin"/>
+            </w:r>
+            <w:r>
+              <w:rPr>
+                <w:noProof/>
+                <w:webHidden/>
+              </w:rPr>
+              <w:instrText xml:space="preserve"> PAGEREF _Toc225005156 \h </w:instrText>
+            </w:r>
+            <w:r>
+              <w:rPr>
+                <w:noProof/>
+                <w:webHidden/>
+              </w:rPr>
+            </w:r>
+            <w:r>
+              <w:rPr>
+                <w:noProof/>
+                <w:webHidden/>
+              </w:rPr>
+              <w:fldChar w:fldCharType="separate"/>
+            </w:r>
+            <w:r>
+              <w:rPr>
+                <w:noProof/>
+                <w:webHidden/>
+              </w:rPr>
+              <w:t>5</w:t>
+            </w:r>
+            <w:r>
+              <w:rPr>
+                <w:noProof/>
+                <w:webHidden/>
+              </w:rPr>
+              <w:fldChar w:fldCharType="end"/>
+            </w:r>
+          </w:hyperlink>
+        </w:p>
+        <w:p>
+          <w:pPr>
+            <w:pStyle w:val="TOC2"/>
+            <w:tabs>
+              <w:tab w:val="left" w:pos="960"/>
+              <w:tab w:val="right" w:leader="dot" w:pos="8827"/>
+            </w:tabs>
+            <w:rPr>
+              <w:rFonts w:eastAsiaTheme="minorEastAsia"/>
+              <w:noProof/>
+              <w:sz w:val="24"/>
+              <w:szCs w:val="24"/>
+              <w:lang w:val="en-US"/>
+            </w:rPr>
+          </w:pPr>
+          <w:hyperlink w:anchor="_Toc225005157" w:history="1">
+            <w:r>
+              <w:rPr>
+                <w:rStyle w:val="Hyperlink"/>
+                <w:noProof/>
+              </w:rPr>
+              <w:t>1.1.</w:t>
+            </w:r>
+            <w:r>
+              <w:rPr>
+                <w:rFonts w:eastAsiaTheme="minorEastAsia"/>
+                <w:noProof/>
+                <w:sz w:val="24"/>
+                <w:szCs w:val="24"/>
+                <w:lang w:val="en-US"/>
+              </w:rPr>
+              <w:tab/>
+            </w:r>
+            <w:r>
+              <w:rPr>
+                <w:rStyle w:val="Hyperlink"/>
+                <w:noProof/>
+              </w:rPr>
+              <w:t>Docker és konténerizáció</w:t>
+            </w:r>
+            <w:r>
+              <w:rPr>
+                <w:noProof/>
+                <w:webHidden/>
+              </w:rPr>
+              <w:tab/>
+            </w:r>
+            <w:r>
+              <w:rPr>
+                <w:noProof/>
+                <w:webHidden/>
+              </w:rPr>
+              <w:fldChar w:fldCharType="begin"/>
+            </w:r>
+            <w:r>
+              <w:rPr>
+                <w:noProof/>
+                <w:webHidden/>
+              </w:rPr>
+              <w:instrText xml:space="preserve"> PAGEREF _Toc225005157 \h </w:instrText>
+            </w:r>
+            <w:r>
+              <w:rPr>
+                <w:noProof/>
+                <w:webHidden/>
+              </w:rPr>
+            </w:r>
+            <w:r>
+              <w:rPr>
+                <w:noProof/>
+                <w:webHidden/>
+              </w:rPr>
+              <w:fldChar w:fldCharType="separate"/>
+            </w:r>
+            <w:r>
+              <w:rPr>
+                <w:noProof/>
+                <w:webHidden/>
+              </w:rPr>
+              <w:t>5</w:t>
+            </w:r>
+            <w:r>
+              <w:rPr>
+                <w:noProof/>
+                <w:webHidden/>
+              </w:rPr>
+              <w:fldChar w:fldCharType="end"/>
+            </w:r>
+          </w:hyperlink>
+        </w:p>
+        <w:p>
+          <w:pPr>
+            <w:pStyle w:val="TOC2"/>
+            <w:tabs>
+              <w:tab w:val="left" w:pos="960"/>
+              <w:tab w:val="right" w:leader="dot" w:pos="8827"/>
+            </w:tabs>
+            <w:rPr>
+              <w:rFonts w:eastAsiaTheme="minorEastAsia"/>
+              <w:noProof/>
+              <w:sz w:val="24"/>
+              <w:szCs w:val="24"/>
+              <w:lang w:val="en-US"/>
+            </w:rPr>
+          </w:pPr>
+          <w:hyperlink w:anchor="_Toc225005158" w:history="1">
+            <w:r>
+              <w:rPr>
+                <w:rStyle w:val="Hyperlink"/>
+                <w:noProof/>
+              </w:rPr>
+              <w:t>1.2.</w:t>
+            </w:r>
+            <w:r>
+              <w:rPr>
+                <w:rFonts w:eastAsiaTheme="minorEastAsia"/>
+                <w:noProof/>
+                <w:sz w:val="24"/>
+                <w:szCs w:val="24"/>
+                <w:lang w:val="en-US"/>
+              </w:rPr>
+              <w:tab/>
+            </w:r>
+            <w:r>
+              <w:rPr>
+                <w:rStyle w:val="Hyperlink"/>
+                <w:noProof/>
+              </w:rPr>
+              <w:t>Frontend technológiák</w:t>
+            </w:r>
+            <w:r>
+              <w:rPr>
+                <w:noProof/>
+                <w:webHidden/>
+              </w:rPr>
+              <w:tab/>
+            </w:r>
+            <w:r>
+              <w:rPr>
+                <w:noProof/>
+                <w:webHidden/>
+              </w:rPr>
+              <w:fldChar w:fldCharType="begin"/>
+            </w:r>
+            <w:r>
+              <w:rPr>
+                <w:noProof/>
+                <w:webHidden/>
+              </w:rPr>
+              <w:instrText xml:space="preserve"> PAGEREF _Toc225005158 \h </w:instrText>
+            </w:r>
+            <w:r>
+              <w:rPr>
+                <w:noProof/>
+                <w:webHidden/>
+              </w:rPr>
+            </w:r>
+            <w:r>
+              <w:rPr>
+                <w:noProof/>
+                <w:webHidden/>
+              </w:rPr>
+              <w:fldChar w:fldCharType="separate"/>
+            </w:r>
+            <w:r>
+              <w:rPr>
+                <w:noProof/>
+                <w:webHidden/>
+              </w:rPr>
+              <w:t>5</w:t>
+            </w:r>
+            <w:r>
+              <w:rPr>
+                <w:noProof/>
+                <w:webHidden/>
+              </w:rPr>
+              <w:fldChar w:fldCharType="end"/>
+            </w:r>
+          </w:hyperlink>
+        </w:p>
+        <w:p>
+          <w:pPr>
+            <w:pStyle w:val="TOC2"/>
+            <w:tabs>
+              <w:tab w:val="left" w:pos="960"/>
+              <w:tab w:val="right" w:leader="dot" w:pos="8827"/>
+            </w:tabs>
+            <w:rPr>
+              <w:rFonts w:eastAsiaTheme="minorEastAsia"/>
+              <w:noProof/>
+              <w:sz w:val="24"/>
+              <w:szCs w:val="24"/>
+              <w:lang w:val="en-US"/>
+            </w:rPr>
+          </w:pPr>
+          <w:hyperlink w:anchor="_Toc225005159" w:history="1">
+            <w:r>
+              <w:rPr>
+                <w:rStyle w:val="Hyperlink"/>
+                <w:noProof/>
+              </w:rPr>
+              <w:t>1.3.</w:t>
+            </w:r>
+            <w:r>
+              <w:rPr>
+                <w:rFonts w:eastAsiaTheme="minorEastAsia"/>
+                <w:noProof/>
+                <w:sz w:val="24"/>
+                <w:szCs w:val="24"/>
+                <w:lang w:val="en-US"/>
+              </w:rPr>
+              <w:tab/>
+            </w:r>
+            <w:r>
+              <w:rPr>
+                <w:rStyle w:val="Hyperlink"/>
+                <w:noProof/>
+              </w:rPr>
+              <w:t>Backend technológiák</w:t>
+            </w:r>
+            <w:r>
+              <w:rPr>
+                <w:noProof/>
+                <w:webHidden/>
+              </w:rPr>
+              <w:tab/>
+            </w:r>
+            <w:r>
+              <w:rPr>
+                <w:noProof/>
+                <w:webHidden/>
+              </w:rPr>
+              <w:fldChar w:fldCharType="begin"/>
+            </w:r>
+            <w:r>
+              <w:rPr>
+                <w:noProof/>
+                <w:webHidden/>
+              </w:rPr>
+              <w:instrText xml:space="preserve"> PAGEREF _Toc225005159 \h </w:instrText>
+            </w:r>
+            <w:r>
+              <w:rPr>
+                <w:noProof/>
+                <w:webHidden/>
+              </w:rPr>
+            </w:r>
+            <w:r>
+              <w:rPr>
+                <w:noProof/>
+                <w:webHidden/>
+              </w:rPr>
+              <w:fldChar w:fldCharType="separate"/>
+            </w:r>
+            <w:r>
+              <w:rPr>
+                <w:noProof/>
+                <w:webHidden/>
+              </w:rPr>
+              <w:t>6</w:t>
+            </w:r>
+            <w:r>
+              <w:rPr>
+                <w:noProof/>
+                <w:webHidden/>
+              </w:rPr>
+              <w:fldChar w:fldCharType="end"/>
+            </w:r>
+          </w:hyperlink>
+        </w:p>
+        <w:p>
+          <w:pPr>
+            <w:pStyle w:val="TOC2"/>
+            <w:tabs>
+              <w:tab w:val="left" w:pos="960"/>
+              <w:tab w:val="right" w:leader="dot" w:pos="8827"/>
+            </w:tabs>
+            <w:rPr>
+              <w:rFonts w:eastAsiaTheme="minorEastAsia"/>
+              <w:noProof/>
+              <w:sz w:val="24"/>
+              <w:szCs w:val="24"/>
+              <w:lang w:val="en-US"/>
+            </w:rPr>
+          </w:pPr>
+          <w:hyperlink w:anchor="_Toc225005160" w:history="1">
+            <w:r>
+              <w:rPr>
+                <w:rStyle w:val="Hyperlink"/>
+                <w:noProof/>
+              </w:rPr>
+              <w:t>1.4.</w:t>
+            </w:r>
+            <w:r>
+              <w:rPr>
+                <w:rFonts w:eastAsiaTheme="minorEastAsia"/>
+                <w:noProof/>
+                <w:sz w:val="24"/>
+                <w:szCs w:val="24"/>
+                <w:lang w:val="en-US"/>
+              </w:rPr>
+              <w:tab/>
+            </w:r>
+            <w:r>
+              <w:rPr>
+                <w:rStyle w:val="Hyperlink"/>
+                <w:noProof/>
+              </w:rPr>
+              <w:t>Valós idejű kommunikáció</w:t>
+            </w:r>
+            <w:r>
+              <w:rPr>
+                <w:noProof/>
+                <w:webHidden/>
+              </w:rPr>
+              <w:tab/>
+            </w:r>
+            <w:r>
+              <w:rPr>
+                <w:noProof/>
+                <w:webHidden/>
+              </w:rPr>
+              <w:fldChar w:fldCharType="begin"/>
+            </w:r>
+            <w:r>
+              <w:rPr>
+                <w:noProof/>
+                <w:webHidden/>
+              </w:rPr>
+              <w:instrText xml:space="preserve"> PAGEREF _Toc225005160 \h </w:instrText>
+            </w:r>
+            <w:r>
+              <w:rPr>
+                <w:noProof/>
+                <w:webHidden/>
+              </w:rPr>
+            </w:r>
+            <w:r>
+              <w:rPr>
+                <w:noProof/>
+                <w:webHidden/>
+              </w:rPr>
+              <w:fldChar w:fldCharType="separate"/>
+            </w:r>
+            <w:r>
+              <w:rPr>
+                <w:noProof/>
+                <w:webHidden/>
+              </w:rPr>
+              <w:t>7</w:t>
+            </w:r>
+            <w:r>
+              <w:rPr>
+                <w:noProof/>
+                <w:webHidden/>
+              </w:rPr>
+              <w:fldChar w:fldCharType="end"/>
+            </w:r>
+          </w:hyperlink>
+        </w:p>
+        <w:p>
+          <w:pPr>
+            <w:pStyle w:val="TOC2"/>
+            <w:tabs>
+              <w:tab w:val="left" w:pos="960"/>
+              <w:tab w:val="right" w:leader="dot" w:pos="8827"/>
+            </w:tabs>
+            <w:rPr>
+              <w:rFonts w:eastAsiaTheme="minorEastAsia"/>
+              <w:noProof/>
+              <w:sz w:val="24"/>
+              <w:szCs w:val="24"/>
+              <w:lang w:val="en-US"/>
+            </w:rPr>
+          </w:pPr>
+          <w:hyperlink w:anchor="_Toc225005161" w:history="1">
+            <w:r>
+              <w:rPr>
+                <w:rStyle w:val="Hyperlink"/>
+                <w:noProof/>
+              </w:rPr>
+              <w:t>1.5.</w:t>
+            </w:r>
+            <w:r>
+              <w:rPr>
+                <w:rFonts w:eastAsiaTheme="minorEastAsia"/>
+                <w:noProof/>
+                <w:sz w:val="24"/>
+                <w:szCs w:val="24"/>
+                <w:lang w:val="en-US"/>
+              </w:rPr>
+              <w:tab/>
+            </w:r>
+            <w:r>
+              <w:rPr>
+                <w:rStyle w:val="Hyperlink"/>
+                <w:noProof/>
+              </w:rPr>
+              <w:t>Adatkezelés és tárolás</w:t>
+            </w:r>
+            <w:r>
+              <w:rPr>
+                <w:noProof/>
+                <w:webHidden/>
+              </w:rPr>
+              <w:tab/>
+            </w:r>
+            <w:r>
+              <w:rPr>
+                <w:noProof/>
+                <w:webHidden/>
+              </w:rPr>
+              <w:fldChar w:fldCharType="begin"/>
+            </w:r>
+            <w:r>
+              <w:rPr>
+                <w:noProof/>
+                <w:webHidden/>
+              </w:rPr>
+              <w:instrText xml:space="preserve"> PAGEREF _Toc225005161 \h </w:instrText>
+            </w:r>
+            <w:r>
+              <w:rPr>
+                <w:noProof/>
+                <w:webHidden/>
+              </w:rPr>
+            </w:r>
+            <w:r>
+              <w:rPr>
+                <w:noProof/>
+                <w:webHidden/>
+              </w:rPr>
+              <w:fldChar w:fldCharType="separate"/>
+            </w:r>
+            <w:r>
+              <w:rPr>
+                <w:noProof/>
+                <w:webHidden/>
+              </w:rPr>
+              <w:t>8</w:t>
+            </w:r>
+            <w:r>
+              <w:rPr>
+                <w:noProof/>
+                <w:webHidden/>
+              </w:rPr>
+              <w:fldChar w:fldCharType="end"/>
+            </w:r>
+          </w:hyperlink>
+        </w:p>
+        <w:p>
+          <w:pPr>
+            <w:pStyle w:val="TOC2"/>
+            <w:tabs>
+              <w:tab w:val="left" w:pos="960"/>
+              <w:tab w:val="right" w:leader="dot" w:pos="8827"/>
+            </w:tabs>
+            <w:rPr>
+              <w:rFonts w:eastAsiaTheme="minorEastAsia"/>
+              <w:noProof/>
+              <w:sz w:val="24"/>
+              <w:szCs w:val="24"/>
+              <w:lang w:val="en-US"/>
+            </w:rPr>
+          </w:pPr>
+          <w:hyperlink w:anchor="_Toc225005162" w:history="1">
+            <w:r>
+              <w:rPr>
+                <w:rStyle w:val="Hyperlink"/>
+                <w:noProof/>
+              </w:rPr>
+              <w:t>1.6.</w:t>
+            </w:r>
+            <w:r>
+              <w:rPr>
+                <w:rFonts w:eastAsiaTheme="minorEastAsia"/>
+                <w:noProof/>
+                <w:sz w:val="24"/>
+                <w:szCs w:val="24"/>
+                <w:lang w:val="en-US"/>
+              </w:rPr>
+              <w:tab/>
+            </w:r>
+            <w:r>
+              <w:rPr>
+                <w:rStyle w:val="Hyperlink"/>
+                <w:noProof/>
+              </w:rPr>
+              <w:t>MI integráció</w:t>
+            </w:r>
+            <w:r>
+              <w:rPr>
+                <w:noProof/>
+                <w:webHidden/>
+              </w:rPr>
+              <w:tab/>
+            </w:r>
+            <w:r>
+              <w:rPr>
+                <w:noProof/>
+                <w:webHidden/>
+              </w:rPr>
+              <w:fldChar w:fldCharType="begin"/>
+            </w:r>
+            <w:r>
+              <w:rPr>
+                <w:noProof/>
+                <w:webHidden/>
+              </w:rPr>
+              <w:instrText xml:space="preserve"> PAGEREF _Toc225005162 \h </w:instrText>
+            </w:r>
+            <w:r>
+              <w:rPr>
+                <w:noProof/>
+                <w:webHidden/>
+              </w:rPr>
+            </w:r>
+            <w:r>
+              <w:rPr>
+                <w:noProof/>
+                <w:webHidden/>
+              </w:rPr>
+              <w:fldChar w:fldCharType="separate"/>
+            </w:r>
+            <w:r>
+              <w:rPr>
+                <w:noProof/>
+                <w:webHidden/>
+              </w:rPr>
+              <w:t>9</w:t>
+            </w:r>
+            <w:r>
+              <w:rPr>
+                <w:noProof/>
+                <w:webHidden/>
+              </w:rPr>
+              <w:fldChar w:fldCharType="end"/>
+            </w:r>
+          </w:hyperlink>
+        </w:p>
+        <w:p>
+          <w:r>
+            <w:rPr>
+              <w:b/>
+              <w:bCs/>
+              <w:noProof/>
+            </w:rPr>
+            <w:fldChar w:fldCharType="end"/>
+          </w:r>
+        </w:p>
+      </w:sdtContent>
+    </w:sdt>
+    <w:p>
+      <w:pPr>
+        <w:spacing w:line="360" w:lineRule="auto"/>
+        <w:jc w:val="both"/>
+        <w:rPr>
+          <w:rFonts w:ascii="Times New Roman" w:hAnsi="Times New Roman" w:cs="Times New Roman"/>
+          <w:sz w:val="24"/>
+          <w:szCs w:val="24"/>
+        </w:rPr>
+      </w:pPr>
+    </w:p>
+    <w:p>
+      <w:pPr>
+        <w:spacing w:line="360" w:lineRule="auto"/>
+        <w:jc w:val="both"/>
+        <w:rPr>
+          <w:rFonts w:ascii="Times New Roman" w:hAnsi="Times New Roman" w:cs="Times New Roman"/>
+          <w:sz w:val="24"/>
+          <w:szCs w:val="24"/>
+        </w:rPr>
+      </w:pPr>
+    </w:p>
+    <w:p>
+      <w:pPr>
+        <w:spacing w:line="360" w:lineRule="auto"/>
+        <w:jc w:val="both"/>
+        <w:rPr>
+          <w:rFonts w:ascii="Times New Roman" w:hAnsi="Times New Roman" w:cs="Times New Roman"/>
+          <w:color w:val="EE0000"/>
+          <w:sz w:val="24"/>
+          <w:szCs w:val="24"/>
+        </w:rPr>
+      </w:pPr>
+      <w:r>
+        <w:rPr>
+          <w:rFonts w:ascii="Times New Roman" w:hAnsi="Times New Roman" w:cs="Times New Roman"/>
+          <w:color w:val="EE0000"/>
+          <w:sz w:val="24"/>
+          <w:szCs w:val="24"/>
+        </w:rPr>
+        <w:t>Architektúra</w:t>
+      </w:r>
+    </w:p>
+    <w:p>
+      <w:pPr>
+        <w:spacing w:line="360" w:lineRule="auto"/>
+        <w:jc w:val="both"/>
+        <w:rPr>
+          <w:rFonts w:ascii="Times New Roman" w:hAnsi="Times New Roman" w:cs="Times New Roman"/>
+          <w:color w:val="EE0000"/>
+          <w:sz w:val="24"/>
+          <w:szCs w:val="24"/>
+        </w:rPr>
+      </w:pPr>
+      <w:r>
+        <w:rPr>
+          <w:rFonts w:ascii="Times New Roman" w:hAnsi="Times New Roman" w:cs="Times New Roman"/>
+          <w:color w:val="EE0000"/>
+          <w:sz w:val="24"/>
+          <w:szCs w:val="24"/>
+        </w:rPr>
+        <w:tab/>
+        <w:t>Adatbázis felépítés – relációk</w:t>
+      </w:r>
+      <w:r>
+        <w:rPr>
+          <w:rFonts w:ascii="Times New Roman" w:hAnsi="Times New Roman" w:cs="Times New Roman"/>
+          <w:color w:val="EE0000"/>
+          <w:sz w:val="24"/>
+          <w:szCs w:val="24"/>
+        </w:rPr>
+        <w:t xml:space="preserve"> – entitások</w:t>
+      </w:r>
+    </w:p>
+    <w:p>
+      <w:pPr>
+        <w:spacing w:line="360" w:lineRule="auto"/>
+        <w:jc w:val="both"/>
+        <w:rPr>
+          <w:rFonts w:ascii="Times New Roman" w:hAnsi="Times New Roman" w:cs="Times New Roman"/>
+          <w:color w:val="EE0000"/>
+          <w:sz w:val="24"/>
+          <w:szCs w:val="24"/>
+        </w:rPr>
+      </w:pPr>
+      <w:r>
+        <w:rPr>
+          <w:rFonts w:ascii="Times New Roman" w:hAnsi="Times New Roman" w:cs="Times New Roman"/>
+          <w:color w:val="EE0000"/>
+          <w:sz w:val="24"/>
+          <w:szCs w:val="24"/>
+        </w:rPr>
+        <w:tab/>
+        <w:t xml:space="preserve">Kommunikáció, API és a </w:t>
+      </w:r>
+      <w:proofErr w:type="spellStart"/>
+      <w:r>
+        <w:rPr>
+          <w:rFonts w:ascii="Times New Roman" w:hAnsi="Times New Roman" w:cs="Times New Roman"/>
+          <w:color w:val="EE0000"/>
+          <w:sz w:val="24"/>
+          <w:szCs w:val="24"/>
+        </w:rPr>
+        <w:t>websocket</w:t>
+      </w:r>
+      <w:proofErr w:type="spellEnd"/>
+    </w:p>
+    <w:p>
+      <w:pPr>
+        <w:spacing w:line="360" w:lineRule="auto"/>
+        <w:jc w:val="both"/>
+        <w:rPr>
+          <w:rFonts w:ascii="Times New Roman" w:hAnsi="Times New Roman" w:cs="Times New Roman"/>
+          <w:color w:val="EE0000"/>
+          <w:sz w:val="24"/>
+          <w:szCs w:val="24"/>
+        </w:rPr>
+      </w:pPr>
+      <w:r>
+        <w:rPr>
+          <w:rFonts w:ascii="Times New Roman" w:hAnsi="Times New Roman" w:cs="Times New Roman"/>
+          <w:color w:val="EE0000"/>
+          <w:sz w:val="24"/>
+          <w:szCs w:val="24"/>
+        </w:rPr>
+        <w:tab/>
+        <w:t xml:space="preserve">Biztonság, JWT </w:t>
+      </w:r>
+      <w:proofErr w:type="spellStart"/>
+      <w:r>
+        <w:rPr>
+          <w:rFonts w:ascii="Times New Roman" w:hAnsi="Times New Roman" w:cs="Times New Roman"/>
+          <w:color w:val="EE0000"/>
+          <w:sz w:val="24"/>
+          <w:szCs w:val="24"/>
+        </w:rPr>
+        <w:t>token</w:t>
+      </w:r>
+      <w:proofErr w:type="spellEnd"/>
+      <w:r>
+        <w:rPr>
+          <w:rFonts w:ascii="Times New Roman" w:hAnsi="Times New Roman" w:cs="Times New Roman"/>
+          <w:color w:val="EE0000"/>
+          <w:sz w:val="24"/>
+          <w:szCs w:val="24"/>
+        </w:rPr>
+        <w:t xml:space="preserve"> </w:t>
+      </w:r>
+      <w:proofErr w:type="spellStart"/>
+      <w:r>
+        <w:rPr>
+          <w:rFonts w:ascii="Times New Roman" w:hAnsi="Times New Roman" w:cs="Times New Roman"/>
+          <w:color w:val="EE0000"/>
+          <w:sz w:val="24"/>
+          <w:szCs w:val="24"/>
+        </w:rPr>
+        <w:t>authentikáció</w:t>
+      </w:r>
+      <w:proofErr w:type="spellEnd"/>
+      <w:r>
+        <w:rPr>
+          <w:rFonts w:ascii="Times New Roman" w:hAnsi="Times New Roman" w:cs="Times New Roman"/>
+          <w:color w:val="EE0000"/>
+          <w:sz w:val="24"/>
+          <w:szCs w:val="24"/>
+        </w:rPr>
+        <w:t xml:space="preserve"> </w:t>
+      </w:r>
+    </w:p>
+    <w:p>
+      <w:pPr>
+        <w:spacing w:line="360" w:lineRule="auto"/>
+        <w:jc w:val="both"/>
+        <w:rPr>
+          <w:rFonts w:ascii="Times New Roman" w:hAnsi="Times New Roman" w:cs="Times New Roman"/>
+          <w:color w:val="EE0000"/>
+          <w:sz w:val="24"/>
+          <w:szCs w:val="24"/>
+        </w:rPr>
+      </w:pPr>
+      <w:r>
+        <w:rPr>
+          <w:rFonts w:ascii="Times New Roman" w:hAnsi="Times New Roman" w:cs="Times New Roman"/>
+          <w:color w:val="EE0000"/>
+          <w:sz w:val="24"/>
+          <w:szCs w:val="24"/>
+        </w:rPr>
+        <w:t>Pálya generálása</w:t>
+      </w:r>
+    </w:p>
+    <w:p>
+      <w:pPr>
+        <w:spacing w:line="360" w:lineRule="auto"/>
+        <w:ind w:firstLine="720"/>
+        <w:jc w:val="both"/>
+        <w:rPr>
+          <w:rFonts w:ascii="Times New Roman" w:hAnsi="Times New Roman" w:cs="Times New Roman"/>
+          <w:color w:val="EE0000"/>
+          <w:sz w:val="24"/>
+          <w:szCs w:val="24"/>
+        </w:rPr>
+      </w:pPr>
+      <w:r>
+        <w:rPr>
+          <w:rFonts w:ascii="Times New Roman" w:hAnsi="Times New Roman" w:cs="Times New Roman"/>
+          <w:color w:val="EE0000"/>
+          <w:sz w:val="24"/>
+          <w:szCs w:val="24"/>
+        </w:rPr>
+        <w:t xml:space="preserve">Generikus </w:t>
+      </w:r>
+      <w:r>
+        <w:rPr>
+          <w:rFonts w:ascii="Times New Roman" w:hAnsi="Times New Roman" w:cs="Times New Roman"/>
+          <w:color w:val="EE0000"/>
+          <w:sz w:val="24"/>
+          <w:szCs w:val="24"/>
+        </w:rPr>
+        <w:t>játék modellek</w:t>
+      </w:r>
+    </w:p>
+    <w:p>
+      <w:pPr>
+        <w:spacing w:line="360" w:lineRule="auto"/>
+        <w:ind w:firstLine="720"/>
+        <w:jc w:val="both"/>
+        <w:rPr>
+          <w:rFonts w:ascii="Times New Roman" w:hAnsi="Times New Roman" w:cs="Times New Roman"/>
+          <w:color w:val="EE0000"/>
+          <w:sz w:val="24"/>
+          <w:szCs w:val="24"/>
+        </w:rPr>
+      </w:pPr>
+      <w:r>
+        <w:rPr>
+          <w:rFonts w:ascii="Times New Roman" w:hAnsi="Times New Roman" w:cs="Times New Roman"/>
+          <w:color w:val="EE0000"/>
+          <w:sz w:val="24"/>
+          <w:szCs w:val="24"/>
+        </w:rPr>
+        <w:t xml:space="preserve">Gráf alapú struktúra </w:t>
+      </w:r>
+      <w:proofErr w:type="spellStart"/>
+      <w:r>
+        <w:rPr>
+          <w:rFonts w:ascii="Times New Roman" w:hAnsi="Times New Roman" w:cs="Times New Roman"/>
+          <w:color w:val="EE0000"/>
+          <w:sz w:val="24"/>
+          <w:szCs w:val="24"/>
+        </w:rPr>
+        <w:t>deffiniálása</w:t>
+      </w:r>
+      <w:proofErr w:type="spellEnd"/>
+    </w:p>
+    <w:p>
+      <w:pPr>
+        <w:spacing w:line="360" w:lineRule="auto"/>
+        <w:ind w:firstLine="720"/>
+        <w:jc w:val="both"/>
+        <w:rPr>
+          <w:rFonts w:ascii="Times New Roman" w:hAnsi="Times New Roman" w:cs="Times New Roman"/>
+          <w:color w:val="EE0000"/>
+          <w:sz w:val="24"/>
+          <w:szCs w:val="24"/>
+        </w:rPr>
+      </w:pPr>
+      <w:proofErr w:type="spellStart"/>
+      <w:r>
+        <w:rPr>
+          <w:rFonts w:ascii="Times New Roman" w:hAnsi="Times New Roman" w:cs="Times New Roman"/>
+          <w:color w:val="EE0000"/>
+          <w:sz w:val="24"/>
+          <w:szCs w:val="24"/>
+        </w:rPr>
+        <w:t>Promtolás</w:t>
+      </w:r>
+      <w:proofErr w:type="spellEnd"/>
+      <w:r>
+        <w:rPr>
+          <w:rFonts w:ascii="Times New Roman" w:hAnsi="Times New Roman" w:cs="Times New Roman"/>
+          <w:color w:val="EE0000"/>
+          <w:sz w:val="24"/>
+          <w:szCs w:val="24"/>
+        </w:rPr>
+        <w:t>, kipróbált és használt modellek</w:t>
+      </w:r>
+      <w:r>
+        <w:rPr>
+          <w:rFonts w:ascii="Times New Roman" w:hAnsi="Times New Roman" w:cs="Times New Roman"/>
+          <w:color w:val="EE0000"/>
+          <w:sz w:val="24"/>
+          <w:szCs w:val="24"/>
+        </w:rPr>
+        <w:t xml:space="preserve">, </w:t>
+      </w:r>
+      <w:r>
+        <w:rPr>
+          <w:rFonts w:ascii="Times New Roman" w:hAnsi="Times New Roman" w:cs="Times New Roman"/>
+          <w:color w:val="EE0000"/>
+          <w:sz w:val="24"/>
+          <w:szCs w:val="24"/>
+        </w:rPr>
+        <w:t>Prompt mint fekete mágia</w:t>
+      </w:r>
+    </w:p>
+    <w:p>
+      <w:pPr>
+        <w:spacing w:line="360" w:lineRule="auto"/>
+        <w:jc w:val="both"/>
+        <w:rPr>
+          <w:rFonts w:ascii="Times New Roman" w:hAnsi="Times New Roman" w:cs="Times New Roman"/>
+          <w:color w:val="EE0000"/>
+          <w:sz w:val="24"/>
+          <w:szCs w:val="24"/>
+        </w:rPr>
+      </w:pPr>
+      <w:r>
+        <w:rPr>
+          <w:rFonts w:ascii="Times New Roman" w:hAnsi="Times New Roman" w:cs="Times New Roman"/>
+          <w:color w:val="EE0000"/>
+          <w:sz w:val="24"/>
+          <w:szCs w:val="24"/>
+        </w:rPr>
+        <w:tab/>
+        <w:t xml:space="preserve">Milyen folyamatok és miért </w:t>
+      </w:r>
+      <w:proofErr w:type="spellStart"/>
+      <w:r>
+        <w:rPr>
+          <w:rFonts w:ascii="Times New Roman" w:hAnsi="Times New Roman" w:cs="Times New Roman"/>
+          <w:color w:val="EE0000"/>
+          <w:sz w:val="24"/>
+          <w:szCs w:val="24"/>
+        </w:rPr>
+        <w:t>csatolódtak</w:t>
+      </w:r>
+      <w:proofErr w:type="spellEnd"/>
+      <w:r>
+        <w:rPr>
+          <w:rFonts w:ascii="Times New Roman" w:hAnsi="Times New Roman" w:cs="Times New Roman"/>
+          <w:color w:val="EE0000"/>
+          <w:sz w:val="24"/>
+          <w:szCs w:val="24"/>
+        </w:rPr>
+        <w:t xml:space="preserve"> rá a pálya generálásra, hint rendszer</w:t>
+      </w:r>
+    </w:p>
+    <w:p>
+      <w:pPr>
+        <w:spacing w:line="360" w:lineRule="auto"/>
+        <w:jc w:val="both"/>
+        <w:rPr>
+          <w:rFonts w:ascii="Times New Roman" w:hAnsi="Times New Roman" w:cs="Times New Roman"/>
+          <w:color w:val="EE0000"/>
+          <w:sz w:val="24"/>
+          <w:szCs w:val="24"/>
+        </w:rPr>
+      </w:pPr>
+      <w:r>
+        <w:rPr>
+          <w:rFonts w:ascii="Times New Roman" w:hAnsi="Times New Roman" w:cs="Times New Roman"/>
+          <w:color w:val="EE0000"/>
+          <w:sz w:val="24"/>
+          <w:szCs w:val="24"/>
+        </w:rPr>
+        <w:tab/>
+        <w:t>Milyen modelleket használtam végül</w:t>
+      </w:r>
+    </w:p>
+    <w:p>
+      <w:pPr>
+        <w:spacing w:line="360" w:lineRule="auto"/>
+        <w:jc w:val="both"/>
+        <w:rPr>
+          <w:rFonts w:ascii="Times New Roman" w:hAnsi="Times New Roman" w:cs="Times New Roman"/>
+          <w:color w:val="EE0000"/>
+          <w:sz w:val="24"/>
+          <w:szCs w:val="24"/>
+        </w:rPr>
+      </w:pPr>
+      <w:r>
+        <w:rPr>
+          <w:rFonts w:ascii="Times New Roman" w:hAnsi="Times New Roman" w:cs="Times New Roman"/>
+          <w:color w:val="EE0000"/>
+          <w:sz w:val="24"/>
+          <w:szCs w:val="24"/>
+        </w:rPr>
+        <w:tab/>
+      </w:r>
+      <w:proofErr w:type="spellStart"/>
+      <w:r>
+        <w:rPr>
+          <w:rFonts w:ascii="Times New Roman" w:hAnsi="Times New Roman" w:cs="Times New Roman"/>
+          <w:color w:val="EE0000"/>
+          <w:sz w:val="24"/>
+          <w:szCs w:val="24"/>
+        </w:rPr>
+        <w:t>Sprite</w:t>
+      </w:r>
+      <w:proofErr w:type="spellEnd"/>
+      <w:r>
+        <w:rPr>
+          <w:rFonts w:ascii="Times New Roman" w:hAnsi="Times New Roman" w:cs="Times New Roman"/>
+          <w:color w:val="EE0000"/>
+          <w:sz w:val="24"/>
+          <w:szCs w:val="24"/>
+        </w:rPr>
+        <w:t xml:space="preserve"> </w:t>
+      </w:r>
+      <w:proofErr w:type="spellStart"/>
+      <w:r>
+        <w:rPr>
+          <w:rFonts w:ascii="Times New Roman" w:hAnsi="Times New Roman" w:cs="Times New Roman"/>
+          <w:color w:val="EE0000"/>
+          <w:sz w:val="24"/>
+          <w:szCs w:val="24"/>
+        </w:rPr>
+        <w:t>png</w:t>
+      </w:r>
+      <w:proofErr w:type="spellEnd"/>
+      <w:r>
+        <w:rPr>
+          <w:rFonts w:ascii="Times New Roman" w:hAnsi="Times New Roman" w:cs="Times New Roman"/>
+          <w:color w:val="EE0000"/>
+          <w:sz w:val="24"/>
+          <w:szCs w:val="24"/>
+        </w:rPr>
+        <w:t xml:space="preserve"> </w:t>
+      </w:r>
+      <w:proofErr w:type="gramStart"/>
+      <w:r>
+        <w:rPr>
+          <w:rFonts w:ascii="Times New Roman" w:hAnsi="Times New Roman" w:cs="Times New Roman"/>
+          <w:color w:val="EE0000"/>
+          <w:sz w:val="24"/>
+          <w:szCs w:val="24"/>
+        </w:rPr>
+        <w:t>generálása</w:t>
+      </w:r>
+      <w:proofErr w:type="gramEnd"/>
+      <w:r>
+        <w:rPr>
+          <w:rFonts w:ascii="Times New Roman" w:hAnsi="Times New Roman" w:cs="Times New Roman"/>
+          <w:color w:val="EE0000"/>
+          <w:sz w:val="24"/>
+          <w:szCs w:val="24"/>
+        </w:rPr>
+        <w:t xml:space="preserve"> amit végül a modell megoldott</w:t>
+      </w:r>
+    </w:p>
+    <w:p>
+      <w:pPr>
+        <w:spacing w:line="360" w:lineRule="auto"/>
+        <w:jc w:val="both"/>
+        <w:rPr>
+          <w:rFonts w:ascii="Times New Roman" w:hAnsi="Times New Roman" w:cs="Times New Roman"/>
+          <w:color w:val="EE0000"/>
+          <w:sz w:val="24"/>
+          <w:szCs w:val="24"/>
+        </w:rPr>
+      </w:pPr>
+      <w:r>
+        <w:rPr>
+          <w:rFonts w:ascii="Times New Roman" w:hAnsi="Times New Roman" w:cs="Times New Roman"/>
+          <w:color w:val="EE0000"/>
+          <w:sz w:val="24"/>
+          <w:szCs w:val="24"/>
+        </w:rPr>
+        <w:t>Költség elemzés</w:t>
+      </w:r>
+    </w:p>
+    <w:p>
+      <w:pPr>
+        <w:spacing w:line="360" w:lineRule="auto"/>
+        <w:jc w:val="both"/>
+        <w:rPr>
+          <w:rFonts w:ascii="Times New Roman" w:hAnsi="Times New Roman" w:cs="Times New Roman"/>
+          <w:color w:val="EE0000"/>
+          <w:sz w:val="24"/>
+          <w:szCs w:val="24"/>
+        </w:rPr>
+      </w:pPr>
+      <w:r>
+        <w:rPr>
+          <w:rFonts w:ascii="Times New Roman" w:hAnsi="Times New Roman" w:cs="Times New Roman"/>
+          <w:color w:val="EE0000"/>
+          <w:sz w:val="24"/>
+          <w:szCs w:val="24"/>
+        </w:rPr>
+        <w:tab/>
+        <w:t>Mérési eredmények - statisztikák</w:t>
+      </w:r>
+    </w:p>
+    <w:p>
+      <w:pPr>
+        <w:spacing w:line="360" w:lineRule="auto"/>
+        <w:jc w:val="both"/>
+        <w:rPr>
+          <w:rFonts w:ascii="Times New Roman" w:hAnsi="Times New Roman" w:cs="Times New Roman"/>
+          <w:color w:val="EE0000"/>
+          <w:sz w:val="24"/>
+          <w:szCs w:val="24"/>
+        </w:rPr>
+      </w:pPr>
+      <w:r>
+        <w:rPr>
+          <w:rFonts w:ascii="Times New Roman" w:hAnsi="Times New Roman" w:cs="Times New Roman"/>
+          <w:color w:val="EE0000"/>
+          <w:sz w:val="24"/>
+          <w:szCs w:val="24"/>
+        </w:rPr>
+        <w:tab/>
+        <w:t>Milyen költsége van egy pálya generálásának</w:t>
+      </w:r>
+    </w:p>
+    <w:p>
+      <w:pPr>
+        <w:spacing w:line="360" w:lineRule="auto"/>
+        <w:jc w:val="both"/>
+        <w:rPr>
+          <w:rFonts w:ascii="Times New Roman" w:hAnsi="Times New Roman" w:cs="Times New Roman"/>
+          <w:color w:val="EE0000"/>
+          <w:sz w:val="24"/>
+          <w:szCs w:val="24"/>
+        </w:rPr>
+      </w:pPr>
+      <w:r>
+        <w:rPr>
+          <w:rFonts w:ascii="Times New Roman" w:hAnsi="Times New Roman" w:cs="Times New Roman"/>
+          <w:color w:val="EE0000"/>
+          <w:sz w:val="24"/>
+          <w:szCs w:val="24"/>
+        </w:rPr>
+        <w:tab/>
+        <w:t>Modell alternatívák, saját hardware-en való futtatás</w:t>
+      </w:r>
+    </w:p>
+    <w:p>
+      <w:pPr>
+        <w:spacing w:line="360" w:lineRule="auto"/>
+        <w:jc w:val="both"/>
+        <w:rPr>
+          <w:rFonts w:ascii="Times New Roman" w:hAnsi="Times New Roman" w:cs="Times New Roman"/>
+          <w:color w:val="EE0000"/>
+          <w:sz w:val="24"/>
+          <w:szCs w:val="24"/>
+        </w:rPr>
+      </w:pPr>
+      <w:r>
+        <w:rPr>
+          <w:rFonts w:ascii="Times New Roman" w:hAnsi="Times New Roman" w:cs="Times New Roman"/>
+          <w:color w:val="EE0000"/>
+          <w:sz w:val="24"/>
+          <w:szCs w:val="24"/>
+        </w:rPr>
+        <w:t>Frontend és felhasználói felületek</w:t>
+      </w:r>
+    </w:p>
+    <w:p>
+      <w:pPr>
+        <w:spacing w:line="360" w:lineRule="auto"/>
+        <w:ind w:firstLine="720"/>
+        <w:jc w:val="both"/>
+        <w:rPr>
+          <w:rFonts w:ascii="Times New Roman" w:hAnsi="Times New Roman" w:cs="Times New Roman"/>
+          <w:color w:val="EE0000"/>
+          <w:sz w:val="24"/>
+          <w:szCs w:val="24"/>
+        </w:rPr>
+      </w:pPr>
+      <w:r>
+        <w:rPr>
+          <w:rFonts w:ascii="Times New Roman" w:hAnsi="Times New Roman" w:cs="Times New Roman"/>
+          <w:color w:val="EE0000"/>
+          <w:sz w:val="24"/>
+          <w:szCs w:val="24"/>
+        </w:rPr>
+        <w:t>Bejelentkezés/Regisztráció</w:t>
+      </w:r>
+    </w:p>
+    <w:p>
+      <w:pPr>
+        <w:spacing w:line="360" w:lineRule="auto"/>
+        <w:jc w:val="both"/>
+        <w:rPr>
+          <w:rFonts w:ascii="Times New Roman" w:hAnsi="Times New Roman" w:cs="Times New Roman"/>
+          <w:color w:val="EE0000"/>
+          <w:sz w:val="24"/>
+          <w:szCs w:val="24"/>
+        </w:rPr>
+      </w:pPr>
+      <w:r>
+        <w:rPr>
+          <w:rFonts w:ascii="Times New Roman" w:hAnsi="Times New Roman" w:cs="Times New Roman"/>
+          <w:color w:val="EE0000"/>
+          <w:sz w:val="24"/>
+          <w:szCs w:val="24"/>
+        </w:rPr>
+        <w:tab/>
+        <w:t xml:space="preserve">Pálya generálás – </w:t>
+      </w:r>
+      <w:proofErr w:type="spellStart"/>
+      <w:r>
+        <w:rPr>
+          <w:rFonts w:ascii="Times New Roman" w:hAnsi="Times New Roman" w:cs="Times New Roman"/>
+          <w:color w:val="EE0000"/>
+          <w:sz w:val="24"/>
+          <w:szCs w:val="24"/>
+        </w:rPr>
+        <w:t>Token</w:t>
+      </w:r>
+      <w:proofErr w:type="spellEnd"/>
+      <w:r>
+        <w:rPr>
+          <w:rFonts w:ascii="Times New Roman" w:hAnsi="Times New Roman" w:cs="Times New Roman"/>
+          <w:color w:val="EE0000"/>
+          <w:sz w:val="24"/>
+          <w:szCs w:val="24"/>
+        </w:rPr>
+        <w:t xml:space="preserve"> rendszer</w:t>
+      </w:r>
+    </w:p>
+    <w:p>
+      <w:pPr>
+        <w:spacing w:line="360" w:lineRule="auto"/>
+        <w:jc w:val="both"/>
+        <w:rPr>
+          <w:rFonts w:ascii="Times New Roman" w:hAnsi="Times New Roman" w:cs="Times New Roman"/>
+          <w:color w:val="EE0000"/>
+          <w:sz w:val="24"/>
+          <w:szCs w:val="24"/>
+        </w:rPr>
+      </w:pPr>
+      <w:r>
+        <w:rPr>
+          <w:rFonts w:ascii="Times New Roman" w:hAnsi="Times New Roman" w:cs="Times New Roman"/>
+          <w:color w:val="EE0000"/>
+          <w:sz w:val="24"/>
+          <w:szCs w:val="24"/>
+        </w:rPr>
+        <w:lastRenderedPageBreak/>
+        <w:tab/>
+        <w:t>Pályák böngészése</w:t>
+      </w:r>
+    </w:p>
+    <w:p>
+      <w:pPr>
+        <w:spacing w:line="360" w:lineRule="auto"/>
+        <w:jc w:val="both"/>
+        <w:rPr>
+          <w:rFonts w:ascii="Times New Roman" w:hAnsi="Times New Roman" w:cs="Times New Roman"/>
+          <w:color w:val="EE0000"/>
+          <w:sz w:val="24"/>
+          <w:szCs w:val="24"/>
+        </w:rPr>
+      </w:pPr>
+      <w:r>
+        <w:rPr>
+          <w:rFonts w:ascii="Times New Roman" w:hAnsi="Times New Roman" w:cs="Times New Roman"/>
+          <w:color w:val="EE0000"/>
+          <w:sz w:val="24"/>
+          <w:szCs w:val="24"/>
+        </w:rPr>
+        <w:tab/>
+        <w:t>Game UI bemutatása</w:t>
+      </w:r>
+    </w:p>
+    <w:p>
+      <w:pPr>
+        <w:spacing w:line="360" w:lineRule="auto"/>
+        <w:jc w:val="both"/>
+        <w:rPr>
+          <w:rFonts w:ascii="Times New Roman" w:hAnsi="Times New Roman" w:cs="Times New Roman"/>
+          <w:color w:val="EE0000"/>
+          <w:sz w:val="24"/>
+          <w:szCs w:val="24"/>
+        </w:rPr>
+      </w:pPr>
+      <w:r>
+        <w:rPr>
+          <w:rFonts w:ascii="Times New Roman" w:hAnsi="Times New Roman" w:cs="Times New Roman"/>
+          <w:color w:val="EE0000"/>
+          <w:sz w:val="24"/>
+          <w:szCs w:val="24"/>
+        </w:rPr>
+        <w:t>Tovább fejlesztési lehetőségek</w:t>
+      </w:r>
+    </w:p>
+    <w:p>
+      <w:pPr>
+        <w:spacing w:line="360" w:lineRule="auto"/>
+        <w:jc w:val="both"/>
+        <w:rPr>
+          <w:rFonts w:ascii="Times New Roman" w:hAnsi="Times New Roman" w:cs="Times New Roman"/>
+          <w:color w:val="EE0000"/>
+          <w:sz w:val="24"/>
+          <w:szCs w:val="24"/>
+        </w:rPr>
+      </w:pPr>
+      <w:r>
+        <w:rPr>
+          <w:rFonts w:ascii="Times New Roman" w:hAnsi="Times New Roman" w:cs="Times New Roman"/>
+          <w:color w:val="EE0000"/>
+          <w:sz w:val="24"/>
+          <w:szCs w:val="24"/>
+        </w:rPr>
+        <w:tab/>
+        <w:t xml:space="preserve">Több szoba, több logikai feladat, ezeknek jelenlegi AI </w:t>
+      </w:r>
+      <w:proofErr w:type="spellStart"/>
+      <w:r>
+        <w:rPr>
+          <w:rFonts w:ascii="Times New Roman" w:hAnsi="Times New Roman" w:cs="Times New Roman"/>
+          <w:color w:val="EE0000"/>
+          <w:sz w:val="24"/>
+          <w:szCs w:val="24"/>
+        </w:rPr>
+        <w:t>json</w:t>
+      </w:r>
+      <w:proofErr w:type="spellEnd"/>
+      <w:r>
+        <w:rPr>
+          <w:rFonts w:ascii="Times New Roman" w:hAnsi="Times New Roman" w:cs="Times New Roman"/>
+          <w:color w:val="EE0000"/>
+          <w:sz w:val="24"/>
+          <w:szCs w:val="24"/>
+        </w:rPr>
+        <w:t xml:space="preserve"> generálás korlátjai</w:t>
+      </w:r>
+    </w:p>
+    <w:p>
+      <w:pPr>
+        <w:spacing w:line="360" w:lineRule="auto"/>
+        <w:jc w:val="both"/>
+        <w:rPr>
+          <w:rFonts w:ascii="Times New Roman" w:hAnsi="Times New Roman" w:cs="Times New Roman"/>
+          <w:color w:val="EE0000"/>
+          <w:sz w:val="24"/>
+          <w:szCs w:val="24"/>
+        </w:rPr>
+      </w:pPr>
+      <w:r>
+        <w:rPr>
+          <w:rFonts w:ascii="Times New Roman" w:hAnsi="Times New Roman" w:cs="Times New Roman"/>
+          <w:color w:val="EE0000"/>
+          <w:sz w:val="24"/>
+          <w:szCs w:val="24"/>
+        </w:rPr>
+        <w:tab/>
+        <w:t>Célzott feltanítás szabaduló szobákba</w:t>
+      </w:r>
+    </w:p>
+    <w:p>
+      <w:pPr>
+        <w:spacing w:line="360" w:lineRule="auto"/>
+        <w:jc w:val="both"/>
+        <w:rPr>
+          <w:rFonts w:ascii="Times New Roman" w:hAnsi="Times New Roman" w:cs="Times New Roman"/>
+          <w:color w:val="EE0000"/>
+          <w:sz w:val="24"/>
+          <w:szCs w:val="24"/>
+        </w:rPr>
+      </w:pPr>
+      <w:r>
+        <w:rPr>
+          <w:rFonts w:ascii="Times New Roman" w:hAnsi="Times New Roman" w:cs="Times New Roman"/>
+          <w:color w:val="EE0000"/>
+          <w:sz w:val="24"/>
+          <w:szCs w:val="24"/>
+        </w:rPr>
+        <w:tab/>
+        <w:t xml:space="preserve">Dinamikus </w:t>
+      </w:r>
+      <w:proofErr w:type="spellStart"/>
+      <w:r>
+        <w:rPr>
+          <w:rFonts w:ascii="Times New Roman" w:hAnsi="Times New Roman" w:cs="Times New Roman"/>
+          <w:color w:val="EE0000"/>
+          <w:sz w:val="24"/>
+          <w:szCs w:val="24"/>
+        </w:rPr>
+        <w:t>js</w:t>
+      </w:r>
+      <w:proofErr w:type="spellEnd"/>
+      <w:r>
+        <w:rPr>
+          <w:rFonts w:ascii="Times New Roman" w:hAnsi="Times New Roman" w:cs="Times New Roman"/>
+          <w:color w:val="EE0000"/>
+          <w:sz w:val="24"/>
+          <w:szCs w:val="24"/>
+        </w:rPr>
+        <w:t xml:space="preserve"> generálás</w:t>
+      </w:r>
+    </w:p>
+    <w:p>
+      <w:pPr>
+        <w:spacing w:line="360" w:lineRule="auto"/>
+        <w:jc w:val="both"/>
+        <w:rPr>
+          <w:rFonts w:ascii="Times New Roman" w:hAnsi="Times New Roman" w:cs="Times New Roman"/>
+          <w:color w:val="EE0000"/>
+          <w:sz w:val="24"/>
+          <w:szCs w:val="24"/>
+        </w:rPr>
+      </w:pPr>
+      <w:r>
+        <w:rPr>
+          <w:rFonts w:ascii="Times New Roman" w:hAnsi="Times New Roman" w:cs="Times New Roman"/>
+          <w:color w:val="EE0000"/>
+          <w:sz w:val="24"/>
+          <w:szCs w:val="24"/>
+        </w:rPr>
+        <w:t>AI felhasználása</w:t>
+      </w:r>
+    </w:p>
+    <w:p>
+      <w:pPr>
+        <w:spacing w:line="360" w:lineRule="auto"/>
+        <w:jc w:val="both"/>
+        <w:rPr>
+          <w:rFonts w:ascii="Times New Roman" w:hAnsi="Times New Roman" w:cs="Times New Roman"/>
+          <w:color w:val="EE0000"/>
+          <w:sz w:val="24"/>
+          <w:szCs w:val="24"/>
+        </w:rPr>
+      </w:pPr>
+      <w:r>
+        <w:rPr>
+          <w:rFonts w:ascii="Times New Roman" w:hAnsi="Times New Roman" w:cs="Times New Roman"/>
+          <w:color w:val="EE0000"/>
+          <w:sz w:val="24"/>
+          <w:szCs w:val="24"/>
+        </w:rPr>
+        <w:tab/>
+      </w:r>
+      <w:proofErr w:type="spellStart"/>
+      <w:r>
+        <w:rPr>
+          <w:rFonts w:ascii="Times New Roman" w:hAnsi="Times New Roman" w:cs="Times New Roman"/>
+          <w:color w:val="EE0000"/>
+          <w:sz w:val="24"/>
+          <w:szCs w:val="24"/>
+        </w:rPr>
+        <w:t>Copilot</w:t>
+      </w:r>
+      <w:proofErr w:type="spellEnd"/>
+    </w:p>
+    <w:p>
+      <w:pPr>
+        <w:spacing w:line="360" w:lineRule="auto"/>
+        <w:jc w:val="both"/>
+        <w:rPr>
+          <w:rFonts w:ascii="Times New Roman" w:hAnsi="Times New Roman" w:cs="Times New Roman"/>
+          <w:color w:val="EE0000"/>
+          <w:sz w:val="24"/>
+          <w:szCs w:val="24"/>
+        </w:rPr>
+      </w:pPr>
+      <w:r>
+        <w:rPr>
+          <w:rFonts w:ascii="Times New Roman" w:hAnsi="Times New Roman" w:cs="Times New Roman"/>
+          <w:color w:val="EE0000"/>
+          <w:sz w:val="24"/>
+          <w:szCs w:val="24"/>
+        </w:rPr>
+        <w:tab/>
+      </w:r>
+      <w:proofErr w:type="spellStart"/>
+      <w:r>
+        <w:rPr>
+          <w:rFonts w:ascii="Times New Roman" w:hAnsi="Times New Roman" w:cs="Times New Roman"/>
+          <w:color w:val="EE0000"/>
+          <w:sz w:val="24"/>
+          <w:szCs w:val="24"/>
+        </w:rPr>
+        <w:t>ChatGpt</w:t>
+      </w:r>
+      <w:proofErr w:type="spellEnd"/>
+      <w:r>
+        <w:rPr>
+          <w:rFonts w:ascii="Times New Roman" w:hAnsi="Times New Roman" w:cs="Times New Roman"/>
+          <w:color w:val="EE0000"/>
+          <w:sz w:val="24"/>
+          <w:szCs w:val="24"/>
+        </w:rPr>
+        <w:t>/Claude</w:t>
+      </w:r>
+    </w:p>
+    <w:p>
+      <w:pPr>
+        <w:spacing w:line="360" w:lineRule="auto"/>
+        <w:jc w:val="both"/>
+        <w:rPr>
+          <w:rFonts w:ascii="Times New Roman" w:hAnsi="Times New Roman" w:cs="Times New Roman"/>
+          <w:color w:val="EE0000"/>
+          <w:sz w:val="24"/>
+          <w:szCs w:val="24"/>
+        </w:rPr>
+      </w:pPr>
+      <w:r>
+        <w:rPr>
+          <w:rFonts w:ascii="Times New Roman" w:hAnsi="Times New Roman" w:cs="Times New Roman"/>
+          <w:color w:val="EE0000"/>
+          <w:sz w:val="24"/>
+          <w:szCs w:val="24"/>
+        </w:rPr>
+        <w:tab/>
+      </w:r>
+      <w:r>
+        <w:rPr>
+          <w:rFonts w:ascii="Times New Roman" w:hAnsi="Times New Roman" w:cs="Times New Roman"/>
+          <w:color w:val="EE0000"/>
+          <w:sz w:val="24"/>
+          <w:szCs w:val="24"/>
+        </w:rPr>
+        <w:t xml:space="preserve">AI szerepe a fejlesztési folyamatban és annak </w:t>
+      </w:r>
+      <w:proofErr w:type="spellStart"/>
+      <w:r>
+        <w:rPr>
+          <w:rFonts w:ascii="Times New Roman" w:hAnsi="Times New Roman" w:cs="Times New Roman"/>
+          <w:color w:val="EE0000"/>
+          <w:sz w:val="24"/>
+          <w:szCs w:val="24"/>
+        </w:rPr>
+        <w:t>korlátai</w:t>
+      </w:r>
+      <w:proofErr w:type="spellEnd"/>
+    </w:p>
+    <w:p>
+      <w:pPr>
+        <w:spacing w:line="360" w:lineRule="auto"/>
+        <w:jc w:val="both"/>
+        <w:rPr>
+          <w:rFonts w:ascii="Times New Roman" w:hAnsi="Times New Roman" w:cs="Times New Roman"/>
+          <w:color w:val="EE0000"/>
+          <w:sz w:val="24"/>
+          <w:szCs w:val="24"/>
+        </w:rPr>
+      </w:pPr>
+      <w:r>
+        <w:rPr>
+          <w:rFonts w:ascii="Times New Roman" w:hAnsi="Times New Roman" w:cs="Times New Roman"/>
+          <w:color w:val="EE0000"/>
+          <w:sz w:val="24"/>
+          <w:szCs w:val="24"/>
+        </w:rPr>
+        <w:t>Konklúzió</w:t>
+      </w:r>
+    </w:p>
+    <w:p>
+      <w:pPr>
+        <w:spacing w:line="360" w:lineRule="auto"/>
+        <w:jc w:val="both"/>
+        <w:rPr>
+          <w:rFonts w:ascii="Times New Roman" w:hAnsi="Times New Roman" w:cs="Times New Roman"/>
+          <w:color w:val="EE0000"/>
+          <w:sz w:val="24"/>
+          <w:szCs w:val="24"/>
+        </w:rPr>
+      </w:pPr>
+      <w:r>
+        <w:rPr>
+          <w:rFonts w:ascii="Times New Roman" w:hAnsi="Times New Roman" w:cs="Times New Roman"/>
+          <w:color w:val="EE0000"/>
+          <w:sz w:val="24"/>
+          <w:szCs w:val="24"/>
+        </w:rPr>
+        <w:tab/>
+        <w:t>Mire használják az AI-t ma, milyen területeken lehetne, videójáték világra hatás</w:t>
+      </w:r>
+    </w:p>
+    <w:p>
+      <w:pPr>
+        <w:spacing w:line="360" w:lineRule="auto"/>
+        <w:jc w:val="both"/>
+        <w:rPr>
+          <w:rFonts w:ascii="Times New Roman" w:hAnsi="Times New Roman" w:cs="Times New Roman"/>
+          <w:sz w:val="24"/>
+          <w:szCs w:val="24"/>
+        </w:rPr>
+      </w:pPr>
+      <w:r>
+        <w:rPr>
+          <w:rFonts w:ascii="Times New Roman" w:hAnsi="Times New Roman" w:cs="Times New Roman"/>
+          <w:sz w:val="24"/>
+          <w:szCs w:val="24"/>
+        </w:rPr>
+        <w:tab/>
+        <w:t xml:space="preserve"> </w:t>
+      </w:r>
+    </w:p>
+    <w:p>
+      <w:pPr>
+        <w:rPr>
+          <w:rFonts w:ascii="Times New Roman" w:hAnsi="Times New Roman" w:cs="Times New Roman"/>
+          <w:sz w:val="24"/>
+          <w:szCs w:val="24"/>
+        </w:rPr>
+      </w:pPr>
+      <w:r>
+        <w:rPr>
+          <w:rFonts w:ascii="Times New Roman" w:hAnsi="Times New Roman" w:cs="Times New Roman"/>
+          <w:sz w:val="24"/>
+          <w:szCs w:val="24"/>
+        </w:rPr>
+        <w:br w:type="page"/>
+      </w:r>
+    </w:p>
+    <w:p>
+      <w:pPr>
+        <w:pStyle w:val="SzekdolgozatH1"/>
+        <w:numPr>
+          <w:ilvl w:val="0"/>
+          <w:numId w:val="2"/>
+        </w:numPr>
+        <w:rPr>
           <w:i/>
-          <w:iCs/>
-          <w:sz w:val="28"/>
-          <w:szCs w:val="28"/>
-        </w:rPr>
-      </w:pPr>
-      <w:r>
-        <w:rPr>
-          <w:rFonts w:ascii="Arial" w:hAnsi="Arial" w:cs="Arial"/>
+        </w:rPr>
+      </w:pPr>
+      <w:bookmarkStart w:id="2" w:name="_Toc225005156"/>
+      <w:r>
+        <w:lastRenderedPageBreak/>
+        <w:t>Technológiák</w:t>
+      </w:r>
+      <w:bookmarkEnd w:id="2"/>
+    </w:p>
+    <w:p>
+      <w:pPr>
+        <w:pStyle w:val="Szakdolgozatbekezds"/>
+      </w:pPr>
+      <w:r>
+        <w:t xml:space="preserve">A rendszer megvalósítása során több, egymással együttműködő technológia került felhasználásra. A fejlesztés során fontos szempont volt, hogy az alkalmazás egyes részei jól elkülöníthetőek legyenek, ugyanakkor hatékonyan tudjanak együttműködni. Ennek megfelelően a projekt frontend, backend, valós idejű kommunikációs és tárolási komponensekre bontható, amelyek mind saját technológiai környezetben valósultak meg. </w:t>
+      </w:r>
+    </w:p>
+    <w:p>
+      <w:pPr>
+        <w:pStyle w:val="Szakdolgozath2"/>
+      </w:pPr>
+      <w:bookmarkStart w:id="3" w:name="_Toc225005157"/>
+      <w:r>
+        <w:t xml:space="preserve">Docker és </w:t>
+      </w:r>
+      <w:proofErr w:type="spellStart"/>
+      <w:r>
+        <w:t>konténerizáció</w:t>
+      </w:r>
+      <w:bookmarkEnd w:id="3"/>
+      <w:proofErr w:type="spellEnd"/>
+    </w:p>
+    <w:p>
+      <w:pPr>
+        <w:pStyle w:val="Szakdolgozatbekezds"/>
+      </w:pPr>
+      <w:r>
+        <w:t>A</w:t>
+      </w:r>
+      <w:r>
+        <w:t xml:space="preserve">z </w:t>
+      </w:r>
+      <w:proofErr w:type="spellStart"/>
+      <w:r>
+        <w:t>alkalmazés</w:t>
+      </w:r>
+      <w:proofErr w:type="spellEnd"/>
+      <w:r>
+        <w:t xml:space="preserve"> fejlesztése </w:t>
+      </w:r>
+      <w:proofErr w:type="spellStart"/>
+      <w:r>
+        <w:t>konténerizált</w:t>
+      </w:r>
+      <w:proofErr w:type="spellEnd"/>
+      <w:r>
+        <w:t xml:space="preserve"> környezetben történik Docker segítségével. A különálló szolgáltatások</w:t>
+      </w:r>
+      <w:r>
+        <w:t xml:space="preserve"> </w:t>
+      </w:r>
+      <w:r>
+        <w:t>egymástól elkülönítve,</w:t>
+      </w:r>
+      <w:r>
+        <w:t xml:space="preserve"> de együttesen is elindíthatóak</w:t>
+      </w:r>
+      <w:r>
+        <w:t xml:space="preserve">. A Docker </w:t>
+      </w:r>
+      <w:proofErr w:type="spellStart"/>
+      <w:r>
+        <w:t>Compose</w:t>
+      </w:r>
+      <w:proofErr w:type="spellEnd"/>
+      <w:r>
+        <w:t xml:space="preserve"> használata lehetővé teszi, hogy a teljes fejlesztői környezet egységesen és reprodukálható módon legyen felépíthető</w:t>
+      </w:r>
+      <w:r>
+        <w:t xml:space="preserve">, így szimulálva </w:t>
+      </w:r>
+      <w:proofErr w:type="spellStart"/>
+      <w:r>
+        <w:t>production</w:t>
+      </w:r>
+      <w:proofErr w:type="spellEnd"/>
+      <w:r>
+        <w:t xml:space="preserve"> szerver környezetet</w:t>
+      </w:r>
+      <w:r>
+        <w:t>.</w:t>
+      </w:r>
+    </w:p>
+    <w:p>
+      <w:pPr>
+        <w:pStyle w:val="Szakdolgozath2"/>
+      </w:pPr>
+      <w:bookmarkStart w:id="4" w:name="_Toc225005158"/>
+      <w:r>
+        <w:t>Frontend technológiák</w:t>
+      </w:r>
+      <w:bookmarkEnd w:id="4"/>
+    </w:p>
+    <w:p>
+      <w:pPr>
+        <w:pStyle w:val="Szakdolgozatbekezds"/>
+      </w:pPr>
+      <w:r>
+        <w:t>A kliensoldali alkalmazás webes környezetben működik, és a felhasználói felület, valamint a játéktér megjelenítéséért felel. A frontend fejlesztése során olyan technológiák kerültek kiválasztásra, amelyek támogatják a modern, komponensalapú fejlesztést, valamint az interaktív grafikai megjelenítést.</w:t>
+      </w:r>
+    </w:p>
+    <w:p>
+      <w:pPr>
+        <w:pStyle w:val="Szakdolgozath3"/>
+      </w:pPr>
+      <w:proofErr w:type="spellStart"/>
+      <w:r>
+        <w:t>TypeScript</w:t>
+      </w:r>
+      <w:proofErr w:type="spellEnd"/>
+    </w:p>
+    <w:p>
+      <w:pPr>
+        <w:pStyle w:val="Szakdolgozatbekezds"/>
+      </w:pPr>
+      <w:r>
+        <w:t xml:space="preserve">A frontend fejlesztése </w:t>
+      </w:r>
+      <w:proofErr w:type="spellStart"/>
+      <w:r>
+        <w:t>TypeScript</w:t>
+      </w:r>
+      <w:proofErr w:type="spellEnd"/>
+      <w:r>
+        <w:t xml:space="preserve"> nyelven történt. A </w:t>
+      </w:r>
+      <w:proofErr w:type="spellStart"/>
+      <w:r>
+        <w:t>TypeScript</w:t>
+      </w:r>
+      <w:proofErr w:type="spellEnd"/>
+      <w:r>
+        <w:t xml:space="preserve"> használata lehetővé teszi a statikus típusellenőrzést, amely csökkenti a fejlesztés során előforduló hibák számát, valamint javítja a kód karbantarthatóságát és átláthatóságát</w:t>
+      </w:r>
+      <w:r>
+        <w:t xml:space="preserve"> a </w:t>
+      </w:r>
+      <w:proofErr w:type="spellStart"/>
+      <w:r>
+        <w:t>vanilla</w:t>
+      </w:r>
+      <w:proofErr w:type="spellEnd"/>
+      <w:r>
+        <w:t xml:space="preserve"> </w:t>
+      </w:r>
+      <w:proofErr w:type="spellStart"/>
+      <w:r>
+        <w:t>jsvascripttel</w:t>
+      </w:r>
+      <w:proofErr w:type="spellEnd"/>
+      <w:r>
+        <w:t xml:space="preserve"> szemben</w:t>
+      </w:r>
+      <w:r>
+        <w:t>.</w:t>
+      </w:r>
+    </w:p>
+    <w:p>
+      <w:pPr>
+        <w:pStyle w:val="Szakdolgozath3"/>
+      </w:pPr>
+      <w:proofErr w:type="spellStart"/>
+      <w:r>
+        <w:t>React</w:t>
+      </w:r>
+      <w:proofErr w:type="spellEnd"/>
+    </w:p>
+    <w:p>
+      <w:pPr>
+        <w:pStyle w:val="Szakdolgozatbekezds"/>
+      </w:pPr>
+      <w:r>
+        <w:t>A</w:t>
+      </w:r>
+      <w:r>
+        <w:t xml:space="preserve"> webes kliens oldal</w:t>
+      </w:r>
+      <w:r>
+        <w:t xml:space="preserve"> kialakítása </w:t>
+      </w:r>
+      <w:proofErr w:type="spellStart"/>
+      <w:r>
+        <w:t>React</w:t>
+      </w:r>
+      <w:proofErr w:type="spellEnd"/>
+      <w:r>
+        <w:t xml:space="preserve"> könyvtár segítségével valósult meg</w:t>
+      </w:r>
+      <w:r>
+        <w:t>, amelyet eredetileg a Facebook, ma</w:t>
+      </w:r>
+      <w:r>
+        <w:t xml:space="preserve">i nevén </w:t>
+      </w:r>
+      <w:proofErr w:type="spellStart"/>
+      <w:r>
+        <w:t>Meta</w:t>
+      </w:r>
+      <w:proofErr w:type="spellEnd"/>
+      <w:r>
+        <w:t xml:space="preserve"> fejlesztett</w:t>
+      </w:r>
+      <w:r>
+        <w:t xml:space="preserve">. </w:t>
+      </w:r>
+      <w:r>
+        <w:t>Elsődleges célja az interaktív, dinamikusan frissülő felületek hatékony kezelése.</w:t>
+      </w:r>
+      <w:r>
+        <w:t xml:space="preserve"> L</w:t>
+      </w:r>
+      <w:r>
+        <w:t>egnagyobb előnye a komponensalapú szemlélet. Ennek köszönhetően a felhasználói felület kisebb, jól elkülöníthető és újra</w:t>
+      </w:r>
+      <w:r>
+        <w:t xml:space="preserve"> </w:t>
+      </w:r>
+      <w:r>
+        <w:t xml:space="preserve">felhasználható elemekre bontható, ami jelentősen javítja a kód átláthatóságát, </w:t>
+      </w:r>
+      <w:r>
+        <w:lastRenderedPageBreak/>
+        <w:t>karbantarthatóságát</w:t>
+      </w:r>
+      <w:r>
+        <w:t xml:space="preserve">. </w:t>
+      </w:r>
+      <w:r>
+        <w:t xml:space="preserve">Alternatív megoldásként szóba jöhetett volna például az </w:t>
+      </w:r>
+      <w:proofErr w:type="spellStart"/>
+      <w:r>
+        <w:t>Angular</w:t>
+      </w:r>
+      <w:proofErr w:type="spellEnd"/>
+      <w:r>
+        <w:t xml:space="preserve"> vagy</w:t>
+      </w:r>
+      <w:r>
+        <w:t xml:space="preserve"> a Vue.js</w:t>
+      </w:r>
+      <w:r>
+        <w:t>, azonban személyes szubjektív preferencia alapján erre esett a választás.</w:t>
+      </w:r>
+    </w:p>
+    <w:p>
+      <w:pPr>
+        <w:pStyle w:val="Szakdolgozath3"/>
+      </w:pPr>
+      <w:proofErr w:type="spellStart"/>
+      <w:r>
+        <w:t>PixiJS</w:t>
+      </w:r>
+      <w:proofErr w:type="spellEnd"/>
+    </w:p>
+    <w:p>
+      <w:pPr>
+        <w:pStyle w:val="Szakdolgozatbekezds"/>
+        <w:rPr>
           <w:b/>
-          <w:bCs/>
-          <w:i/>
-          <w:iCs/>
-          <w:sz w:val="28"/>
-          <w:szCs w:val="28"/>
-        </w:rPr>
+        </w:rPr>
+      </w:pPr>
+      <w:r>
+        <w:t xml:space="preserve">A játéktér megjelenítéséhez a </w:t>
+      </w:r>
+      <w:proofErr w:type="spellStart"/>
+      <w:r>
+        <w:t>PixiJS</w:t>
+      </w:r>
+      <w:proofErr w:type="spellEnd"/>
+      <w:r>
+        <w:t xml:space="preserve"> grafikai könyvtár került felhasználásra. A </w:t>
+      </w:r>
+      <w:proofErr w:type="spellStart"/>
+      <w:r>
+        <w:t>PixiJS</w:t>
+      </w:r>
+      <w:proofErr w:type="spellEnd"/>
+      <w:r>
+        <w:t xml:space="preserve"> böngészőben futó, elsősorban HTML5 </w:t>
+      </w:r>
+      <w:proofErr w:type="spellStart"/>
+      <w:r>
+        <w:t>Canvas</w:t>
+      </w:r>
+      <w:proofErr w:type="spellEnd"/>
+      <w:r>
+        <w:t xml:space="preserve"> és </w:t>
+      </w:r>
+      <w:proofErr w:type="spellStart"/>
+      <w:r>
+        <w:t>WebGL</w:t>
+      </w:r>
+      <w:proofErr w:type="spellEnd"/>
+      <w:r>
+        <w:t xml:space="preserve"> alapú 2D </w:t>
+      </w:r>
+      <w:proofErr w:type="spellStart"/>
+      <w:r>
+        <w:t>renderelést</w:t>
+      </w:r>
+      <w:proofErr w:type="spellEnd"/>
+      <w:r>
+        <w:t xml:space="preserve"> biztosító technológia, amely alkalmas játékobjektumok, helyszínek és interaktív elemek dinamikus megjelenítésére és kezelésére.</w:t>
+      </w:r>
+    </w:p>
+    <w:p>
+      <w:pPr>
+        <w:pStyle w:val="Szakdolgozath3"/>
+      </w:pPr>
+      <w:r>
+        <w:t>Socket.IO kliens</w:t>
+      </w:r>
+    </w:p>
+    <w:p>
+      <w:pPr>
+        <w:pStyle w:val="Szakdolgozatbekezds"/>
+      </w:pPr>
+      <w:r>
+        <w:t>A Socket.IO egy széles körben használt, nyílt forráskódú valós idejű kommunikációs könyvtár, amelyet a fejlesztői közösség aktívan karbantart.</w:t>
+      </w:r>
+      <w:r>
+        <w:t xml:space="preserve"> </w:t>
+      </w:r>
+      <w:r>
+        <w:t>Ennek szerepe a kliens valós időben való megjelenítése a háttérben futó folyamatok állapotáról</w:t>
+      </w:r>
+      <w:r>
+        <w:t>, mint például egy új pálya generálása.</w:t>
+      </w:r>
+    </w:p>
+    <w:p>
+      <w:pPr>
+        <w:pStyle w:val="Szakdolgozath2"/>
+      </w:pPr>
+      <w:bookmarkStart w:id="5" w:name="_Toc225005159"/>
+      <w:r>
+        <w:t>Backend technológiák</w:t>
+      </w:r>
+      <w:bookmarkEnd w:id="5"/>
+    </w:p>
+    <w:p>
+      <w:pPr>
+        <w:pStyle w:val="Szakdolgozatbekezds"/>
+      </w:pPr>
+      <w:r>
+        <w:t>A szerveroldali logika, az üzleti folyamatok kezelése, az AI integráció, valamint az adatbázis-műveletek a backend rétegben valósulnak meg. A backend fejlesztése során a gyors fejlesztést, a jó strukturálhatóságot és az API-központú működést támogató technológiák kerültek kiválasztásra.</w:t>
+      </w:r>
+    </w:p>
+    <w:p>
+      <w:pPr>
+        <w:pStyle w:val="Szakdolgozath3"/>
+      </w:pPr>
+      <w:r>
+        <w:t>Python</w:t>
+      </w:r>
+    </w:p>
+    <w:p>
+      <w:pPr>
+        <w:pStyle w:val="Szakdolgozatbekezds"/>
+      </w:pPr>
+      <w:r>
+        <w:t>A backend Python nyelven készült. A Python előnye, hogy jól használható webes szolgáltatások, adatkezelési logikák és mesterséges intelligenciához kapcsolódó integrációk megvalósítására.</w:t>
+      </w:r>
+      <w:r>
+        <w:t xml:space="preserve"> Projekt elején tervben voltak kép transzformációs feladatok is, ezek valósultak volna meg az </w:t>
+      </w:r>
+      <w:proofErr w:type="spellStart"/>
+      <w:r>
+        <w:t>OpenCV</w:t>
+      </w:r>
+      <w:proofErr w:type="spellEnd"/>
+      <w:r>
+        <w:t xml:space="preserve"> könyvtár segítségével, azonban az idő előre haladtával nem volt szükség ezekre a fejlesztésekre.</w:t>
+      </w:r>
+    </w:p>
+    <w:p>
+      <w:pPr>
+        <w:pStyle w:val="Szakdolgozath3"/>
+      </w:pPr>
+      <w:proofErr w:type="spellStart"/>
+      <w:r>
+        <w:t>FastAPI</w:t>
+      </w:r>
+      <w:proofErr w:type="spellEnd"/>
+      <w:r>
+        <w:t xml:space="preserve"> és </w:t>
+      </w:r>
+      <w:proofErr w:type="spellStart"/>
+      <w:r>
+        <w:t>OpenAPI</w:t>
+      </w:r>
+      <w:proofErr w:type="spellEnd"/>
+    </w:p>
+    <w:p>
+      <w:pPr>
+        <w:pStyle w:val="Szakdolgozatbekezds"/>
+      </w:pPr>
+      <w:r>
+        <w:t xml:space="preserve">A backend A </w:t>
+      </w:r>
+      <w:proofErr w:type="spellStart"/>
+      <w:r>
+        <w:t>a</w:t>
+      </w:r>
+      <w:proofErr w:type="spellEnd"/>
+      <w:r>
+        <w:t xml:space="preserve"> </w:t>
+      </w:r>
+      <w:proofErr w:type="spellStart"/>
+      <w:r>
+        <w:t>FastAPI</w:t>
+      </w:r>
+      <w:proofErr w:type="spellEnd"/>
+      <w:r>
+        <w:t xml:space="preserve"> keretrendszerre épül. A </w:t>
+      </w:r>
+      <w:proofErr w:type="spellStart"/>
+      <w:r>
+        <w:t>FastAPI</w:t>
+      </w:r>
+      <w:proofErr w:type="spellEnd"/>
+      <w:r>
+        <w:t xml:space="preserve"> modern, nagy teljesítményű megoldást nyújt REST alapú szolgáltatások fejlesztésére, és automatikusan képes </w:t>
+      </w:r>
+      <w:proofErr w:type="spellStart"/>
+      <w:r>
+        <w:t>OpenAPI</w:t>
+      </w:r>
+      <w:proofErr w:type="spellEnd"/>
+      <w:r>
+        <w:t xml:space="preserve"> specifikáció generálására a definiált útvonalak, sémák és típusannotációk alapján. Ez </w:t>
+      </w:r>
+      <w:r>
         <w:lastRenderedPageBreak/>
-        <w:t>Feladatkiírás</w:t>
-      </w:r>
-    </w:p>
-    <w:p>
-      <w:pPr>
-        <w:rPr>
-          <w:rFonts w:ascii="Times New Roman" w:hAnsi="Times New Roman" w:cs="Times New Roman"/>
-          <w:sz w:val="28"/>
-          <w:szCs w:val="28"/>
-        </w:rPr>
-      </w:pPr>
-      <w:r>
-        <w:rPr>
-          <w:rFonts w:ascii="Times New Roman" w:hAnsi="Times New Roman" w:cs="Times New Roman"/>
-          <w:sz w:val="28"/>
-          <w:szCs w:val="28"/>
-        </w:rPr>
-        <w:t>Feladatom egy webes keretbe foglalt szabaduló szoba játék megírása volt, melynek a pályát leíró adat struktúráját és a játékban dinamikusan változó játékelemek grafikai megjelenését a mesterséges intelligencia generálja.</w:t>
-      </w:r>
-    </w:p>
-    <w:p>
-      <w:pPr>
-        <w:rPr>
-          <w:rFonts w:ascii="Times New Roman" w:hAnsi="Times New Roman" w:cs="Times New Roman"/>
-          <w:sz w:val="28"/>
-          <w:szCs w:val="28"/>
-        </w:rPr>
-      </w:pPr>
-      <w:r>
-        <w:rPr>
-          <w:rFonts w:ascii="Times New Roman" w:hAnsi="Times New Roman" w:cs="Times New Roman"/>
-          <w:sz w:val="28"/>
-          <w:szCs w:val="28"/>
-        </w:rPr>
-        <w:tab/>
-      </w:r>
-      <w:r>
-        <w:rPr>
-          <w:rFonts w:ascii="Times New Roman" w:hAnsi="Times New Roman" w:cs="Times New Roman"/>
-          <w:sz w:val="28"/>
-          <w:szCs w:val="28"/>
-        </w:rPr>
-        <w:t>Itt lehetne most mesélni nagyvonalakban az alkalmazásról mint a játék részéről meg a webes körítésről</w:t>
-      </w:r>
-    </w:p>
-    <w:p>
-      <w:pPr>
-        <w:rPr>
-          <w:rFonts w:ascii="Times New Roman" w:hAnsi="Times New Roman" w:cs="Times New Roman"/>
-          <w:color w:val="EE0000"/>
-          <w:sz w:val="28"/>
-          <w:szCs w:val="28"/>
-        </w:rPr>
-      </w:pPr>
-      <w:r>
-        <w:rPr>
-          <w:rFonts w:ascii="Times New Roman" w:hAnsi="Times New Roman" w:cs="Times New Roman"/>
-          <w:color w:val="EE0000"/>
-          <w:sz w:val="28"/>
-          <w:szCs w:val="28"/>
-        </w:rPr>
-        <w:t>TODO: Sorközök beállítása meg a header után sor távolság</w:t>
-      </w:r>
+        <w:t xml:space="preserve">megkönnyíti az API dokumentálását és az interfészek áttekinthetőségét. A választás azért esett erre a keretrendszerre, mert a </w:t>
+      </w:r>
+      <w:proofErr w:type="spellStart"/>
+      <w:r>
+        <w:t>Flaskkal</w:t>
+      </w:r>
+      <w:proofErr w:type="spellEnd"/>
+      <w:r>
+        <w:t xml:space="preserve"> szemben erősebben épít a típusosságra, ami biztonságosabb és átláthatóbb API-fejlesztést tesz lehetővé.</w:t>
+      </w:r>
+    </w:p>
+    <w:p>
+      <w:pPr>
+        <w:pStyle w:val="Szakdolgozath3"/>
+      </w:pPr>
+      <w:proofErr w:type="spellStart"/>
+      <w:r>
+        <w:t>SQLAlchemy</w:t>
+      </w:r>
+      <w:proofErr w:type="spellEnd"/>
+      <w:r>
+        <w:t xml:space="preserve"> és </w:t>
+      </w:r>
+      <w:proofErr w:type="spellStart"/>
+      <w:r>
+        <w:t>Alembic</w:t>
+      </w:r>
+      <w:proofErr w:type="spellEnd"/>
+    </w:p>
+    <w:p>
+      <w:pPr>
+        <w:pStyle w:val="Szakdolgozatbekezds"/>
+      </w:pPr>
+      <w:r>
+        <w:t xml:space="preserve">Az adatbázisréteg kezelésére a </w:t>
+      </w:r>
+      <w:proofErr w:type="spellStart"/>
+      <w:r>
+        <w:t>SQLAlchemy</w:t>
+      </w:r>
+      <w:proofErr w:type="spellEnd"/>
+      <w:r>
+        <w:t xml:space="preserve"> ORM (</w:t>
+      </w:r>
+      <w:proofErr w:type="spellStart"/>
+      <w:r>
+        <w:t>Object-Relational</w:t>
+      </w:r>
+      <w:proofErr w:type="spellEnd"/>
+      <w:r>
+        <w:t xml:space="preserve"> </w:t>
+      </w:r>
+      <w:proofErr w:type="spellStart"/>
+      <w:r>
+        <w:t>Mapping</w:t>
+      </w:r>
+      <w:proofErr w:type="spellEnd"/>
+      <w:r>
+        <w:t>) került alkalmazásra, amely lehetővé teszi a relációs adatmodell objektumorientált kezelését. Ennek köszönhetően az adatbázissal való kommunikáció során nem minden esetben szükséges alacsony szintű SQL utasítások közvetlen írása, mivel az adatszerkezetek Python objektumokon keresztül is kezelhetők. Ez átláthatóbbá és karbantarthatóbbá teszi a backend oldali adatkezelési logikát.</w:t>
+      </w:r>
+    </w:p>
+    <w:p>
+      <w:pPr>
+        <w:pStyle w:val="Szakdolgozatbekezds"/>
+      </w:pPr>
+      <w:r>
+        <w:t xml:space="preserve">Az adatbázisséma változásainak nyomon követésére és a migrációk kezelésére az </w:t>
+      </w:r>
+      <w:proofErr w:type="spellStart"/>
+      <w:r>
+        <w:t>Alembic</w:t>
+      </w:r>
+      <w:proofErr w:type="spellEnd"/>
+      <w:r>
+        <w:t xml:space="preserve"> került felhasználásra. Az </w:t>
+      </w:r>
+      <w:proofErr w:type="spellStart"/>
+      <w:r>
+        <w:t>Alembic</w:t>
+      </w:r>
+      <w:proofErr w:type="spellEnd"/>
+      <w:r>
+        <w:t xml:space="preserve"> a háttérben SQL műveleteket hajt végre, ugyanakkor strukturált és verziókövethető formában támogatja az adatbázis sémafejlődésének kezelését. Ez különösen hasznos a projekt folyamatos fejlesztése során, amikor az entitások és kapcsolatok idővel módosulhatnak.</w:t>
+      </w:r>
+    </w:p>
+    <w:p>
+      <w:pPr>
+        <w:pStyle w:val="Szakdolgozath3"/>
+      </w:pPr>
+      <w:r>
+        <w:t>JWT alapú autentikáció</w:t>
+      </w:r>
+    </w:p>
+    <w:p>
+      <w:pPr>
+        <w:pStyle w:val="Szakdolgozatbekezds"/>
+      </w:pPr>
+      <w:r>
+        <w:t xml:space="preserve">A felhasználók hitelesítése JSON Web </w:t>
+      </w:r>
+      <w:proofErr w:type="spellStart"/>
+      <w:r>
+        <w:t>Token</w:t>
+      </w:r>
+      <w:proofErr w:type="spellEnd"/>
+      <w:r>
+        <w:t xml:space="preserve"> (JWT) alapú megoldással történik, amely RS256 algoritmust alkalmazó, nyilvános és privát kulcspáron alapuló aláírással került megvalósításra. Ez biztosítja, hogy a kliensoldali alkalmazás a bejelentkezést követően biztonságos módon férjen hozzá a védett erőforrásokhoz, miközben a szerver ellenőrizni tudja a </w:t>
+      </w:r>
+      <w:proofErr w:type="spellStart"/>
+      <w:r>
+        <w:t>tokenek</w:t>
+      </w:r>
+      <w:proofErr w:type="spellEnd"/>
+      <w:r>
+        <w:t xml:space="preserve"> hitelességét és érvényességét.</w:t>
+      </w:r>
+    </w:p>
+    <w:p>
+      <w:pPr>
+        <w:pStyle w:val="Szakdolgozatbekezds"/>
+      </w:pPr>
+      <w:r>
+        <w:t>Egy fontos pontosítás: itt nem igazán </w:t>
+      </w:r>
+      <w:proofErr w:type="spellStart"/>
+      <w:r>
+        <w:t>async</w:t>
+      </w:r>
+      <w:proofErr w:type="spellEnd"/>
+      <w:r>
+        <w:t xml:space="preserve"> titkosításról van szó, hanem aszimmetrikus kulcsú aláírásról. Ha akarod, ezt még tudom kicsit egyszerűbb vagy kicsit akadémikusabb stílusra is húzni.</w:t>
+      </w:r>
+    </w:p>
+    <w:p>
+      <w:pPr>
+        <w:pStyle w:val="Szakdolgozath2"/>
+      </w:pPr>
+      <w:bookmarkStart w:id="6" w:name="_Toc225005160"/>
+      <w:r>
+        <w:t>Valós idejű kommunikáció</w:t>
+      </w:r>
+      <w:bookmarkEnd w:id="6"/>
+    </w:p>
+    <w:p>
+      <w:pPr>
+        <w:pStyle w:val="Szakdolgozatbekezds"/>
+      </w:pPr>
+      <w:r>
+        <w:t>A rendszer egyes folyamatai, különösen a hosszabb ideig tartó pályagenerálás, valós idejű visszajelzést igényelnek. Ennek megvalósítására külön kommunikációs szerver került kialakításra.</w:t>
+      </w:r>
+    </w:p>
+    <w:p>
+      <w:pPr>
+        <w:pStyle w:val="Szakdolgozath3"/>
+      </w:pPr>
+      <w:proofErr w:type="spellStart"/>
+      <w:r>
+        <w:lastRenderedPageBreak/>
+        <w:t>Node.js</w:t>
+      </w:r>
+      <w:proofErr w:type="spellEnd"/>
+    </w:p>
+    <w:p>
+      <w:pPr>
+        <w:pStyle w:val="Szakdolgozatbekezds"/>
+      </w:pPr>
+      <w:r>
+        <w:t>A valós idejű kommunikációs réteg Node.js környezetben fut. A Node.js egy JavaScript futtatókörnyezet, amelyet a Chrome V8 motorjára építettek, és amely különösen jól használható hálózati</w:t>
+      </w:r>
+      <w:r>
+        <w:t xml:space="preserve"> és</w:t>
+      </w:r>
+      <w:r>
+        <w:t xml:space="preserve"> </w:t>
+      </w:r>
+      <w:proofErr w:type="spellStart"/>
+      <w:r>
+        <w:t>eseményvezérelt</w:t>
+      </w:r>
+      <w:proofErr w:type="spellEnd"/>
+      <w:r>
+        <w:t xml:space="preserve"> alkalmazások fejlesztésére. Működésének egyik legfontosabb jellemzője a nem blokkoló I/O-kezelés, amely lehetővé teszi, hogy a szerver egyszerre több klienskapcsolatot is hatékonyan kezeljen anélkül, hogy minden kérés külön végrehajtási szálat igényelne.</w:t>
+      </w:r>
+    </w:p>
+    <w:p>
+      <w:pPr>
+        <w:pStyle w:val="Szakdolgozath3"/>
+      </w:pPr>
+      <w:r>
+        <w:t>Express</w:t>
+      </w:r>
+    </w:p>
+    <w:p>
+      <w:pPr>
+        <w:pStyle w:val="Szakdolgozatbekezds"/>
+      </w:pPr>
+      <w:r>
+        <w:t xml:space="preserve">A </w:t>
+      </w:r>
+      <w:proofErr w:type="spellStart"/>
+      <w:r>
+        <w:t>websocket</w:t>
+      </w:r>
+      <w:proofErr w:type="spellEnd"/>
+      <w:r>
+        <w:t xml:space="preserve"> szerver HTTP végpontjainak és alapvető kiszolgálási logikájának megvalósítására az Express keretrendszer került felhasználásra. Az Express egyszerű és könnyen bővíthető megoldást nyújt a szerveroldali kommunikációs réteg számára.</w:t>
+      </w:r>
+    </w:p>
+    <w:p>
+      <w:pPr>
+        <w:pStyle w:val="Szakdolgozath3"/>
+      </w:pPr>
+      <w:r>
+        <w:t>Socket.IO</w:t>
+      </w:r>
+    </w:p>
+    <w:p>
+      <w:pPr>
+        <w:pStyle w:val="Szakdolgozatbekezds"/>
+      </w:pPr>
+      <w:r>
+        <w:t>A szerver és a kliens közötti valós idejű eseményalapú kommunikációt a Socket.IO biztosítja. Ennek segítségével a frontend folyamatos tájékoztatást kaphat például a pályagenerálás aktuális állapotáról.</w:t>
+      </w:r>
+    </w:p>
+    <w:p>
+      <w:pPr>
+        <w:pStyle w:val="Szakdolgozath2"/>
+      </w:pPr>
+      <w:bookmarkStart w:id="7" w:name="_Toc225005161"/>
+      <w:r>
+        <w:t>Adatkezelés és tárolás</w:t>
+      </w:r>
+      <w:bookmarkEnd w:id="7"/>
+    </w:p>
+    <w:p>
+      <w:pPr>
+        <w:pStyle w:val="Szakdolgozatbekezds"/>
+      </w:pPr>
+      <w:r>
+        <w:t>A rendszer működése során egyszerre szükséges strukturált adatok és fájlalapú erőforrások tárolása. Ennek megfelelően külön technológiák szolgálnak a relációs adatok és a generált állományok kezelésére.</w:t>
+      </w:r>
+    </w:p>
+    <w:p>
+      <w:pPr>
+        <w:pStyle w:val="Szakdolgozath3"/>
+      </w:pPr>
+      <w:proofErr w:type="spellStart"/>
+      <w:r>
+        <w:t>PostgreSQL</w:t>
+      </w:r>
+      <w:proofErr w:type="spellEnd"/>
+    </w:p>
+    <w:p>
+      <w:pPr>
+        <w:pStyle w:val="Szakdolgozatbekezds"/>
+      </w:pPr>
+      <w:r>
+        <w:t xml:space="preserve">A strukturált adatok tárolására </w:t>
+      </w:r>
+      <w:proofErr w:type="spellStart"/>
+      <w:r>
+        <w:t>PostgreSQL</w:t>
+      </w:r>
+      <w:proofErr w:type="spellEnd"/>
+      <w:r>
+        <w:t xml:space="preserve"> adatbázis-kezelő rendszer szolgál. Ebben kerülnek eltárolásra például a felhasználói adatok, a </w:t>
+      </w:r>
+      <w:proofErr w:type="spellStart"/>
+      <w:r>
+        <w:t>tokenekhez</w:t>
+      </w:r>
+      <w:proofErr w:type="spellEnd"/>
+      <w:r>
+        <w:t xml:space="preserve"> kapcsolódó információk, valamint a pályákhoz tartozó metaadatok és statisztikák.</w:t>
+      </w:r>
+    </w:p>
+    <w:p>
+      <w:pPr>
+        <w:pStyle w:val="Szakdolgozath3"/>
+      </w:pPr>
+      <w:proofErr w:type="spellStart"/>
+      <w:r>
+        <w:t>MinIO</w:t>
+      </w:r>
+      <w:proofErr w:type="spellEnd"/>
+    </w:p>
+    <w:p>
+      <w:pPr>
+        <w:pStyle w:val="Szakdolgozatbekezds"/>
+      </w:pPr>
+      <w:r>
+        <w:t xml:space="preserve">A generált fájlok, például a pályákhoz tartozó JSON állományok és képi erőforrások tárolására </w:t>
+      </w:r>
+      <w:proofErr w:type="spellStart"/>
+      <w:r>
+        <w:t>MinIO</w:t>
+      </w:r>
+      <w:proofErr w:type="spellEnd"/>
+      <w:r>
+        <w:t xml:space="preserve"> objektumtároló került alkalmazásra. A </w:t>
+      </w:r>
+      <w:proofErr w:type="spellStart"/>
+      <w:r>
+        <w:t>MinIO</w:t>
+      </w:r>
+      <w:proofErr w:type="spellEnd"/>
+      <w:r>
+        <w:t xml:space="preserve"> egy S3-kompatibilis objektumtárolási megoldás, amely működésében az Amazon Web </w:t>
+      </w:r>
+      <w:proofErr w:type="spellStart"/>
+      <w:r>
+        <w:t>Services</w:t>
+      </w:r>
+      <w:proofErr w:type="spellEnd"/>
+      <w:r>
+        <w:t xml:space="preserve"> </w:t>
+      </w:r>
+      <w:r>
+        <w:lastRenderedPageBreak/>
+        <w:t>társzolgáltatásaihoz hasonló módon használható. Ez lehetővé teszi, hogy a fájlok kezelése elkülönüljön a relációs adatbázistól, így a strukturált adatok és a bináris állományok tárolása külön rétegben valósulhat meg.</w:t>
+      </w:r>
+    </w:p>
+    <w:p>
+      <w:pPr>
+        <w:pStyle w:val="Szakdolgozath2"/>
+      </w:pPr>
+      <w:bookmarkStart w:id="8" w:name="_Toc225005162"/>
+      <w:r>
+        <w:t>MI integráció</w:t>
+      </w:r>
+      <w:bookmarkEnd w:id="8"/>
+    </w:p>
+    <w:p>
+      <w:pPr>
+        <w:pStyle w:val="Szakdolgozatbekezds"/>
+      </w:pPr>
+      <w:r>
+        <w:t>A rendszer egyik legfontosabb sajátossága, hogy a pályagenerálás és bizonyos erőforrások előállítása mesterséges intelligencia segítségével történik. Ez a projekt központi innovatív eleme, ezért külön technológiai kategóriaként is indokolt kezelni.</w:t>
+      </w:r>
+    </w:p>
+    <w:p>
+      <w:pPr>
+        <w:pStyle w:val="Szakdolgozath3"/>
+      </w:pPr>
+      <w:proofErr w:type="spellStart"/>
+      <w:r>
+        <w:t>OpenAI</w:t>
+      </w:r>
+      <w:proofErr w:type="spellEnd"/>
+      <w:r>
+        <w:t xml:space="preserve"> API</w:t>
+      </w:r>
+    </w:p>
+    <w:p>
+      <w:pPr>
+        <w:pStyle w:val="Szakdolgozatbekezds"/>
+      </w:pPr>
+      <w:r>
+        <w:t xml:space="preserve">A mesterséges intelligencia alapú funkciók megvalósítása az </w:t>
+      </w:r>
+      <w:proofErr w:type="spellStart"/>
+      <w:r>
+        <w:t>OpenAI</w:t>
+      </w:r>
+      <w:proofErr w:type="spellEnd"/>
+      <w:r>
+        <w:t xml:space="preserve"> API integrációjával történt. A rendszer ezt használja a pályák generálásához, valamint egyes grafikai elemek előállításához is. Az AI szolgáltatás backend oldali integrációja lehetővé teszi, hogy a generálási folyamat szervesen kapcsolódjon az alkalmazás többi komponenséhez.</w:t>
+      </w:r>
+    </w:p>
+    <w:p>
+      <w:pPr>
+        <w:pStyle w:val="Szakdolgozatbekezds"/>
+      </w:pPr>
+    </w:p>
+    <w:p>
+      <w:pPr>
+        <w:spacing w:line="360" w:lineRule="auto"/>
+        <w:jc w:val="both"/>
+        <w:rPr>
+          <w:rFonts w:ascii="Times New Roman" w:hAnsi="Times New Roman" w:cs="Times New Roman"/>
+          <w:sz w:val="24"/>
+          <w:szCs w:val="24"/>
+        </w:rPr>
+      </w:pPr>
     </w:p>
     <w:sectPr>
-      <w:footerReference w:type="default" r:id="rId6"/>
+      <w:footerReference w:type="default" r:id="rId7"/>
       <w:pgSz w:w="12240" w:h="15840" w:code="1"/>
       <w:pgMar w:top="1418" w:right="1418" w:bottom="1418" w:left="1418" w:header="720" w:footer="720" w:gutter="567"/>
       <w:pgNumType w:start="2"/>
@@ -654,11 +3470,6 @@
         <w:docPartUnique/>
       </w:docPartObj>
     </w:sdtPr>
-    <w:sdtEndPr>
-      <w:rPr>
-        <w:noProof/>
-      </w:rPr>
-    </w:sdtEndPr>
     <w:sdtContent>
       <w:p>
         <w:pPr>
@@ -675,15 +3486,9 @@
           <w:fldChar w:fldCharType="separate"/>
         </w:r>
         <w:r>
-          <w:rPr>
-            <w:noProof/>
-          </w:rPr>
           <w:t>2</w:t>
         </w:r>
         <w:r>
-          <w:rPr>
-            <w:noProof/>
-          </w:rPr>
           <w:fldChar w:fldCharType="end"/>
         </w:r>
       </w:p>
@@ -714,6 +3519,249 @@
     </w:p>
   </w:footnote>
 </w:footnotes>
+</file>
+
+<file path=word/numbering.xml><?xml version="1.0" encoding="utf-8"?>
+<w:numbering xmlns:wpc="http://schemas.microsoft.com/office/word/2010/wordprocessingCanvas" xmlns:cx="http://schemas.microsoft.com/office/drawing/2014/chartex" xmlns:cx1="http://schemas.microsoft.com/office/drawing/2015/9/8/chartex" xmlns:cx2="http://schemas.microsoft.com/office/drawing/2015/10/21/chartex" xmlns:cx3="http://schemas.microsoft.com/office/drawing/2016/5/9/chartex" xmlns:cx4="http://schemas.microsoft.com/office/drawing/2016/5/10/chartex" xmlns:cx5="http://schemas.microsoft.com/office/drawing/2016/5/11/chartex" xmlns:cx6="http://schemas.microsoft.com/office/drawing/2016/5/12/chartex" xmlns:cx7="http://schemas.microsoft.com/office/drawing/2016/5/13/chartex" xmlns:cx8="http://schemas.microsoft.com/office/drawing/2016/5/14/chartex" xmlns:mc="http://schemas.openxmlformats.org/markup-compatibility/2006" xmlns:aink="http://schemas.microsoft.com/office/drawing/2016/ink" xmlns:am3d="http://schemas.microsoft.com/office/drawing/2017/model3d" xmlns:o="urn:schemas-microsoft-com:office:office" xmlns:oel="http://schemas.microsoft.com/office/2019/extlst" xmlns:r="http://schemas.openxmlformats.org/officeDocument/2006/relationships" xmlns:m="http://schemas.openxmlformats.org/officeDocument/2006/math" xmlns:v="urn:schemas-microsoft-com:vml" xmlns:wp14="http://schemas.microsoft.com/office/word/2010/wordprocessingDrawing" xmlns:wp="http://schemas.openxmlformats.org/drawingml/2006/wordprocessingDrawing" xmlns:w10="urn:schemas-microsoft-com:office:word" xmlns:w="http://schemas.openxmlformats.org/wordprocessingml/2006/main" xmlns:w14="http://schemas.microsoft.com/office/word/2010/wordml" xmlns:w15="http://schemas.microsoft.com/office/word/2012/wordml" xmlns:w16cex="http://schemas.microsoft.com/office/word/2018/wordml/cex" xmlns:w16cid="http://schemas.microsoft.com/office/word/2016/wordml/cid" xmlns:w16="http://schemas.microsoft.com/office/word/2018/wordml" xmlns:w16du="http://schemas.microsoft.com/office/word/2023/wordml/word16du" xmlns:w16sdtdh="http://schemas.microsoft.com/office/word/2020/wordml/sdtdatahash" xmlns:w16sdtfl="http://schemas.microsoft.com/office/word/2024/wordml/sdtformatlock" xmlns:w16se="http://schemas.microsoft.com/office/word/2015/wordml/symex" xmlns:wpg="http://schemas.microsoft.com/office/word/2010/wordprocessingGroup" xmlns:wpi="http://schemas.microsoft.com/office/word/2010/wordprocessingInk" xmlns:wne="http://schemas.microsoft.com/office/word/2006/wordml" xmlns:wps="http://schemas.microsoft.com/office/word/2010/wordprocessingShape" mc:Ignorable="w14 w15 w16se w16cid w16 w16cex w16sdtdh w16sdtfl w16du wp14">
+  <w:abstractNum w:abstractNumId="0" w15:restartNumberingAfterBreak="0">
+    <w:nsid w:val="00654749"/>
+    <w:multiLevelType w:val="multilevel"/>
+    <w:tmpl w:val="0BAE8CE8"/>
+    <w:lvl w:ilvl="0">
+      <w:start w:val="1"/>
+      <w:numFmt w:val="decimal"/>
+      <w:lvlText w:val="%1."/>
+      <w:lvlJc w:val="left"/>
+      <w:pPr>
+        <w:ind w:left="360" w:hanging="360"/>
+      </w:pPr>
+      <w:rPr>
+        <w:rFonts w:hint="default"/>
+      </w:rPr>
+    </w:lvl>
+    <w:lvl w:ilvl="1">
+      <w:start w:val="1"/>
+      <w:numFmt w:val="decimal"/>
+      <w:lvlText w:val="%1.%2."/>
+      <w:lvlJc w:val="left"/>
+      <w:pPr>
+        <w:ind w:left="792" w:hanging="432"/>
+      </w:pPr>
+      <w:rPr>
+        <w:rFonts w:hint="default"/>
+      </w:rPr>
+    </w:lvl>
+    <w:lvl w:ilvl="2">
+      <w:start w:val="1"/>
+      <w:numFmt w:val="decimal"/>
+      <w:lvlText w:val="%1.%2.%3."/>
+      <w:lvlJc w:val="left"/>
+      <w:pPr>
+        <w:ind w:left="1224" w:hanging="504"/>
+      </w:pPr>
+      <w:rPr>
+        <w:rFonts w:hint="default"/>
+      </w:rPr>
+    </w:lvl>
+    <w:lvl w:ilvl="3">
+      <w:start w:val="1"/>
+      <w:numFmt w:val="decimal"/>
+      <w:lvlText w:val="%1.%2.%3.%4."/>
+      <w:lvlJc w:val="left"/>
+      <w:pPr>
+        <w:ind w:left="1728" w:hanging="648"/>
+      </w:pPr>
+      <w:rPr>
+        <w:rFonts w:hint="default"/>
+      </w:rPr>
+    </w:lvl>
+    <w:lvl w:ilvl="4">
+      <w:start w:val="1"/>
+      <w:numFmt w:val="decimal"/>
+      <w:lvlText w:val="%1.%2.%3.%4.%5."/>
+      <w:lvlJc w:val="left"/>
+      <w:pPr>
+        <w:ind w:left="2232" w:hanging="792"/>
+      </w:pPr>
+      <w:rPr>
+        <w:rFonts w:hint="default"/>
+      </w:rPr>
+    </w:lvl>
+    <w:lvl w:ilvl="5">
+      <w:start w:val="1"/>
+      <w:numFmt w:val="decimal"/>
+      <w:lvlText w:val="%1.%2.%3.%4.%5.%6."/>
+      <w:lvlJc w:val="left"/>
+      <w:pPr>
+        <w:ind w:left="2736" w:hanging="936"/>
+      </w:pPr>
+      <w:rPr>
+        <w:rFonts w:hint="default"/>
+      </w:rPr>
+    </w:lvl>
+    <w:lvl w:ilvl="6">
+      <w:start w:val="1"/>
+      <w:numFmt w:val="decimal"/>
+      <w:lvlText w:val="%1.%2.%3.%4.%5.%6.%7."/>
+      <w:lvlJc w:val="left"/>
+      <w:pPr>
+        <w:ind w:left="3240" w:hanging="1080"/>
+      </w:pPr>
+      <w:rPr>
+        <w:rFonts w:hint="default"/>
+      </w:rPr>
+    </w:lvl>
+    <w:lvl w:ilvl="7">
+      <w:start w:val="1"/>
+      <w:numFmt w:val="decimal"/>
+      <w:lvlText w:val="%1.%2.%3.%4.%5.%6.%7.%8."/>
+      <w:lvlJc w:val="left"/>
+      <w:pPr>
+        <w:ind w:left="3744" w:hanging="1224"/>
+      </w:pPr>
+      <w:rPr>
+        <w:rFonts w:hint="default"/>
+      </w:rPr>
+    </w:lvl>
+    <w:lvl w:ilvl="8">
+      <w:start w:val="1"/>
+      <w:numFmt w:val="decimal"/>
+      <w:lvlText w:val="%1.%2.%3.%4.%5.%6.%7.%8.%9."/>
+      <w:lvlJc w:val="left"/>
+      <w:pPr>
+        <w:ind w:left="4320" w:hanging="1440"/>
+      </w:pPr>
+      <w:rPr>
+        <w:rFonts w:hint="default"/>
+      </w:rPr>
+    </w:lvl>
+  </w:abstractNum>
+  <w:abstractNum w:abstractNumId="1" w15:restartNumberingAfterBreak="0">
+    <w:nsid w:val="7B6C34D6"/>
+    <w:multiLevelType w:val="multilevel"/>
+    <w:tmpl w:val="643CAA50"/>
+    <w:lvl w:ilvl="0">
+      <w:start w:val="1"/>
+      <w:numFmt w:val="decimal"/>
+      <w:pStyle w:val="SzekdolgozatH1"/>
+      <w:lvlText w:val="%1."/>
+      <w:lvlJc w:val="left"/>
+      <w:pPr>
+        <w:ind w:left="357" w:hanging="357"/>
+      </w:pPr>
+      <w:rPr>
+        <w:rFonts w:hint="default"/>
+      </w:rPr>
+    </w:lvl>
+    <w:lvl w:ilvl="1">
+      <w:start w:val="1"/>
+      <w:numFmt w:val="decimal"/>
+      <w:pStyle w:val="Szakdolgozath2"/>
+      <w:lvlText w:val="%1.%2."/>
+      <w:lvlJc w:val="left"/>
+      <w:pPr>
+        <w:ind w:left="357" w:hanging="357"/>
+      </w:pPr>
+      <w:rPr>
+        <w:rFonts w:hint="default"/>
+      </w:rPr>
+    </w:lvl>
+    <w:lvl w:ilvl="2">
+      <w:start w:val="1"/>
+      <w:numFmt w:val="decimal"/>
+      <w:pStyle w:val="Szakdolgozath3"/>
+      <w:lvlText w:val="%1.%2.%3"/>
+      <w:lvlJc w:val="left"/>
+      <w:pPr>
+        <w:ind w:left="357" w:hanging="357"/>
+      </w:pPr>
+      <w:rPr>
+        <w:rFonts w:hint="default"/>
+      </w:rPr>
+    </w:lvl>
+    <w:lvl w:ilvl="3">
+      <w:start w:val="1"/>
+      <w:numFmt w:val="decimal"/>
+      <w:lvlText w:val="%1.%2.%3.%4."/>
+      <w:lvlJc w:val="left"/>
+      <w:pPr>
+        <w:ind w:left="1428" w:hanging="357"/>
+      </w:pPr>
+      <w:rPr>
+        <w:rFonts w:hint="default"/>
+      </w:rPr>
+    </w:lvl>
+    <w:lvl w:ilvl="4">
+      <w:start w:val="1"/>
+      <w:numFmt w:val="decimal"/>
+      <w:lvlText w:val="%1.%2.%3.%4.%5."/>
+      <w:lvlJc w:val="left"/>
+      <w:pPr>
+        <w:ind w:left="1785" w:hanging="357"/>
+      </w:pPr>
+      <w:rPr>
+        <w:rFonts w:hint="default"/>
+      </w:rPr>
+    </w:lvl>
+    <w:lvl w:ilvl="5">
+      <w:start w:val="1"/>
+      <w:numFmt w:val="decimal"/>
+      <w:lvlText w:val="%1.%2.%3.%4.%5.%6."/>
+      <w:lvlJc w:val="left"/>
+      <w:pPr>
+        <w:ind w:left="2142" w:hanging="357"/>
+      </w:pPr>
+      <w:rPr>
+        <w:rFonts w:hint="default"/>
+      </w:rPr>
+    </w:lvl>
+    <w:lvl w:ilvl="6">
+      <w:start w:val="1"/>
+      <w:numFmt w:val="decimal"/>
+      <w:lvlText w:val="%1.%2.%3.%4.%5.%6.%7."/>
+      <w:lvlJc w:val="left"/>
+      <w:pPr>
+        <w:ind w:left="2499" w:hanging="357"/>
+      </w:pPr>
+      <w:rPr>
+        <w:rFonts w:hint="default"/>
+      </w:rPr>
+    </w:lvl>
+    <w:lvl w:ilvl="7">
+      <w:start w:val="1"/>
+      <w:numFmt w:val="decimal"/>
+      <w:lvlText w:val="%1.%2.%3.%4.%5.%6.%7.%8."/>
+      <w:lvlJc w:val="left"/>
+      <w:pPr>
+        <w:ind w:left="2856" w:hanging="357"/>
+      </w:pPr>
+      <w:rPr>
+        <w:rFonts w:hint="default"/>
+      </w:rPr>
+    </w:lvl>
+    <w:lvl w:ilvl="8">
+      <w:start w:val="1"/>
+      <w:numFmt w:val="decimal"/>
+      <w:lvlText w:val="%1.%2.%3.%4.%5.%6.%7.%8.%9."/>
+      <w:lvlJc w:val="left"/>
+      <w:pPr>
+        <w:ind w:left="3213" w:hanging="357"/>
+      </w:pPr>
+      <w:rPr>
+        <w:rFonts w:hint="default"/>
+      </w:rPr>
+    </w:lvl>
+  </w:abstractNum>
+  <w:num w:numId="1" w16cid:durableId="1477646002">
+    <w:abstractNumId w:val="0"/>
+  </w:num>
+  <w:num w:numId="2" w16cid:durableId="794058620">
+    <w:abstractNumId w:val="0"/>
+  </w:num>
+  <w:num w:numId="3" w16cid:durableId="625625629">
+    <w:abstractNumId w:val="1"/>
+  </w:num>
+</w:numbering>
 </file>
 
 <file path=word/styles.xml><?xml version="1.0" encoding="utf-8"?>
@@ -1112,7 +4160,7 @@
   <w:style w:type="paragraph" w:default="1" w:styleId="Normal">
     <w:name w:val="Normal"/>
     <w:qFormat/>
-    <w:rsid w:val="001C0538"/>
+    <w:rsid w:val="006051AC"/>
     <w:rPr>
       <w:lang w:val="hu-HU"/>
     </w:rPr>
@@ -1874,6 +4922,167 @@
       <w:lang w:eastAsia="hu-HU"/>
       <w14:ligatures w14:val="none"/>
     </w:rPr>
+  </w:style>
+  <w:style w:type="paragraph" w:styleId="TOCHeading">
+    <w:name w:val="TOC Heading"/>
+    <w:basedOn w:val="Heading1"/>
+    <w:next w:val="Normal"/>
+    <w:uiPriority w:val="39"/>
+    <w:unhideWhenUsed/>
+    <w:qFormat/>
+    <w:rsid w:val="00BC333B"/>
+    <w:pPr>
+      <w:spacing w:before="240" w:after="0" w:line="259" w:lineRule="auto"/>
+      <w:outlineLvl w:val="9"/>
+    </w:pPr>
+    <w:rPr>
+      <w:kern w:val="0"/>
+      <w:sz w:val="32"/>
+      <w:szCs w:val="32"/>
+      <w:lang w:val="en-US"/>
+      <w14:ligatures w14:val="none"/>
+    </w:rPr>
+  </w:style>
+  <w:style w:type="paragraph" w:customStyle="1" w:styleId="SzekdolgozatH1">
+    <w:name w:val="Szekdolgozat H1"/>
+    <w:basedOn w:val="Heading1"/>
+    <w:qFormat/>
+    <w:rsid w:val="006051AC"/>
+    <w:pPr>
+      <w:numPr>
+        <w:numId w:val="3"/>
+      </w:numPr>
+      <w:spacing w:before="280" w:after="280"/>
+    </w:pPr>
+    <w:rPr>
+      <w:rFonts w:ascii="Times New Roman" w:hAnsi="Times New Roman" w:cs="Arial"/>
+      <w:b/>
+      <w:bCs/>
+      <w:iCs/>
+      <w:color w:val="000000" w:themeColor="text1"/>
+      <w:sz w:val="28"/>
+      <w:szCs w:val="28"/>
+    </w:rPr>
+  </w:style>
+  <w:style w:type="paragraph" w:customStyle="1" w:styleId="Szakdolgozatbekezds">
+    <w:name w:val="Szakdolgozat bekezdés"/>
+    <w:basedOn w:val="Normal"/>
+    <w:qFormat/>
+    <w:rsid w:val="00DB774B"/>
+    <w:pPr>
+      <w:spacing w:line="360" w:lineRule="auto"/>
+      <w:jc w:val="both"/>
+    </w:pPr>
+    <w:rPr>
+      <w:rFonts w:ascii="Times New Roman" w:hAnsi="Times New Roman" w:cs="Times New Roman"/>
+      <w:sz w:val="24"/>
+      <w:szCs w:val="24"/>
+    </w:rPr>
+  </w:style>
+  <w:style w:type="paragraph" w:customStyle="1" w:styleId="Szakdolgozath2">
+    <w:name w:val="Szakdolgozat h2"/>
+    <w:basedOn w:val="Heading2"/>
+    <w:qFormat/>
+    <w:rsid w:val="00F975A5"/>
+    <w:pPr>
+      <w:numPr>
+        <w:ilvl w:val="1"/>
+        <w:numId w:val="3"/>
+      </w:numPr>
+      <w:spacing w:before="280" w:after="200"/>
+    </w:pPr>
+    <w:rPr>
+      <w:rFonts w:ascii="Times New Roman" w:hAnsi="Times New Roman"/>
+      <w:b/>
+      <w:color w:val="000000" w:themeColor="text1"/>
+      <w:sz w:val="24"/>
+    </w:rPr>
+  </w:style>
+  <w:style w:type="paragraph" w:styleId="TOC1">
+    <w:name w:val="toc 1"/>
+    <w:basedOn w:val="Normal"/>
+    <w:next w:val="Normal"/>
+    <w:autoRedefine/>
+    <w:uiPriority w:val="39"/>
+    <w:unhideWhenUsed/>
+    <w:rsid w:val="00F975A5"/>
+    <w:pPr>
+      <w:spacing w:after="100"/>
+    </w:pPr>
+  </w:style>
+  <w:style w:type="paragraph" w:styleId="TOC2">
+    <w:name w:val="toc 2"/>
+    <w:basedOn w:val="Normal"/>
+    <w:next w:val="Normal"/>
+    <w:autoRedefine/>
+    <w:uiPriority w:val="39"/>
+    <w:unhideWhenUsed/>
+    <w:rsid w:val="00F975A5"/>
+    <w:pPr>
+      <w:spacing w:after="100"/>
+      <w:ind w:left="220"/>
+    </w:pPr>
+  </w:style>
+  <w:style w:type="character" w:styleId="Hyperlink">
+    <w:name w:val="Hyperlink"/>
+    <w:basedOn w:val="DefaultParagraphFont"/>
+    <w:uiPriority w:val="99"/>
+    <w:unhideWhenUsed/>
+    <w:rsid w:val="00F975A5"/>
+    <w:rPr>
+      <w:color w:val="0563C1" w:themeColor="hyperlink"/>
+      <w:u w:val="single"/>
+    </w:rPr>
+  </w:style>
+  <w:style w:type="paragraph" w:styleId="TOC3">
+    <w:name w:val="toc 3"/>
+    <w:basedOn w:val="Normal"/>
+    <w:next w:val="Normal"/>
+    <w:autoRedefine/>
+    <w:uiPriority w:val="39"/>
+    <w:unhideWhenUsed/>
+    <w:rsid w:val="00F975A5"/>
+    <w:pPr>
+      <w:spacing w:after="100" w:line="259" w:lineRule="auto"/>
+      <w:ind w:left="440"/>
+    </w:pPr>
+    <w:rPr>
+      <w:rFonts w:eastAsiaTheme="minorEastAsia" w:cs="Times New Roman"/>
+      <w:kern w:val="0"/>
+      <w:lang w:val="en-US"/>
+      <w14:ligatures w14:val="none"/>
+    </w:rPr>
+  </w:style>
+  <w:style w:type="paragraph" w:customStyle="1" w:styleId="Szakdolgozath3">
+    <w:name w:val="Szakdolgozat h3"/>
+    <w:basedOn w:val="Normal"/>
+    <w:next w:val="Normal"/>
+    <w:qFormat/>
+    <w:rsid w:val="009D25A5"/>
+    <w:pPr>
+      <w:numPr>
+        <w:ilvl w:val="2"/>
+        <w:numId w:val="3"/>
+      </w:numPr>
+      <w:spacing w:before="280" w:after="200"/>
+    </w:pPr>
+    <w:rPr>
+      <w:rFonts w:ascii="Times New Roman" w:hAnsi="Times New Roman"/>
+      <w:b/>
+      <w:sz w:val="24"/>
+    </w:rPr>
+  </w:style>
+  <w:style w:type="paragraph" w:customStyle="1" w:styleId="szmozatlanSzakdolgozath1">
+    <w:name w:val="(számozatlan) Szakdolgozat h1"/>
+    <w:basedOn w:val="SzekdolgozatH1"/>
+    <w:qFormat/>
+    <w:rsid w:val="006051AC"/>
+    <w:pPr>
+      <w:numPr>
+        <w:numId w:val="0"/>
+      </w:numPr>
+      <w:jc w:val="center"/>
+    </w:pPr>
   </w:style>
 </w:styles>
 </file>

--- a/Sazkdolgozat.docx
+++ b/Sazkdolgozat.docx
@@ -149,33 +149,47 @@
     <w:p/>
     <w:p>
       <w:pPr>
-        <w:pStyle w:val="dco2"/>
-        <w:rPr>
-          <w:lang w:val="hu-HU"/>
-        </w:rPr>
-      </w:pPr>
-      <w:r>
-        <w:rPr>
-          <w:lang w:val="hu-HU"/>
-        </w:rPr>
-        <w:t>Mesterséges intelligencia generálta</w:t>
-      </w:r>
-    </w:p>
-    <w:p>
-      <w:pPr>
-        <w:pStyle w:val="dco2"/>
-        <w:rPr>
-          <w:lang w:val="hu-HU"/>
-        </w:rPr>
-      </w:pPr>
-      <w:r>
-        <w:rPr>
-          <w:lang w:val="hu-HU"/>
-        </w:rPr>
-        <w:t>szabaduló szoba játék fejlesztés</w:t>
-      </w:r>
-    </w:p>
-    <w:p/>
+        <w:jc w:val="center"/>
+        <w:rPr>
+          <w:rFonts w:ascii="Times New Roman" w:eastAsia="Times New Roman" w:hAnsi="Times New Roman" w:cs="Times New Roman"/>
+          <w:b/>
+          <w:kern w:val="0"/>
+          <w:sz w:val="40"/>
+          <w:szCs w:val="40"/>
+          <w:lang w:eastAsia="hu-HU"/>
+          <w14:ligatures w14:val="none"/>
+        </w:rPr>
+      </w:pPr>
+      <w:r>
+        <w:rPr>
+          <w:rFonts w:ascii="Times New Roman" w:eastAsia="Times New Roman" w:hAnsi="Times New Roman" w:cs="Times New Roman"/>
+          <w:b/>
+          <w:kern w:val="0"/>
+          <w:sz w:val="40"/>
+          <w:szCs w:val="40"/>
+          <w:lang w:eastAsia="hu-HU"/>
+          <w14:ligatures w14:val="none"/>
+        </w:rPr>
+        <w:t>Mesterséges intelligenciával</w:t>
+      </w:r>
+    </w:p>
+    <w:p>
+      <w:pPr>
+        <w:jc w:val="center"/>
+      </w:pPr>
+      <w:r>
+        <w:rPr>
+          <w:rFonts w:ascii="Times New Roman" w:eastAsia="Times New Roman" w:hAnsi="Times New Roman" w:cs="Times New Roman"/>
+          <w:b/>
+          <w:kern w:val="0"/>
+          <w:sz w:val="40"/>
+          <w:szCs w:val="40"/>
+          <w:lang w:eastAsia="hu-HU"/>
+          <w14:ligatures w14:val="none"/>
+        </w:rPr>
+        <w:t>generált szabaduló szoba játék</w:t>
+      </w:r>
+    </w:p>
     <w:p/>
     <w:p/>
     <w:p/>
@@ -511,7 +525,7 @@
       <w:pPr>
         <w:pStyle w:val="szmozatlanSzakdolgozath1"/>
       </w:pPr>
-      <w:bookmarkStart w:id="0" w:name="_Toc225005154"/>
+      <w:bookmarkStart w:id="0" w:name="_Toc225185483"/>
       <w:r>
         <w:lastRenderedPageBreak/>
         <w:t>Feladatkiírás</w:t>
@@ -611,43 +625,7 @@
           <w:sz w:val="24"/>
           <w:szCs w:val="24"/>
         </w:rPr>
-        <w:t xml:space="preserve">Az alkalmazás nem csupán maga a játék, hanem egy teljes webes rendszerként működik. Lehetőséget biztosít felhasználói fiókok kezelésére, ahol a felhasználók saját pályákat generálhatnak. A pályagenerálás </w:t>
-      </w:r>
-      <w:proofErr w:type="spellStart"/>
-      <w:r>
-        <w:rPr>
-          <w:rFonts w:ascii="Times New Roman" w:hAnsi="Times New Roman" w:cs="Times New Roman"/>
-          <w:sz w:val="24"/>
-          <w:szCs w:val="24"/>
-        </w:rPr>
-        <w:t>token</w:t>
-      </w:r>
-      <w:proofErr w:type="spellEnd"/>
-      <w:r>
-        <w:rPr>
-          <w:rFonts w:ascii="Times New Roman" w:hAnsi="Times New Roman" w:cs="Times New Roman"/>
-          <w:sz w:val="24"/>
-          <w:szCs w:val="24"/>
-        </w:rPr>
-        <w:t xml:space="preserve"> alapú rendszerhez kötött, ahol a felhasználók </w:t>
-      </w:r>
-      <w:proofErr w:type="spellStart"/>
-      <w:r>
-        <w:rPr>
-          <w:rFonts w:ascii="Times New Roman" w:hAnsi="Times New Roman" w:cs="Times New Roman"/>
-          <w:sz w:val="24"/>
-          <w:szCs w:val="24"/>
-        </w:rPr>
-        <w:t>tokeneket</w:t>
-      </w:r>
-      <w:proofErr w:type="spellEnd"/>
-      <w:r>
-        <w:rPr>
-          <w:rFonts w:ascii="Times New Roman" w:hAnsi="Times New Roman" w:cs="Times New Roman"/>
-          <w:sz w:val="24"/>
-          <w:szCs w:val="24"/>
-        </w:rPr>
-        <w:t xml:space="preserve"> vásárolhatnak, és ezek felhasználásával indíthatják el az új pályák létrehozását.</w:t>
+        <w:t>Az alkalmazás nem csupán maga a játék, hanem egy teljes webes rendszerként működik. Lehetőséget biztosít felhasználói fiókok kezelésére, ahol a felhasználók saját pályákat generálhatnak. A pályagenerálás token alapú rendszerhez kötött, ahol a felhasználók tokeneket vásárolhatnak, és ezek felhasználásával indíthatják el az új pályák létrehozását.</w:t>
       </w:r>
     </w:p>
     <w:p>
@@ -687,43 +665,7 @@
           <w:sz w:val="24"/>
           <w:szCs w:val="24"/>
         </w:rPr>
-        <w:t xml:space="preserve">A pályagenerálási folyamatokhoz részletes statisztikai adatgyűjtés is kapcsolódik. A rendszer rögzíti többek között a generáláshoz, </w:t>
-      </w:r>
-      <w:proofErr w:type="spellStart"/>
-      <w:r>
-        <w:rPr>
-          <w:rFonts w:ascii="Times New Roman" w:hAnsi="Times New Roman" w:cs="Times New Roman"/>
-          <w:sz w:val="24"/>
-          <w:szCs w:val="24"/>
-        </w:rPr>
-        <w:t>validáláshoz</w:t>
-      </w:r>
-      <w:proofErr w:type="spellEnd"/>
-      <w:r>
-        <w:rPr>
-          <w:rFonts w:ascii="Times New Roman" w:hAnsi="Times New Roman" w:cs="Times New Roman"/>
-          <w:sz w:val="24"/>
-          <w:szCs w:val="24"/>
-        </w:rPr>
-        <w:t xml:space="preserve"> és esetleges javításokhoz felhasznált </w:t>
-      </w:r>
-      <w:proofErr w:type="spellStart"/>
-      <w:r>
-        <w:rPr>
-          <w:rFonts w:ascii="Times New Roman" w:hAnsi="Times New Roman" w:cs="Times New Roman"/>
-          <w:sz w:val="24"/>
-          <w:szCs w:val="24"/>
-        </w:rPr>
-        <w:t>tokenek</w:t>
-      </w:r>
-      <w:proofErr w:type="spellEnd"/>
-      <w:r>
-        <w:rPr>
-          <w:rFonts w:ascii="Times New Roman" w:hAnsi="Times New Roman" w:cs="Times New Roman"/>
-          <w:sz w:val="24"/>
-          <w:szCs w:val="24"/>
-        </w:rPr>
-        <w:t xml:space="preserve"> mennyiségét, valamint az egyes folyamatok időigényét. Ezek az adatok lehetőséget biztosítanak a rendszer működésének elemzésére és optimalizálására.</w:t>
+        <w:t>A pályagenerálási folyamatokhoz részletes statisztikai adatgyűjtés is kapcsolódik. A rendszer rögzíti többek között a generáláshoz, validáláshoz és esetleges javításokhoz felhasznált tokenek mennyiségét, valamint az egyes folyamatok időigényét. Ezek az adatok lehetőséget biztosítanak a rendszer működésének elemzésére és optimalizálására.</w:t>
       </w:r>
     </w:p>
     <w:p>
@@ -747,7 +689,7 @@
       <w:pPr>
         <w:pStyle w:val="szmozatlanSzakdolgozath1"/>
       </w:pPr>
-      <w:bookmarkStart w:id="1" w:name="_Toc225005155"/>
+      <w:bookmarkStart w:id="1" w:name="_Toc225185484"/>
       <w:r>
         <w:lastRenderedPageBreak/>
         <w:t>Tartalomjegyzék</w:t>
@@ -756,6 +698,15 @@
     </w:p>
     <w:sdt>
       <w:sdtPr>
+        <w:rPr>
+          <w:rFonts w:asciiTheme="minorHAnsi" w:eastAsiaTheme="minorHAnsi" w:hAnsiTheme="minorHAnsi" w:cstheme="minorBidi"/>
+          <w:color w:val="auto"/>
+          <w:kern w:val="2"/>
+          <w:sz w:val="22"/>
+          <w:szCs w:val="22"/>
+          <w:lang w:val="hu-HU"/>
+          <w14:ligatures w14:val="standardContextual"/>
+        </w:rPr>
         <w:id w:val="1358159470"/>
         <w:docPartObj>
           <w:docPartGallery w:val="Table of Contents"/>
@@ -764,16 +715,9 @@
       </w:sdtPr>
       <w:sdtEndPr>
         <w:rPr>
-          <w:rFonts w:asciiTheme="minorHAnsi" w:eastAsiaTheme="minorHAnsi" w:hAnsiTheme="minorHAnsi" w:cstheme="minorBidi"/>
           <w:b/>
           <w:bCs/>
           <w:noProof/>
-          <w:color w:val="auto"/>
-          <w:kern w:val="2"/>
-          <w:sz w:val="22"/>
-          <w:szCs w:val="22"/>
-          <w:lang w:val="hu-HU"/>
-          <w14:ligatures w14:val="standardContextual"/>
         </w:rPr>
       </w:sdtEndPr>
       <w:sdtContent>
@@ -808,7 +752,7 @@
           <w:r>
             <w:fldChar w:fldCharType="separate"/>
           </w:r>
-          <w:hyperlink w:anchor="_Toc225005154" w:history="1">
+          <w:hyperlink w:anchor="_Toc225185483" w:history="1">
             <w:r>
               <w:rPr>
                 <w:rStyle w:val="Hyperlink"/>
@@ -835,7 +779,7 @@
                 <w:noProof/>
                 <w:webHidden/>
               </w:rPr>
-              <w:instrText xml:space="preserve"> PAGEREF _Toc225005154 \h </w:instrText>
+              <w:instrText xml:space="preserve"> PAGEREF _Toc225185483 \h </w:instrText>
             </w:r>
             <w:r>
               <w:rPr>
@@ -880,7 +824,7 @@
               <w:lang w:val="en-US"/>
             </w:rPr>
           </w:pPr>
-          <w:hyperlink w:anchor="_Toc225005155" w:history="1">
+          <w:hyperlink w:anchor="_Toc225185484" w:history="1">
             <w:r>
               <w:rPr>
                 <w:rStyle w:val="Hyperlink"/>
@@ -907,7 +851,7 @@
                 <w:noProof/>
                 <w:webHidden/>
               </w:rPr>
-              <w:instrText xml:space="preserve"> PAGEREF _Toc225005155 \h </w:instrText>
+              <w:instrText xml:space="preserve"> PAGEREF _Toc225185484 \h </w:instrText>
             </w:r>
             <w:r>
               <w:rPr>
@@ -953,7 +897,7 @@
               <w:lang w:val="en-US"/>
             </w:rPr>
           </w:pPr>
-          <w:hyperlink w:anchor="_Toc225005156" w:history="1">
+          <w:hyperlink w:anchor="_Toc225185485" w:history="1">
             <w:r>
               <w:rPr>
                 <w:rStyle w:val="Hyperlink"/>
@@ -998,7 +942,7 @@
                 <w:noProof/>
                 <w:webHidden/>
               </w:rPr>
-              <w:instrText xml:space="preserve"> PAGEREF _Toc225005156 \h </w:instrText>
+              <w:instrText xml:space="preserve"> PAGEREF _Toc225185485 \h </w:instrText>
             </w:r>
             <w:r>
               <w:rPr>
@@ -1044,7 +988,7 @@
               <w:lang w:val="en-US"/>
             </w:rPr>
           </w:pPr>
-          <w:hyperlink w:anchor="_Toc225005157" w:history="1">
+          <w:hyperlink w:anchor="_Toc225185486" w:history="1">
             <w:r>
               <w:rPr>
                 <w:rStyle w:val="Hyperlink"/>
@@ -1088,7 +1032,7 @@
                 <w:noProof/>
                 <w:webHidden/>
               </w:rPr>
-              <w:instrText xml:space="preserve"> PAGEREF _Toc225005157 \h </w:instrText>
+              <w:instrText xml:space="preserve"> PAGEREF _Toc225185486 \h </w:instrText>
             </w:r>
             <w:r>
               <w:rPr>
@@ -1134,7 +1078,7 @@
               <w:lang w:val="en-US"/>
             </w:rPr>
           </w:pPr>
-          <w:hyperlink w:anchor="_Toc225005158" w:history="1">
+          <w:hyperlink w:anchor="_Toc225185487" w:history="1">
             <w:r>
               <w:rPr>
                 <w:rStyle w:val="Hyperlink"/>
@@ -1178,7 +1122,7 @@
                 <w:noProof/>
                 <w:webHidden/>
               </w:rPr>
-              <w:instrText xml:space="preserve"> PAGEREF _Toc225005158 \h </w:instrText>
+              <w:instrText xml:space="preserve"> PAGEREF _Toc225185487 \h </w:instrText>
             </w:r>
             <w:r>
               <w:rPr>
@@ -1224,7 +1168,7 @@
               <w:lang w:val="en-US"/>
             </w:rPr>
           </w:pPr>
-          <w:hyperlink w:anchor="_Toc225005159" w:history="1">
+          <w:hyperlink w:anchor="_Toc225185488" w:history="1">
             <w:r>
               <w:rPr>
                 <w:rStyle w:val="Hyperlink"/>
@@ -1268,7 +1212,7 @@
                 <w:noProof/>
                 <w:webHidden/>
               </w:rPr>
-              <w:instrText xml:space="preserve"> PAGEREF _Toc225005159 \h </w:instrText>
+              <w:instrText xml:space="preserve"> PAGEREF _Toc225185488 \h </w:instrText>
             </w:r>
             <w:r>
               <w:rPr>
@@ -1314,7 +1258,7 @@
               <w:lang w:val="en-US"/>
             </w:rPr>
           </w:pPr>
-          <w:hyperlink w:anchor="_Toc225005160" w:history="1">
+          <w:hyperlink w:anchor="_Toc225185489" w:history="1">
             <w:r>
               <w:rPr>
                 <w:rStyle w:val="Hyperlink"/>
@@ -1358,7 +1302,7 @@
                 <w:noProof/>
                 <w:webHidden/>
               </w:rPr>
-              <w:instrText xml:space="preserve"> PAGEREF _Toc225005160 \h </w:instrText>
+              <w:instrText xml:space="preserve"> PAGEREF _Toc225185489 \h </w:instrText>
             </w:r>
             <w:r>
               <w:rPr>
@@ -1404,7 +1348,7 @@
               <w:lang w:val="en-US"/>
             </w:rPr>
           </w:pPr>
-          <w:hyperlink w:anchor="_Toc225005161" w:history="1">
+          <w:hyperlink w:anchor="_Toc225185490" w:history="1">
             <w:r>
               <w:rPr>
                 <w:rStyle w:val="Hyperlink"/>
@@ -1448,7 +1392,7 @@
                 <w:noProof/>
                 <w:webHidden/>
               </w:rPr>
-              <w:instrText xml:space="preserve"> PAGEREF _Toc225005161 \h </w:instrText>
+              <w:instrText xml:space="preserve"> PAGEREF _Toc225185490 \h </w:instrText>
             </w:r>
             <w:r>
               <w:rPr>
@@ -1494,7 +1438,7 @@
               <w:lang w:val="en-US"/>
             </w:rPr>
           </w:pPr>
-          <w:hyperlink w:anchor="_Toc225005162" w:history="1">
+          <w:hyperlink w:anchor="_Toc225185491" w:history="1">
             <w:r>
               <w:rPr>
                 <w:rStyle w:val="Hyperlink"/>
@@ -1538,7 +1482,7 @@
                 <w:noProof/>
                 <w:webHidden/>
               </w:rPr>
-              <w:instrText xml:space="preserve"> PAGEREF _Toc225005162 \h </w:instrText>
+              <w:instrText xml:space="preserve"> PAGEREF _Toc225185491 \h </w:instrText>
             </w:r>
             <w:r>
               <w:rPr>
@@ -1559,6 +1503,78 @@
                 <w:webHidden/>
               </w:rPr>
               <w:t>9</w:t>
+            </w:r>
+            <w:r>
+              <w:rPr>
+                <w:noProof/>
+                <w:webHidden/>
+              </w:rPr>
+              <w:fldChar w:fldCharType="end"/>
+            </w:r>
+          </w:hyperlink>
+        </w:p>
+        <w:p>
+          <w:pPr>
+            <w:pStyle w:val="TOC1"/>
+            <w:tabs>
+              <w:tab w:val="right" w:leader="dot" w:pos="8827"/>
+            </w:tabs>
+            <w:rPr>
+              <w:rFonts w:eastAsiaTheme="minorEastAsia"/>
+              <w:noProof/>
+              <w:sz w:val="24"/>
+              <w:szCs w:val="24"/>
+              <w:lang w:val="en-US"/>
+            </w:rPr>
+          </w:pPr>
+          <w:hyperlink w:anchor="_Toc225185492" w:history="1">
+            <w:r>
+              <w:rPr>
+                <w:rStyle w:val="Hyperlink"/>
+                <w:noProof/>
+              </w:rPr>
+              <w:t>Irodalomjegyzék</w:t>
+            </w:r>
+            <w:r>
+              <w:rPr>
+                <w:noProof/>
+                <w:webHidden/>
+              </w:rPr>
+              <w:tab/>
+            </w:r>
+            <w:r>
+              <w:rPr>
+                <w:noProof/>
+                <w:webHidden/>
+              </w:rPr>
+              <w:fldChar w:fldCharType="begin"/>
+            </w:r>
+            <w:r>
+              <w:rPr>
+                <w:noProof/>
+                <w:webHidden/>
+              </w:rPr>
+              <w:instrText xml:space="preserve"> PAGEREF _Toc225185492 \h </w:instrText>
+            </w:r>
+            <w:r>
+              <w:rPr>
+                <w:noProof/>
+                <w:webHidden/>
+              </w:rPr>
+            </w:r>
+            <w:r>
+              <w:rPr>
+                <w:noProof/>
+                <w:webHidden/>
+              </w:rPr>
+              <w:fldChar w:fldCharType="separate"/>
+            </w:r>
+            <w:r>
+              <w:rPr>
+                <w:noProof/>
+                <w:webHidden/>
+              </w:rPr>
+              <w:t>10</w:t>
             </w:r>
             <w:r>
               <w:rPr>
@@ -1674,19 +1690,8 @@
           <w:szCs w:val="24"/>
         </w:rPr>
         <w:tab/>
-        <w:t xml:space="preserve">Kommunikáció, API és a </w:t>
-      </w:r>
-      <w:proofErr w:type="spellStart"/>
-      <w:r>
-        <w:rPr>
-          <w:rFonts w:ascii="Times New Roman" w:hAnsi="Times New Roman" w:cs="Times New Roman"/>
-          <w:color w:val="EE0000"/>
-          <w:sz w:val="24"/>
-          <w:szCs w:val="24"/>
-        </w:rPr>
-        <w:t>websocket</w:t>
-      </w:r>
-      <w:proofErr w:type="spellEnd"/>
+        <w:t>Kommunikáció, API és a websocket</w:t>
+      </w:r>
     </w:p>
     <w:p>
       <w:pPr>
@@ -1707,47 +1712,7 @@
           <w:szCs w:val="24"/>
         </w:rPr>
         <w:tab/>
-        <w:t xml:space="preserve">Biztonság, JWT </w:t>
-      </w:r>
-      <w:proofErr w:type="spellStart"/>
-      <w:r>
-        <w:rPr>
-          <w:rFonts w:ascii="Times New Roman" w:hAnsi="Times New Roman" w:cs="Times New Roman"/>
-          <w:color w:val="EE0000"/>
-          <w:sz w:val="24"/>
-          <w:szCs w:val="24"/>
-        </w:rPr>
-        <w:t>token</w:t>
-      </w:r>
-      <w:proofErr w:type="spellEnd"/>
-      <w:r>
-        <w:rPr>
-          <w:rFonts w:ascii="Times New Roman" w:hAnsi="Times New Roman" w:cs="Times New Roman"/>
-          <w:color w:val="EE0000"/>
-          <w:sz w:val="24"/>
-          <w:szCs w:val="24"/>
-        </w:rPr>
-        <w:t xml:space="preserve"> </w:t>
-      </w:r>
-      <w:proofErr w:type="spellStart"/>
-      <w:r>
-        <w:rPr>
-          <w:rFonts w:ascii="Times New Roman" w:hAnsi="Times New Roman" w:cs="Times New Roman"/>
-          <w:color w:val="EE0000"/>
-          <w:sz w:val="24"/>
-          <w:szCs w:val="24"/>
-        </w:rPr>
-        <w:t>authentikáció</w:t>
-      </w:r>
-      <w:proofErr w:type="spellEnd"/>
-      <w:r>
-        <w:rPr>
-          <w:rFonts w:ascii="Times New Roman" w:hAnsi="Times New Roman" w:cs="Times New Roman"/>
-          <w:color w:val="EE0000"/>
-          <w:sz w:val="24"/>
-          <w:szCs w:val="24"/>
-        </w:rPr>
-        <w:t xml:space="preserve"> </w:t>
+        <w:t xml:space="preserve">Biztonság, JWT token authentikáció </w:t>
       </w:r>
     </w:p>
     <w:p>
@@ -1821,19 +1786,8 @@
           <w:sz w:val="24"/>
           <w:szCs w:val="24"/>
         </w:rPr>
-        <w:t xml:space="preserve">Gráf alapú struktúra </w:t>
-      </w:r>
-      <w:proofErr w:type="spellStart"/>
-      <w:r>
-        <w:rPr>
-          <w:rFonts w:ascii="Times New Roman" w:hAnsi="Times New Roman" w:cs="Times New Roman"/>
-          <w:color w:val="EE0000"/>
-          <w:sz w:val="24"/>
-          <w:szCs w:val="24"/>
-        </w:rPr>
-        <w:t>deffiniálása</w:t>
-      </w:r>
-      <w:proofErr w:type="spellEnd"/>
+        <w:t>Gráf alapú struktúra deffiniálása</w:t>
+      </w:r>
     </w:p>
     <w:p>
       <w:pPr>
@@ -1847,7 +1801,6 @@
           <w:szCs w:val="24"/>
         </w:rPr>
       </w:pPr>
-      <w:proofErr w:type="spellStart"/>
       <w:r>
         <w:rPr>
           <w:rFonts w:ascii="Times New Roman" w:hAnsi="Times New Roman" w:cs="Times New Roman"/>
@@ -1855,9 +1808,8 @@
           <w:sz w:val="24"/>
           <w:szCs w:val="24"/>
         </w:rPr>
-        <w:t>Promtolás</w:t>
-      </w:r>
-      <w:proofErr w:type="spellEnd"/>
+        <w:t>Promtolás, kipróbált és használt modellek</w:t>
+      </w:r>
       <w:r>
         <w:rPr>
           <w:rFonts w:ascii="Times New Roman" w:hAnsi="Times New Roman" w:cs="Times New Roman"/>
@@ -1865,25 +1817,7 @@
           <w:sz w:val="24"/>
           <w:szCs w:val="24"/>
         </w:rPr>
-        <w:t>, kipróbált és használt modellek</w:t>
-      </w:r>
-      <w:r>
-        <w:rPr>
-          <w:rFonts w:ascii="Times New Roman" w:hAnsi="Times New Roman" w:cs="Times New Roman"/>
-          <w:color w:val="EE0000"/>
-          <w:sz w:val="24"/>
-          <w:szCs w:val="24"/>
-        </w:rPr>
-        <w:t xml:space="preserve">, </w:t>
-      </w:r>
-      <w:r>
-        <w:rPr>
-          <w:rFonts w:ascii="Times New Roman" w:hAnsi="Times New Roman" w:cs="Times New Roman"/>
-          <w:color w:val="EE0000"/>
-          <w:sz w:val="24"/>
-          <w:szCs w:val="24"/>
-        </w:rPr>
-        <w:t>Prompt mint fekete mágia</w:t>
+        <w:t>, Prompt mint fekete mágia</w:t>
       </w:r>
     </w:p>
     <w:p>
@@ -1905,27 +1839,7 @@
           <w:szCs w:val="24"/>
         </w:rPr>
         <w:tab/>
-        <w:t xml:space="preserve">Milyen folyamatok és miért </w:t>
-      </w:r>
-      <w:proofErr w:type="spellStart"/>
-      <w:r>
-        <w:rPr>
-          <w:rFonts w:ascii="Times New Roman" w:hAnsi="Times New Roman" w:cs="Times New Roman"/>
-          <w:color w:val="EE0000"/>
-          <w:sz w:val="24"/>
-          <w:szCs w:val="24"/>
-        </w:rPr>
-        <w:t>csatolódtak</w:t>
-      </w:r>
-      <w:proofErr w:type="spellEnd"/>
-      <w:r>
-        <w:rPr>
-          <w:rFonts w:ascii="Times New Roman" w:hAnsi="Times New Roman" w:cs="Times New Roman"/>
-          <w:color w:val="EE0000"/>
-          <w:sz w:val="24"/>
-          <w:szCs w:val="24"/>
-        </w:rPr>
-        <w:t xml:space="preserve"> rá a pálya generálásra, hint rendszer</w:t>
+        <w:t>Milyen folyamatok és miért csatolódtak rá a pálya generálásra, hint rendszer</w:t>
       </w:r>
     </w:p>
     <w:p>
@@ -1969,66 +1883,7 @@
           <w:szCs w:val="24"/>
         </w:rPr>
         <w:tab/>
-      </w:r>
-      <w:proofErr w:type="spellStart"/>
-      <w:r>
-        <w:rPr>
-          <w:rFonts w:ascii="Times New Roman" w:hAnsi="Times New Roman" w:cs="Times New Roman"/>
-          <w:color w:val="EE0000"/>
-          <w:sz w:val="24"/>
-          <w:szCs w:val="24"/>
-        </w:rPr>
-        <w:t>Sprite</w:t>
-      </w:r>
-      <w:proofErr w:type="spellEnd"/>
-      <w:r>
-        <w:rPr>
-          <w:rFonts w:ascii="Times New Roman" w:hAnsi="Times New Roman" w:cs="Times New Roman"/>
-          <w:color w:val="EE0000"/>
-          <w:sz w:val="24"/>
-          <w:szCs w:val="24"/>
-        </w:rPr>
-        <w:t xml:space="preserve"> </w:t>
-      </w:r>
-      <w:proofErr w:type="spellStart"/>
-      <w:r>
-        <w:rPr>
-          <w:rFonts w:ascii="Times New Roman" w:hAnsi="Times New Roman" w:cs="Times New Roman"/>
-          <w:color w:val="EE0000"/>
-          <w:sz w:val="24"/>
-          <w:szCs w:val="24"/>
-        </w:rPr>
-        <w:t>png</w:t>
-      </w:r>
-      <w:proofErr w:type="spellEnd"/>
-      <w:r>
-        <w:rPr>
-          <w:rFonts w:ascii="Times New Roman" w:hAnsi="Times New Roman" w:cs="Times New Roman"/>
-          <w:color w:val="EE0000"/>
-          <w:sz w:val="24"/>
-          <w:szCs w:val="24"/>
-        </w:rPr>
-        <w:t xml:space="preserve"> </w:t>
-      </w:r>
-      <w:proofErr w:type="gramStart"/>
-      <w:r>
-        <w:rPr>
-          <w:rFonts w:ascii="Times New Roman" w:hAnsi="Times New Roman" w:cs="Times New Roman"/>
-          <w:color w:val="EE0000"/>
-          <w:sz w:val="24"/>
-          <w:szCs w:val="24"/>
-        </w:rPr>
-        <w:t>generálása</w:t>
-      </w:r>
-      <w:proofErr w:type="gramEnd"/>
-      <w:r>
-        <w:rPr>
-          <w:rFonts w:ascii="Times New Roman" w:hAnsi="Times New Roman" w:cs="Times New Roman"/>
-          <w:color w:val="EE0000"/>
-          <w:sz w:val="24"/>
-          <w:szCs w:val="24"/>
-        </w:rPr>
-        <w:t xml:space="preserve"> amit végül a modell megoldott</w:t>
+        <w:t>Sprite png generálása amit végül a modell megoldott</w:t>
       </w:r>
     </w:p>
     <w:p>
@@ -2179,28 +2034,9 @@
           <w:sz w:val="24"/>
           <w:szCs w:val="24"/>
         </w:rPr>
+        <w:lastRenderedPageBreak/>
         <w:tab/>
-        <w:t xml:space="preserve">Pálya generálás – </w:t>
-      </w:r>
-      <w:proofErr w:type="spellStart"/>
-      <w:r>
-        <w:rPr>
-          <w:rFonts w:ascii="Times New Roman" w:hAnsi="Times New Roman" w:cs="Times New Roman"/>
-          <w:color w:val="EE0000"/>
-          <w:sz w:val="24"/>
-          <w:szCs w:val="24"/>
-        </w:rPr>
-        <w:t>Token</w:t>
-      </w:r>
-      <w:proofErr w:type="spellEnd"/>
-      <w:r>
-        <w:rPr>
-          <w:rFonts w:ascii="Times New Roman" w:hAnsi="Times New Roman" w:cs="Times New Roman"/>
-          <w:color w:val="EE0000"/>
-          <w:sz w:val="24"/>
-          <w:szCs w:val="24"/>
-        </w:rPr>
-        <w:t xml:space="preserve"> rendszer</w:t>
+        <w:t>Pálya generálás – Token rendszer</w:t>
       </w:r>
     </w:p>
     <w:p>
@@ -2221,7 +2057,6 @@
           <w:sz w:val="24"/>
           <w:szCs w:val="24"/>
         </w:rPr>
-        <w:lastRenderedPageBreak/>
         <w:tab/>
         <w:t>Pályák böngészése</w:t>
       </w:r>
@@ -2288,27 +2123,7 @@
           <w:szCs w:val="24"/>
         </w:rPr>
         <w:tab/>
-        <w:t xml:space="preserve">Több szoba, több logikai feladat, ezeknek jelenlegi AI </w:t>
-      </w:r>
-      <w:proofErr w:type="spellStart"/>
-      <w:r>
-        <w:rPr>
-          <w:rFonts w:ascii="Times New Roman" w:hAnsi="Times New Roman" w:cs="Times New Roman"/>
-          <w:color w:val="EE0000"/>
-          <w:sz w:val="24"/>
-          <w:szCs w:val="24"/>
-        </w:rPr>
-        <w:t>json</w:t>
-      </w:r>
-      <w:proofErr w:type="spellEnd"/>
-      <w:r>
-        <w:rPr>
-          <w:rFonts w:ascii="Times New Roman" w:hAnsi="Times New Roman" w:cs="Times New Roman"/>
-          <w:color w:val="EE0000"/>
-          <w:sz w:val="24"/>
-          <w:szCs w:val="24"/>
-        </w:rPr>
-        <w:t xml:space="preserve"> generálás korlátjai</w:t>
+        <w:t>Több szoba, több logikai feladat, ezeknek jelenlegi AI json generálás korlátjai</w:t>
       </w:r>
     </w:p>
     <w:p>
@@ -2352,27 +2167,7 @@
           <w:szCs w:val="24"/>
         </w:rPr>
         <w:tab/>
-        <w:t xml:space="preserve">Dinamikus </w:t>
-      </w:r>
-      <w:proofErr w:type="spellStart"/>
-      <w:r>
-        <w:rPr>
-          <w:rFonts w:ascii="Times New Roman" w:hAnsi="Times New Roman" w:cs="Times New Roman"/>
-          <w:color w:val="EE0000"/>
-          <w:sz w:val="24"/>
-          <w:szCs w:val="24"/>
-        </w:rPr>
-        <w:t>js</w:t>
-      </w:r>
-      <w:proofErr w:type="spellEnd"/>
-      <w:r>
-        <w:rPr>
-          <w:rFonts w:ascii="Times New Roman" w:hAnsi="Times New Roman" w:cs="Times New Roman"/>
-          <w:color w:val="EE0000"/>
-          <w:sz w:val="24"/>
-          <w:szCs w:val="24"/>
-        </w:rPr>
-        <w:t xml:space="preserve"> generálás</w:t>
+        <w:t>Dinamikus js generálás</w:t>
       </w:r>
     </w:p>
     <w:p>
@@ -2415,18 +2210,8 @@
           <w:szCs w:val="24"/>
         </w:rPr>
         <w:tab/>
-      </w:r>
-      <w:proofErr w:type="spellStart"/>
-      <w:r>
-        <w:rPr>
-          <w:rFonts w:ascii="Times New Roman" w:hAnsi="Times New Roman" w:cs="Times New Roman"/>
-          <w:color w:val="EE0000"/>
-          <w:sz w:val="24"/>
-          <w:szCs w:val="24"/>
-        </w:rPr>
         <w:t>Copilot</w:t>
       </w:r>
-      <w:proofErr w:type="spellEnd"/>
     </w:p>
     <w:p>
       <w:pPr>
@@ -2447,26 +2232,7 @@
           <w:szCs w:val="24"/>
         </w:rPr>
         <w:tab/>
-      </w:r>
-      <w:proofErr w:type="spellStart"/>
-      <w:r>
-        <w:rPr>
-          <w:rFonts w:ascii="Times New Roman" w:hAnsi="Times New Roman" w:cs="Times New Roman"/>
-          <w:color w:val="EE0000"/>
-          <w:sz w:val="24"/>
-          <w:szCs w:val="24"/>
-        </w:rPr>
-        <w:t>ChatGpt</w:t>
-      </w:r>
-      <w:proofErr w:type="spellEnd"/>
-      <w:r>
-        <w:rPr>
-          <w:rFonts w:ascii="Times New Roman" w:hAnsi="Times New Roman" w:cs="Times New Roman"/>
-          <w:color w:val="EE0000"/>
-          <w:sz w:val="24"/>
-          <w:szCs w:val="24"/>
-        </w:rPr>
-        <w:t>/Claude</w:t>
+        <w:t>ChatGpt/Claude</w:t>
       </w:r>
     </w:p>
     <w:p>
@@ -2496,19 +2262,8 @@
           <w:sz w:val="24"/>
           <w:szCs w:val="24"/>
         </w:rPr>
-        <w:t xml:space="preserve">AI szerepe a fejlesztési folyamatban és annak </w:t>
-      </w:r>
-      <w:proofErr w:type="spellStart"/>
-      <w:r>
-        <w:rPr>
-          <w:rFonts w:ascii="Times New Roman" w:hAnsi="Times New Roman" w:cs="Times New Roman"/>
-          <w:color w:val="EE0000"/>
-          <w:sz w:val="24"/>
-          <w:szCs w:val="24"/>
-        </w:rPr>
-        <w:t>korlátai</w:t>
-      </w:r>
-      <w:proofErr w:type="spellEnd"/>
+        <w:t>AI szerepe a fejlesztési folyamatban és annak korlátai</w:t>
+      </w:r>
     </w:p>
     <w:p>
       <w:pPr>
@@ -2601,7 +2356,7 @@
           <w:i/>
         </w:rPr>
       </w:pPr>
-      <w:bookmarkStart w:id="2" w:name="_Toc225005156"/>
+      <w:bookmarkStart w:id="2" w:name="_Toc225185485"/>
       <w:r>
         <w:lastRenderedPageBreak/>
         <w:t>Technológiák</w:t>
@@ -2620,16 +2375,11 @@
       <w:pPr>
         <w:pStyle w:val="Szakdolgozath2"/>
       </w:pPr>
-      <w:bookmarkStart w:id="3" w:name="_Toc225005157"/>
-      <w:r>
-        <w:t xml:space="preserve">Docker és </w:t>
-      </w:r>
-      <w:proofErr w:type="spellStart"/>
-      <w:r>
-        <w:t>konténerizáció</w:t>
+      <w:bookmarkStart w:id="3" w:name="_Toc225185486"/>
+      <w:r>
+        <w:t>Docker és konténerizáció</w:t>
       </w:r>
       <w:bookmarkEnd w:id="3"/>
-      <w:proofErr w:type="spellEnd"/>
     </w:p>
     <w:p>
       <w:pPr>
@@ -2639,23 +2389,45 @@
         <w:t>A</w:t>
       </w:r>
       <w:r>
-        <w:t xml:space="preserve">z </w:t>
-      </w:r>
-      <w:proofErr w:type="spellStart"/>
-      <w:r>
-        <w:t>alkalmazés</w:t>
-      </w:r>
-      <w:proofErr w:type="spellEnd"/>
-      <w:r>
-        <w:t xml:space="preserve"> fejlesztése </w:t>
-      </w:r>
-      <w:proofErr w:type="spellStart"/>
-      <w:r>
-        <w:t>konténerizált</w:t>
-      </w:r>
-      <w:proofErr w:type="spellEnd"/>
-      <w:r>
-        <w:t xml:space="preserve"> környezetben történik Docker segítségével. A különálló szolgáltatások</w:t>
+        <w:t xml:space="preserve">z alkalmazés fejlesztése </w:t>
+      </w:r>
+      <w:r>
+        <w:t>konténerizált környezetben történik Docker</w:t>
+      </w:r>
+      <w:sdt>
+        <w:sdtPr>
+          <w:id w:val="-176419959"/>
+          <w:citation/>
+        </w:sdtPr>
+        <w:sdtContent>
+          <w:r>
+            <w:fldChar w:fldCharType="begin"/>
+          </w:r>
+          <w:r>
+            <w:instrText xml:space="preserve">CITATION Doc \l 1038 </w:instrText>
+          </w:r>
+          <w:r>
+            <w:fldChar w:fldCharType="separate"/>
+          </w:r>
+          <w:r>
+            <w:rPr>
+              <w:noProof/>
+            </w:rPr>
+            <w:t xml:space="preserve"> </w:t>
+          </w:r>
+          <w:r>
+            <w:rPr>
+              <w:noProof/>
+            </w:rPr>
+            <w:t>[1]</w:t>
+          </w:r>
+          <w:r>
+            <w:fldChar w:fldCharType="end"/>
+          </w:r>
+        </w:sdtContent>
+      </w:sdt>
+      <w:r>
+        <w:t xml:space="preserve"> segítségével. A különálló szolgáltatások</w:t>
       </w:r>
       <w:r>
         <w:t xml:space="preserve"> </w:t>
@@ -2667,26 +2439,45 @@
         <w:t xml:space="preserve"> de együttesen is elindíthatóak</w:t>
       </w:r>
       <w:r>
-        <w:t xml:space="preserve">. A Docker </w:t>
-      </w:r>
-      <w:proofErr w:type="spellStart"/>
-      <w:r>
-        <w:t>Compose</w:t>
-      </w:r>
-      <w:proofErr w:type="spellEnd"/>
+        <w:t>. A Docker Compose</w:t>
+      </w:r>
+      <w:sdt>
+        <w:sdtPr>
+          <w:id w:val="1576857532"/>
+          <w:citation/>
+        </w:sdtPr>
+        <w:sdtContent>
+          <w:r>
+            <w:fldChar w:fldCharType="begin"/>
+          </w:r>
+          <w:r>
+            <w:instrText xml:space="preserve"> CITATION Doc1 \l 1038 </w:instrText>
+          </w:r>
+          <w:r>
+            <w:fldChar w:fldCharType="separate"/>
+          </w:r>
+          <w:r>
+            <w:rPr>
+              <w:noProof/>
+            </w:rPr>
+            <w:t xml:space="preserve"> </w:t>
+          </w:r>
+          <w:r>
+            <w:rPr>
+              <w:noProof/>
+            </w:rPr>
+            <w:t>[2]</w:t>
+          </w:r>
+          <w:r>
+            <w:fldChar w:fldCharType="end"/>
+          </w:r>
+        </w:sdtContent>
+      </w:sdt>
       <w:r>
         <w:t xml:space="preserve"> használata lehetővé teszi, hogy a teljes fejlesztői környezet egységesen és reprodukálható módon legyen felépíthető</w:t>
       </w:r>
       <w:r>
-        <w:t xml:space="preserve">, így szimulálva </w:t>
-      </w:r>
-      <w:proofErr w:type="spellStart"/>
-      <w:r>
-        <w:t>production</w:t>
-      </w:r>
-      <w:proofErr w:type="spellEnd"/>
-      <w:r>
-        <w:t xml:space="preserve"> szerver környezetet</w:t>
+        <w:t>, így szimulálva production szerver környezetet</w:t>
       </w:r>
       <w:r>
         <w:t>.</w:t>
@@ -2696,7 +2487,7 @@
       <w:pPr>
         <w:pStyle w:val="Szakdolgozath2"/>
       </w:pPr>
-      <w:bookmarkStart w:id="4" w:name="_Toc225005158"/>
+      <w:bookmarkStart w:id="4" w:name="_Toc225185487"/>
       <w:r>
         <w:t>Frontend technológiák</w:t>
       </w:r>
@@ -2714,53 +2505,66 @@
       <w:pPr>
         <w:pStyle w:val="Szakdolgozath3"/>
       </w:pPr>
-      <w:proofErr w:type="spellStart"/>
       <w:r>
         <w:t>TypeScript</w:t>
       </w:r>
-      <w:proofErr w:type="spellEnd"/>
     </w:p>
     <w:p>
       <w:pPr>
         <w:pStyle w:val="Szakdolgozatbekezds"/>
       </w:pPr>
       <w:r>
-        <w:t xml:space="preserve">A frontend fejlesztése </w:t>
-      </w:r>
-      <w:proofErr w:type="spellStart"/>
-      <w:r>
-        <w:t>TypeScript</w:t>
-      </w:r>
-      <w:proofErr w:type="spellEnd"/>
-      <w:r>
-        <w:t xml:space="preserve"> nyelven történt. A </w:t>
-      </w:r>
-      <w:proofErr w:type="spellStart"/>
-      <w:r>
-        <w:t>TypeScript</w:t>
-      </w:r>
-      <w:proofErr w:type="spellEnd"/>
-      <w:r>
-        <w:t xml:space="preserve"> használata lehetővé teszi a statikus típusellenőrzést, amely csökkenti a fejlesztés során előforduló hibák számát, valamint javítja a kód karbantarthatóságát és átláthatóságát</w:t>
-      </w:r>
-      <w:r>
-        <w:t xml:space="preserve"> a </w:t>
-      </w:r>
-      <w:proofErr w:type="spellStart"/>
-      <w:r>
-        <w:t>vanilla</w:t>
-      </w:r>
-      <w:proofErr w:type="spellEnd"/>
-      <w:r>
-        <w:t xml:space="preserve"> </w:t>
-      </w:r>
-      <w:proofErr w:type="spellStart"/>
-      <w:r>
-        <w:t>jsvascripttel</w:t>
-      </w:r>
-      <w:proofErr w:type="spellEnd"/>
-      <w:r>
-        <w:t xml:space="preserve"> szemben</w:t>
+        <w:t>A frontend fejlesztése TypeScript</w:t>
+      </w:r>
+      <w:sdt>
+        <w:sdtPr>
+          <w:id w:val="-892112070"/>
+          <w:citation/>
+        </w:sdtPr>
+        <w:sdtContent>
+          <w:r>
+            <w:fldChar w:fldCharType="begin"/>
+          </w:r>
+          <w:r>
+            <w:instrText xml:space="preserve">CITATION Typ \l 1038 </w:instrText>
+          </w:r>
+          <w:r>
+            <w:fldChar w:fldCharType="separate"/>
+          </w:r>
+          <w:r>
+            <w:rPr>
+              <w:noProof/>
+            </w:rPr>
+            <w:t xml:space="preserve"> </w:t>
+          </w:r>
+          <w:r>
+            <w:rPr>
+              <w:noProof/>
+            </w:rPr>
+            <w:t>[3]</w:t>
+          </w:r>
+          <w:r>
+            <w:fldChar w:fldCharType="end"/>
+          </w:r>
+        </w:sdtContent>
+      </w:sdt>
+      <w:r>
+        <w:t xml:space="preserve"> nyelven történt. A TypeScript használata lehetővé teszi a statikus típusellenőrzést, amely csökkenti a fejlesztés során előforduló hibák számát, </w:t>
+      </w:r>
+      <w:r>
+        <w:t xml:space="preserve">emellett </w:t>
+      </w:r>
+      <w:r>
+        <w:t xml:space="preserve"> javítja a kód karbantarthatóságát és átláthatóságát</w:t>
+      </w:r>
+      <w:r>
+        <w:t xml:space="preserve"> a vanilla j</w:t>
+      </w:r>
+      <w:r>
+        <w:t>a</w:t>
+      </w:r>
+      <w:r>
+        <w:t>vascripttel szemben</w:t>
       </w:r>
       <w:r>
         <w:t>.</w:t>
@@ -2770,11 +2574,9 @@
       <w:pPr>
         <w:pStyle w:val="Szakdolgozath3"/>
       </w:pPr>
-      <w:proofErr w:type="spellStart"/>
       <w:r>
         <w:t>React</w:t>
       </w:r>
-      <w:proofErr w:type="spellEnd"/>
     </w:p>
     <w:p>
       <w:pPr>
@@ -2787,13 +2589,40 @@
         <w:t xml:space="preserve"> webes kliens oldal</w:t>
       </w:r>
       <w:r>
-        <w:t xml:space="preserve"> kialakítása </w:t>
-      </w:r>
-      <w:proofErr w:type="spellStart"/>
-      <w:r>
-        <w:t>React</w:t>
-      </w:r>
-      <w:proofErr w:type="spellEnd"/>
+        <w:t xml:space="preserve"> kialakítása React</w:t>
+      </w:r>
+      <w:sdt>
+        <w:sdtPr>
+          <w:id w:val="1000310456"/>
+          <w:citation/>
+        </w:sdtPr>
+        <w:sdtContent>
+          <w:r>
+            <w:fldChar w:fldCharType="begin"/>
+          </w:r>
+          <w:r>
+            <w:instrText xml:space="preserve"> CITATION Rea \l 1038 </w:instrText>
+          </w:r>
+          <w:r>
+            <w:fldChar w:fldCharType="separate"/>
+          </w:r>
+          <w:r>
+            <w:rPr>
+              <w:noProof/>
+            </w:rPr>
+            <w:t xml:space="preserve"> </w:t>
+          </w:r>
+          <w:r>
+            <w:rPr>
+              <w:noProof/>
+            </w:rPr>
+            <w:t>[4]</w:t>
+          </w:r>
+          <w:r>
+            <w:fldChar w:fldCharType="end"/>
+          </w:r>
+        </w:sdtContent>
+      </w:sdt>
       <w:r>
         <w:t xml:space="preserve"> könyvtár segítségével valósult meg</w:t>
       </w:r>
@@ -2801,15 +2630,7 @@
         <w:t>, amelyet eredetileg a Facebook, ma</w:t>
       </w:r>
       <w:r>
-        <w:t xml:space="preserve">i nevén </w:t>
-      </w:r>
-      <w:proofErr w:type="spellStart"/>
-      <w:r>
-        <w:t>Meta</w:t>
-      </w:r>
-      <w:proofErr w:type="spellEnd"/>
-      <w:r>
-        <w:t xml:space="preserve"> fejlesztett</w:t>
+        <w:t>i nevén Meta fejlesztett</w:t>
       </w:r>
       <w:r>
         <w:t xml:space="preserve">. </w:t>
@@ -2837,19 +2658,78 @@
         <w:t xml:space="preserve">. </w:t>
       </w:r>
       <w:r>
-        <w:t xml:space="preserve">Alternatív megoldásként szóba jöhetett volna például az </w:t>
-      </w:r>
-      <w:proofErr w:type="spellStart"/>
-      <w:r>
-        <w:t>Angular</w:t>
-      </w:r>
-      <w:proofErr w:type="spellEnd"/>
+        <w:t>Alternatív megoldásként szóba jöhetett volna például az Angular</w:t>
+      </w:r>
+      <w:sdt>
+        <w:sdtPr>
+          <w:id w:val="558358392"/>
+          <w:citation/>
+        </w:sdtPr>
+        <w:sdtContent>
+          <w:r>
+            <w:fldChar w:fldCharType="begin"/>
+          </w:r>
+          <w:r>
+            <w:instrText xml:space="preserve"> CITATION Ang \l 1038 </w:instrText>
+          </w:r>
+          <w:r>
+            <w:fldChar w:fldCharType="separate"/>
+          </w:r>
+          <w:r>
+            <w:rPr>
+              <w:noProof/>
+            </w:rPr>
+            <w:t xml:space="preserve"> </w:t>
+          </w:r>
+          <w:r>
+            <w:rPr>
+              <w:noProof/>
+            </w:rPr>
+            <w:t>[5]</w:t>
+          </w:r>
+          <w:r>
+            <w:fldChar w:fldCharType="end"/>
+          </w:r>
+        </w:sdtContent>
+      </w:sdt>
       <w:r>
         <w:t xml:space="preserve"> vagy</w:t>
       </w:r>
       <w:r>
         <w:t xml:space="preserve"> a Vue.js</w:t>
       </w:r>
+      <w:sdt>
+        <w:sdtPr>
+          <w:id w:val="622661898"/>
+          <w:citation/>
+        </w:sdtPr>
+        <w:sdtContent>
+          <w:r>
+            <w:fldChar w:fldCharType="begin"/>
+          </w:r>
+          <w:r>
+            <w:instrText xml:space="preserve"> CITATION Vue \l 1038 </w:instrText>
+          </w:r>
+          <w:r>
+            <w:fldChar w:fldCharType="separate"/>
+          </w:r>
+          <w:r>
+            <w:rPr>
+              <w:noProof/>
+            </w:rPr>
+            <w:t xml:space="preserve"> </w:t>
+          </w:r>
+          <w:r>
+            <w:rPr>
+              <w:noProof/>
+            </w:rPr>
+            <w:t>[6]</w:t>
+          </w:r>
+          <w:r>
+            <w:fldChar w:fldCharType="end"/>
+          </w:r>
+        </w:sdtContent>
+      </w:sdt>
       <w:r>
         <w:t>, azonban személyes szubjektív preferencia alapján erre esett a választás.</w:t>
       </w:r>
@@ -2858,11 +2738,9 @@
       <w:pPr>
         <w:pStyle w:val="Szakdolgozath3"/>
       </w:pPr>
-      <w:proofErr w:type="spellStart"/>
       <w:r>
         <w:t>PixiJS</w:t>
       </w:r>
-      <w:proofErr w:type="spellEnd"/>
     </w:p>
     <w:p>
       <w:pPr>
@@ -2872,47 +2750,42 @@
         </w:rPr>
       </w:pPr>
       <w:r>
-        <w:t xml:space="preserve">A játéktér megjelenítéséhez a </w:t>
-      </w:r>
-      <w:proofErr w:type="spellStart"/>
-      <w:r>
-        <w:t>PixiJS</w:t>
-      </w:r>
-      <w:proofErr w:type="spellEnd"/>
-      <w:r>
-        <w:t xml:space="preserve"> grafikai könyvtár került felhasználásra. A </w:t>
-      </w:r>
-      <w:proofErr w:type="spellStart"/>
-      <w:r>
-        <w:t>PixiJS</w:t>
-      </w:r>
-      <w:proofErr w:type="spellEnd"/>
-      <w:r>
-        <w:t xml:space="preserve"> böngészőben futó, elsősorban HTML5 </w:t>
-      </w:r>
-      <w:proofErr w:type="spellStart"/>
-      <w:r>
-        <w:t>Canvas</w:t>
-      </w:r>
-      <w:proofErr w:type="spellEnd"/>
-      <w:r>
-        <w:t xml:space="preserve"> és </w:t>
-      </w:r>
-      <w:proofErr w:type="spellStart"/>
-      <w:r>
-        <w:t>WebGL</w:t>
-      </w:r>
-      <w:proofErr w:type="spellEnd"/>
-      <w:r>
-        <w:t xml:space="preserve"> alapú 2D </w:t>
-      </w:r>
-      <w:proofErr w:type="spellStart"/>
-      <w:r>
-        <w:t>renderelést</w:t>
-      </w:r>
-      <w:proofErr w:type="spellEnd"/>
-      <w:r>
-        <w:t xml:space="preserve"> biztosító technológia, amely alkalmas játékobjektumok, helyszínek és interaktív elemek dinamikus megjelenítésére és kezelésére.</w:t>
+        <w:t>A játéktér megjelenítéséhez a PixiJS</w:t>
+      </w:r>
+      <w:sdt>
+        <w:sdtPr>
+          <w:id w:val="223420300"/>
+          <w:citation/>
+        </w:sdtPr>
+        <w:sdtContent>
+          <w:r>
+            <w:fldChar w:fldCharType="begin"/>
+          </w:r>
+          <w:r>
+            <w:instrText xml:space="preserve"> CITATION Pix \l 1038 </w:instrText>
+          </w:r>
+          <w:r>
+            <w:fldChar w:fldCharType="separate"/>
+          </w:r>
+          <w:r>
+            <w:rPr>
+              <w:noProof/>
+            </w:rPr>
+            <w:t xml:space="preserve"> </w:t>
+          </w:r>
+          <w:r>
+            <w:rPr>
+              <w:noProof/>
+            </w:rPr>
+            <w:t>[7]</w:t>
+          </w:r>
+          <w:r>
+            <w:fldChar w:fldCharType="end"/>
+          </w:r>
+        </w:sdtContent>
+      </w:sdt>
+      <w:r>
+        <w:t xml:space="preserve"> grafikai könyvtár került felhasználásra. A PixiJS böngészőben futó, elsősorban HTML5 Canvas és WebGL alapú 2D renderelést biztosító technológia, amely alkalmas játékobjektumok, helyszínek és interaktív elemek dinamikus megjelenítésére és kezelésére.</w:t>
       </w:r>
     </w:p>
     <w:p>
@@ -2928,7 +2801,42 @@
         <w:pStyle w:val="Szakdolgozatbekezds"/>
       </w:pPr>
       <w:r>
-        <w:t>A Socket.IO egy széles körben használt, nyílt forráskódú valós idejű kommunikációs könyvtár, amelyet a fejlesztői közösség aktívan karbantart.</w:t>
+        <w:t>A Socket.IO</w:t>
+      </w:r>
+      <w:sdt>
+        <w:sdtPr>
+          <w:id w:val="-198084016"/>
+          <w:citation/>
+        </w:sdtPr>
+        <w:sdtContent>
+          <w:r>
+            <w:fldChar w:fldCharType="begin"/>
+          </w:r>
+          <w:r>
+            <w:instrText xml:space="preserve"> CITATION Soc \l 1038 </w:instrText>
+          </w:r>
+          <w:r>
+            <w:fldChar w:fldCharType="separate"/>
+          </w:r>
+          <w:r>
+            <w:rPr>
+              <w:noProof/>
+            </w:rPr>
+            <w:t xml:space="preserve"> </w:t>
+          </w:r>
+          <w:r>
+            <w:rPr>
+              <w:noProof/>
+            </w:rPr>
+            <w:t>[8]</w:t>
+          </w:r>
+          <w:r>
+            <w:fldChar w:fldCharType="end"/>
+          </w:r>
+        </w:sdtContent>
+      </w:sdt>
+      <w:r>
+        <w:t xml:space="preserve"> egy széles körben használt, nyílt forráskódú valós idejű kommunikációs könyvtár, amelyet a fejlesztői közösség aktívan karbantart.</w:t>
       </w:r>
       <w:r>
         <w:t xml:space="preserve"> </w:t>
@@ -2944,7 +2852,7 @@
       <w:pPr>
         <w:pStyle w:val="Szakdolgozath2"/>
       </w:pPr>
-      <w:bookmarkStart w:id="5" w:name="_Toc225005159"/>
+      <w:bookmarkStart w:id="5" w:name="_Toc225185488"/>
       <w:r>
         <w:t>Backend technológiák</w:t>
       </w:r>
@@ -2971,16 +2879,78 @@
         <w:pStyle w:val="Szakdolgozatbekezds"/>
       </w:pPr>
       <w:r>
-        <w:t>A backend Python nyelven készült. A Python előnye, hogy jól használható webes szolgáltatások, adatkezelési logikák és mesterséges intelligenciához kapcsolódó integrációk megvalósítására.</w:t>
-      </w:r>
-      <w:r>
-        <w:t xml:space="preserve"> Projekt elején tervben voltak kép transzformációs feladatok is, ezek valósultak volna meg az </w:t>
-      </w:r>
-      <w:proofErr w:type="spellStart"/>
-      <w:r>
-        <w:t>OpenCV</w:t>
-      </w:r>
-      <w:proofErr w:type="spellEnd"/>
+        <w:t>A backend Python</w:t>
+      </w:r>
+      <w:sdt>
+        <w:sdtPr>
+          <w:id w:val="-1872990074"/>
+          <w:citation/>
+        </w:sdtPr>
+        <w:sdtContent>
+          <w:r>
+            <w:fldChar w:fldCharType="begin"/>
+          </w:r>
+          <w:r>
+            <w:instrText xml:space="preserve"> CITATION Pyt \l 1038 </w:instrText>
+          </w:r>
+          <w:r>
+            <w:fldChar w:fldCharType="separate"/>
+          </w:r>
+          <w:r>
+            <w:rPr>
+              <w:noProof/>
+            </w:rPr>
+            <w:t xml:space="preserve"> </w:t>
+          </w:r>
+          <w:r>
+            <w:rPr>
+              <w:noProof/>
+            </w:rPr>
+            <w:t>[9]</w:t>
+          </w:r>
+          <w:r>
+            <w:fldChar w:fldCharType="end"/>
+          </w:r>
+        </w:sdtContent>
+      </w:sdt>
+      <w:r>
+        <w:t xml:space="preserve"> nyelven készült. A Python előnye, hogy jól használható webes szolgáltatások, adatkezelési logikák és mesterséges intelligenciához kapcsolódó integrációk megvalósítására.</w:t>
+      </w:r>
+      <w:r>
+        <w:t xml:space="preserve"> Projekt elején tervben voltak kép transzformációs feladatok is, ezek valósultak volna meg az OpenCV</w:t>
+      </w:r>
+      <w:sdt>
+        <w:sdtPr>
+          <w:id w:val="-1397195207"/>
+          <w:citation/>
+        </w:sdtPr>
+        <w:sdtContent>
+          <w:r>
+            <w:fldChar w:fldCharType="begin"/>
+          </w:r>
+          <w:r>
+            <w:instrText xml:space="preserve"> CITATION Pyt1 \l 1038 </w:instrText>
+          </w:r>
+          <w:r>
+            <w:fldChar w:fldCharType="separate"/>
+          </w:r>
+          <w:r>
+            <w:rPr>
+              <w:noProof/>
+            </w:rPr>
+            <w:t xml:space="preserve"> </w:t>
+          </w:r>
+          <w:r>
+            <w:rPr>
+              <w:noProof/>
+            </w:rPr>
+            <w:t>[10]</w:t>
+          </w:r>
+          <w:r>
+            <w:fldChar w:fldCharType="end"/>
+          </w:r>
+        </w:sdtContent>
+      </w:sdt>
       <w:r>
         <w:t xml:space="preserve"> könyvtár segítségével, azonban az idő előre haladtával nem volt szükség ezekre a fejlesztésekre.</w:t>
       </w:r>
@@ -2989,120 +2959,135 @@
       <w:pPr>
         <w:pStyle w:val="Szakdolgozath3"/>
       </w:pPr>
-      <w:proofErr w:type="spellStart"/>
-      <w:r>
-        <w:t>FastAPI</w:t>
-      </w:r>
-      <w:proofErr w:type="spellEnd"/>
-      <w:r>
-        <w:t xml:space="preserve"> és </w:t>
-      </w:r>
-      <w:proofErr w:type="spellStart"/>
-      <w:r>
-        <w:t>OpenAPI</w:t>
-      </w:r>
-      <w:proofErr w:type="spellEnd"/>
+      <w:r>
+        <w:t>FastAPI és OpenAPI</w:t>
+      </w:r>
     </w:p>
     <w:p>
       <w:pPr>
         <w:pStyle w:val="Szakdolgozatbekezds"/>
       </w:pPr>
       <w:r>
-        <w:t xml:space="preserve">A backend A </w:t>
-      </w:r>
-      <w:proofErr w:type="spellStart"/>
-      <w:r>
-        <w:t>a</w:t>
-      </w:r>
-      <w:proofErr w:type="spellEnd"/>
-      <w:r>
-        <w:t xml:space="preserve"> </w:t>
-      </w:r>
-      <w:proofErr w:type="spellStart"/>
-      <w:r>
-        <w:t>FastAPI</w:t>
-      </w:r>
-      <w:proofErr w:type="spellEnd"/>
-      <w:r>
-        <w:t xml:space="preserve"> keretrendszerre épül. A </w:t>
-      </w:r>
-      <w:proofErr w:type="spellStart"/>
-      <w:r>
-        <w:t>FastAPI</w:t>
-      </w:r>
-      <w:proofErr w:type="spellEnd"/>
-      <w:r>
-        <w:t xml:space="preserve"> modern, nagy teljesítményű megoldást nyújt REST alapú szolgáltatások fejlesztésére, és automatikusan képes </w:t>
-      </w:r>
-      <w:proofErr w:type="spellStart"/>
-      <w:r>
-        <w:t>OpenAPI</w:t>
-      </w:r>
-      <w:proofErr w:type="spellEnd"/>
-      <w:r>
-        <w:t xml:space="preserve"> specifikáció generálására a definiált útvonalak, sémák és típusannotációk alapján. Ez </w:t>
+        <w:t>A backend A a FastAPI</w:t>
+      </w:r>
+      <w:sdt>
+        <w:sdtPr>
+          <w:id w:val="-1088236458"/>
+          <w:citation/>
+        </w:sdtPr>
+        <w:sdtContent>
+          <w:r>
+            <w:fldChar w:fldCharType="begin"/>
+          </w:r>
+          <w:r>
+            <w:instrText xml:space="preserve"> CITATION Fas \l 1038 </w:instrText>
+          </w:r>
+          <w:r>
+            <w:fldChar w:fldCharType="separate"/>
+          </w:r>
+          <w:r>
+            <w:rPr>
+              <w:noProof/>
+            </w:rPr>
+            <w:t xml:space="preserve"> </w:t>
+          </w:r>
+          <w:r>
+            <w:rPr>
+              <w:noProof/>
+            </w:rPr>
+            <w:t>[11]</w:t>
+          </w:r>
+          <w:r>
+            <w:fldChar w:fldCharType="end"/>
+          </w:r>
+        </w:sdtContent>
+      </w:sdt>
+      <w:r>
+        <w:t xml:space="preserve"> keretrendszerre épül. A FastAPI modern, nagy teljesítményű megoldást nyújt REST alapú szolgáltatások fejlesztésére, és automatikusan képes OpenAPI </w:t>
+      </w:r>
+      <w:sdt>
+        <w:sdtPr>
+          <w:id w:val="130213379"/>
+          <w:citation/>
+        </w:sdtPr>
+        <w:sdtContent>
+          <w:r>
+            <w:fldChar w:fldCharType="begin"/>
+          </w:r>
+          <w:r>
+            <w:instrText xml:space="preserve"> CITATION Ope \l 1038 </w:instrText>
+          </w:r>
+          <w:r>
+            <w:fldChar w:fldCharType="separate"/>
+          </w:r>
+          <w:r>
+            <w:rPr>
+              <w:noProof/>
+            </w:rPr>
+            <w:t>[12]</w:t>
+          </w:r>
+          <w:r>
+            <w:fldChar w:fldCharType="end"/>
+          </w:r>
+        </w:sdtContent>
+      </w:sdt>
+      <w:r>
+        <w:t xml:space="preserve">specifikáció generálására a definiált útvonalak, sémák és típusannotációk alapján. Ez </w:t>
       </w:r>
       <w:r>
         <w:lastRenderedPageBreak/>
-        <w:t xml:space="preserve">megkönnyíti az API dokumentálását és az interfészek áttekinthetőségét. A választás azért esett erre a keretrendszerre, mert a </w:t>
-      </w:r>
-      <w:proofErr w:type="spellStart"/>
-      <w:r>
-        <w:t>Flaskkal</w:t>
-      </w:r>
-      <w:proofErr w:type="spellEnd"/>
-      <w:r>
-        <w:t xml:space="preserve"> szemben erősebben épít a típusosságra, ami biztonságosabb és átláthatóbb API-fejlesztést tesz lehetővé.</w:t>
+        <w:t>megkönnyíti az API dokumentálását és az interfészek áttekinthetőségét. A választás azért esett erre a keretrendszerre, mert a Flaskkal szemben erősebben épít a típusosságra, ami biztonságosabb és átláthatóbb API-fejlesztést tesz lehetővé.</w:t>
       </w:r>
     </w:p>
     <w:p>
       <w:pPr>
         <w:pStyle w:val="Szakdolgozath3"/>
       </w:pPr>
-      <w:proofErr w:type="spellStart"/>
-      <w:r>
-        <w:t>SQLAlchemy</w:t>
-      </w:r>
-      <w:proofErr w:type="spellEnd"/>
-      <w:r>
-        <w:t xml:space="preserve"> és </w:t>
-      </w:r>
-      <w:proofErr w:type="spellStart"/>
-      <w:r>
-        <w:t>Alembic</w:t>
-      </w:r>
-      <w:proofErr w:type="spellEnd"/>
+      <w:r>
+        <w:t>SQLAlchemy és Alembic</w:t>
+      </w:r>
     </w:p>
     <w:p>
       <w:pPr>
         <w:pStyle w:val="Szakdolgozatbekezds"/>
       </w:pPr>
       <w:r>
-        <w:t xml:space="preserve">Az adatbázisréteg kezelésére a </w:t>
-      </w:r>
-      <w:proofErr w:type="spellStart"/>
-      <w:r>
-        <w:t>SQLAlchemy</w:t>
-      </w:r>
-      <w:proofErr w:type="spellEnd"/>
-      <w:r>
-        <w:t xml:space="preserve"> ORM (</w:t>
-      </w:r>
-      <w:proofErr w:type="spellStart"/>
-      <w:r>
-        <w:t>Object-Relational</w:t>
-      </w:r>
-      <w:proofErr w:type="spellEnd"/>
-      <w:r>
-        <w:t xml:space="preserve"> </w:t>
-      </w:r>
-      <w:proofErr w:type="spellStart"/>
-      <w:r>
-        <w:t>Mapping</w:t>
-      </w:r>
-      <w:proofErr w:type="spellEnd"/>
-      <w:r>
-        <w:t>) került alkalmazásra, amely lehetővé teszi a relációs adatmodell objektumorientált kezelését. Ennek köszönhetően az adatbázissal való kommunikáció során nem minden esetben szükséges alacsony szintű SQL utasítások közvetlen írása, mivel az adatszerkezetek Python objektumokon keresztül is kezelhetők. Ez átláthatóbbá és karbantarthatóbbá teszi a backend oldali adatkezelési logikát.</w:t>
+        <w:t>Az adatbázisréteg kezelésére a SQLAlchemy</w:t>
+      </w:r>
+      <w:sdt>
+        <w:sdtPr>
+          <w:id w:val="367569242"/>
+          <w:citation/>
+        </w:sdtPr>
+        <w:sdtContent>
+          <w:r>
+            <w:fldChar w:fldCharType="begin"/>
+          </w:r>
+          <w:r>
+            <w:instrText xml:space="preserve"> CITATION SQL \l 1038 </w:instrText>
+          </w:r>
+          <w:r>
+            <w:fldChar w:fldCharType="separate"/>
+          </w:r>
+          <w:r>
+            <w:rPr>
+              <w:noProof/>
+            </w:rPr>
+            <w:t xml:space="preserve"> </w:t>
+          </w:r>
+          <w:r>
+            <w:rPr>
+              <w:noProof/>
+            </w:rPr>
+            <w:t>[13]</w:t>
+          </w:r>
+          <w:r>
+            <w:fldChar w:fldCharType="end"/>
+          </w:r>
+        </w:sdtContent>
+      </w:sdt>
+      <w:r>
+        <w:t xml:space="preserve"> ORM (Object-Relational Mapping) került alkalmazásra, amely lehetővé teszi a relációs adatmodell objektumorientált kezelését. Ennek köszönhetően az adatbázissal való kommunikáció során nem minden esetben szükséges alacsony szintű SQL utasítások közvetlen írása, mivel az adatszerkezetek Python objektumokon keresztül is kezelhetők. Ez átláthatóbbá és karbantarthatóbbá teszi a backend oldali adatkezelési logikát.</w:t>
       </w:r>
     </w:p>
     <w:p>
@@ -3110,21 +3095,40 @@
         <w:pStyle w:val="Szakdolgozatbekezds"/>
       </w:pPr>
       <w:r>
-        <w:t xml:space="preserve">Az adatbázisséma változásainak nyomon követésére és a migrációk kezelésére az </w:t>
-      </w:r>
-      <w:proofErr w:type="spellStart"/>
-      <w:r>
-        <w:t>Alembic</w:t>
-      </w:r>
-      <w:proofErr w:type="spellEnd"/>
-      <w:r>
-        <w:t xml:space="preserve"> került felhasználásra. Az </w:t>
-      </w:r>
-      <w:proofErr w:type="spellStart"/>
-      <w:r>
-        <w:t>Alembic</w:t>
-      </w:r>
-      <w:proofErr w:type="spellEnd"/>
+        <w:t>Az adatbázisséma változásainak nyomon követésére és a migrációk kezelésére az Alembic került felhasználásra. Az Alembic</w:t>
+      </w:r>
+      <w:sdt>
+        <w:sdtPr>
+          <w:id w:val="1603687888"/>
+          <w:citation/>
+        </w:sdtPr>
+        <w:sdtContent>
+          <w:r>
+            <w:fldChar w:fldCharType="begin"/>
+          </w:r>
+          <w:r>
+            <w:instrText xml:space="preserve"> CITATION Ale \l 1038 </w:instrText>
+          </w:r>
+          <w:r>
+            <w:fldChar w:fldCharType="separate"/>
+          </w:r>
+          <w:r>
+            <w:rPr>
+              <w:noProof/>
+            </w:rPr>
+            <w:t xml:space="preserve"> </w:t>
+          </w:r>
+          <w:r>
+            <w:rPr>
+              <w:noProof/>
+            </w:rPr>
+            <w:t>[14]</w:t>
+          </w:r>
+          <w:r>
+            <w:fldChar w:fldCharType="end"/>
+          </w:r>
+        </w:sdtContent>
+      </w:sdt>
       <w:r>
         <w:t xml:space="preserve"> a háttérben SQL műveleteket hajt végre, ugyanakkor strukturált és verziókövethető formában támogatja az adatbázis sémafejlődésének kezelését. Ez különösen hasznos a projekt folyamatos fejlesztése során, amikor az entitások és kapcsolatok idővel módosulhatnak.</w:t>
       </w:r>
@@ -3136,96 +3140,342 @@
       <w:r>
         <w:t>JWT alapú autentikáció</w:t>
       </w:r>
+      <w:r>
+        <w:t xml:space="preserve"> TODO Ez ne itt legyen hanem a jwt releváns résznél</w:t>
+      </w:r>
     </w:p>
     <w:p>
       <w:pPr>
         <w:pStyle w:val="Szakdolgozatbekezds"/>
       </w:pPr>
       <w:r>
-        <w:t xml:space="preserve">A felhasználók hitelesítése JSON Web </w:t>
-      </w:r>
-      <w:proofErr w:type="spellStart"/>
-      <w:r>
-        <w:t>Token</w:t>
-      </w:r>
-      <w:proofErr w:type="spellEnd"/>
-      <w:r>
-        <w:t xml:space="preserve"> (JWT) alapú megoldással történik, amely RS256 algoritmust alkalmazó, nyilvános és privát kulcspáron alapuló aláírással került megvalósításra. Ez biztosítja, hogy a kliensoldali alkalmazás a bejelentkezést követően biztonságos módon férjen hozzá a védett erőforrásokhoz, miközben a szerver ellenőrizni tudja a </w:t>
-      </w:r>
-      <w:proofErr w:type="spellStart"/>
-      <w:r>
-        <w:t>tokenek</w:t>
-      </w:r>
-      <w:proofErr w:type="spellEnd"/>
-      <w:r>
-        <w:t xml:space="preserve"> hitelességét és érvényességét.</w:t>
-      </w:r>
+        <w:t>A felhasználók hitelesítése JSON Web Token (JWT) alapú megoldással történik, amely RS256 algoritmust alkalmazó, nyilvános és privát kulcspáron alapuló aláírással került megvalósításra. Ez biztosítja, hogy a kliensoldali alkalmazás a bejelentkezést követően biztonságos módon férjen hozzá a védett erőforrásokhoz, miközben a szerver ellenőrizni tudja a tokenek hitelességét és érvényességét.</w:t>
+      </w:r>
+    </w:p>
+    <w:p>
+      <w:pPr>
+        <w:pStyle w:val="Szakdolgozath2"/>
+      </w:pPr>
+      <w:bookmarkStart w:id="6" w:name="_Toc225185489"/>
+      <w:r>
+        <w:t>Valós idejű kommunikáció</w:t>
+      </w:r>
+      <w:bookmarkEnd w:id="6"/>
     </w:p>
     <w:p>
       <w:pPr>
         <w:pStyle w:val="Szakdolgozatbekezds"/>
       </w:pPr>
       <w:r>
-        <w:t>Egy fontos pontosítás: itt nem igazán </w:t>
-      </w:r>
-      <w:proofErr w:type="spellStart"/>
-      <w:r>
-        <w:t>async</w:t>
-      </w:r>
-      <w:proofErr w:type="spellEnd"/>
-      <w:r>
-        <w:t xml:space="preserve"> titkosításról van szó, hanem aszimmetrikus kulcsú aláírásról. Ha akarod, ezt még tudom kicsit egyszerűbb vagy kicsit akadémikusabb stílusra is húzni.</w:t>
+        <w:t>A rendszer egyes folyamatai, különösen a hosszabb ideig tartó pályagenerálás, valós idejű visszajelzést igényelnek. Ennek megvalósítására külön kommunikációs szerver került kialakításra.</w:t>
+      </w:r>
+    </w:p>
+    <w:p>
+      <w:pPr>
+        <w:pStyle w:val="Szakdolgozath3"/>
+      </w:pPr>
+      <w:r>
+        <w:t>Node.js</w:t>
+      </w:r>
+    </w:p>
+    <w:p>
+      <w:pPr>
+        <w:pStyle w:val="Szakdolgozatbekezds"/>
+      </w:pPr>
+      <w:r>
+        <w:t>A valós idejű kommunikációs réteg Node.js</w:t>
+      </w:r>
+      <w:sdt>
+        <w:sdtPr>
+          <w:id w:val="1841417203"/>
+          <w:citation/>
+        </w:sdtPr>
+        <w:sdtContent>
+          <w:r>
+            <w:fldChar w:fldCharType="begin"/>
+          </w:r>
+          <w:r>
+            <w:instrText xml:space="preserve"> CITATION Nod \l 1038 </w:instrText>
+          </w:r>
+          <w:r>
+            <w:fldChar w:fldCharType="separate"/>
+          </w:r>
+          <w:r>
+            <w:rPr>
+              <w:noProof/>
+            </w:rPr>
+            <w:t xml:space="preserve"> </w:t>
+          </w:r>
+          <w:r>
+            <w:rPr>
+              <w:noProof/>
+            </w:rPr>
+            <w:t>[15]</w:t>
+          </w:r>
+          <w:r>
+            <w:fldChar w:fldCharType="end"/>
+          </w:r>
+        </w:sdtContent>
+      </w:sdt>
+      <w:r>
+        <w:t xml:space="preserve"> környezetben fut. A Node.js egy JavaScript futtatókörnyezet, amelyet a Chrome V8 motorjára építettek, és amely különösen jól </w:t>
+      </w:r>
+      <w:r>
+        <w:lastRenderedPageBreak/>
+        <w:t>használható hálózati</w:t>
+      </w:r>
+      <w:r>
+        <w:t xml:space="preserve"> és</w:t>
+      </w:r>
+      <w:r>
+        <w:t xml:space="preserve"> eseményvezérelt alkalmazások fejlesztésére. Működésének egyik legfontosabb jellemzője a nem blokkoló I/O-kezelés, amely lehetővé teszi, hogy a szerver egyszerre több klienskapcsolatot is hatékonyan kezeljen anélkül, hogy minden kérés külön végrehajtási szálat igényelne.</w:t>
+      </w:r>
+    </w:p>
+    <w:p>
+      <w:pPr>
+        <w:pStyle w:val="Szakdolgozath3"/>
+      </w:pPr>
+      <w:r>
+        <w:t>Express</w:t>
+      </w:r>
+      <w:r>
+        <w:t>Js</w:t>
+      </w:r>
+    </w:p>
+    <w:p>
+      <w:pPr>
+        <w:pStyle w:val="Szakdolgozatbekezds"/>
+      </w:pPr>
+      <w:r>
+        <w:t>A websocket szerver HTTP végpontjainak és alapvető kiszolgálási logikájának megvalósítására az Express keretrendszer került felhasználásra. Az Express</w:t>
+      </w:r>
+      <w:r>
+        <w:t>Js</w:t>
+      </w:r>
+      <w:sdt>
+        <w:sdtPr>
+          <w:id w:val="725874965"/>
+          <w:citation/>
+        </w:sdtPr>
+        <w:sdtContent>
+          <w:r>
+            <w:fldChar w:fldCharType="begin"/>
+          </w:r>
+          <w:r>
+            <w:instrText xml:space="preserve"> CITATION Exp \l 1038 </w:instrText>
+          </w:r>
+          <w:r>
+            <w:fldChar w:fldCharType="separate"/>
+          </w:r>
+          <w:r>
+            <w:rPr>
+              <w:noProof/>
+            </w:rPr>
+            <w:t xml:space="preserve"> </w:t>
+          </w:r>
+          <w:r>
+            <w:rPr>
+              <w:noProof/>
+            </w:rPr>
+            <w:t>[16]</w:t>
+          </w:r>
+          <w:r>
+            <w:fldChar w:fldCharType="end"/>
+          </w:r>
+        </w:sdtContent>
+      </w:sdt>
+      <w:r>
+        <w:t xml:space="preserve"> egyszerű és könnyen bővíthető megoldást nyújt a szerveroldali kommunikációs réteg számára.</w:t>
+      </w:r>
+    </w:p>
+    <w:p>
+      <w:pPr>
+        <w:pStyle w:val="Szakdolgozath3"/>
+      </w:pPr>
+      <w:r>
+        <w:t>Socket.IO</w:t>
+      </w:r>
+    </w:p>
+    <w:p>
+      <w:pPr>
+        <w:pStyle w:val="Szakdolgozatbekezds"/>
+      </w:pPr>
+      <w:r>
+        <w:t>A szerver és a kliens közötti valós idejű eseményalapú kommunikációt a Socket.IO</w:t>
+      </w:r>
+      <w:sdt>
+        <w:sdtPr>
+          <w:id w:val="-1293823779"/>
+          <w:citation/>
+        </w:sdtPr>
+        <w:sdtContent>
+          <w:r>
+            <w:fldChar w:fldCharType="begin"/>
+          </w:r>
+          <w:r>
+            <w:instrText xml:space="preserve"> CITATION Soc \l 1038 </w:instrText>
+          </w:r>
+          <w:r>
+            <w:fldChar w:fldCharType="separate"/>
+          </w:r>
+          <w:r>
+            <w:rPr>
+              <w:noProof/>
+            </w:rPr>
+            <w:t xml:space="preserve"> </w:t>
+          </w:r>
+          <w:r>
+            <w:rPr>
+              <w:noProof/>
+            </w:rPr>
+            <w:t>[8]</w:t>
+          </w:r>
+          <w:r>
+            <w:fldChar w:fldCharType="end"/>
+          </w:r>
+        </w:sdtContent>
+      </w:sdt>
+      <w:r>
+        <w:t xml:space="preserve"> biztosítja. Ennek segítségével a frontend folyamatos tájékoztatást kaphat például a pályagenerálás aktuális állapotáról.</w:t>
       </w:r>
     </w:p>
     <w:p>
       <w:pPr>
         <w:pStyle w:val="Szakdolgozath2"/>
       </w:pPr>
-      <w:bookmarkStart w:id="6" w:name="_Toc225005160"/>
-      <w:r>
-        <w:t>Valós idejű kommunikáció</w:t>
-      </w:r>
-      <w:bookmarkEnd w:id="6"/>
+      <w:bookmarkStart w:id="7" w:name="_Toc225185490"/>
+      <w:r>
+        <w:t>Adatkezelés és tárolás</w:t>
+      </w:r>
+      <w:bookmarkEnd w:id="7"/>
     </w:p>
     <w:p>
       <w:pPr>
         <w:pStyle w:val="Szakdolgozatbekezds"/>
       </w:pPr>
       <w:r>
-        <w:t>A rendszer egyes folyamatai, különösen a hosszabb ideig tartó pályagenerálás, valós idejű visszajelzést igényelnek. Ennek megvalósítására külön kommunikációs szerver került kialakításra.</w:t>
+        <w:t>A rendszer működése során egyszerre szükséges strukturált adatok és fájlalapú erőforrások tárolása. Ennek megfelelően külön technológiák szolgálnak a relációs adatok és a generált állományok kezelésére.</w:t>
       </w:r>
     </w:p>
     <w:p>
       <w:pPr>
         <w:pStyle w:val="Szakdolgozath3"/>
       </w:pPr>
-      <w:proofErr w:type="spellStart"/>
+      <w:r>
+        <w:t>PostgreSQL</w:t>
+      </w:r>
+    </w:p>
+    <w:p>
+      <w:pPr>
+        <w:pStyle w:val="Szakdolgozatbekezds"/>
+      </w:pPr>
+      <w:r>
+        <w:t>A strukturált adatok tárolására PostgreSQL</w:t>
+      </w:r>
+      <w:sdt>
+        <w:sdtPr>
+          <w:id w:val="1681394402"/>
+          <w:citation/>
+        </w:sdtPr>
+        <w:sdtContent>
+          <w:r>
+            <w:fldChar w:fldCharType="begin"/>
+          </w:r>
+          <w:r>
+            <w:instrText xml:space="preserve"> CITATION Pos \l 1038 </w:instrText>
+          </w:r>
+          <w:r>
+            <w:fldChar w:fldCharType="separate"/>
+          </w:r>
+          <w:r>
+            <w:rPr>
+              <w:noProof/>
+            </w:rPr>
+            <w:t xml:space="preserve"> </w:t>
+          </w:r>
+          <w:r>
+            <w:rPr>
+              <w:noProof/>
+            </w:rPr>
+            <w:t>[17]</w:t>
+          </w:r>
+          <w:r>
+            <w:fldChar w:fldCharType="end"/>
+          </w:r>
+        </w:sdtContent>
+      </w:sdt>
+      <w:r>
+        <w:t xml:space="preserve"> adatbázis-kezelő rendszer szolgál. Ebben kerülnek eltárolásra például a felhasználói adatok, a tokenekhez kapcsolódó információk, valamint a pályákhoz tartozó metaadatok és statisztikák.</w:t>
+      </w:r>
+    </w:p>
+    <w:p>
+      <w:pPr>
+        <w:pStyle w:val="Szakdolgozath3"/>
+      </w:pPr>
+      <w:r>
+        <w:t>MinIO</w:t>
+      </w:r>
+    </w:p>
+    <w:p>
+      <w:pPr>
+        <w:pStyle w:val="Szakdolgozatbekezds"/>
+      </w:pPr>
+      <w:r>
+        <w:t>A generált fájlok, például a pályákhoz tartozó JSON állományok és képi erőforrások tárolására MinIO</w:t>
+      </w:r>
+      <w:sdt>
+        <w:sdtPr>
+          <w:id w:val="-1181898533"/>
+          <w:citation/>
+        </w:sdtPr>
+        <w:sdtContent>
+          <w:r>
+            <w:fldChar w:fldCharType="begin"/>
+          </w:r>
+          <w:r>
+            <w:instrText xml:space="preserve"> CITATION Min \l 1038 </w:instrText>
+          </w:r>
+          <w:r>
+            <w:fldChar w:fldCharType="separate"/>
+          </w:r>
+          <w:r>
+            <w:rPr>
+              <w:noProof/>
+            </w:rPr>
+            <w:t xml:space="preserve"> </w:t>
+          </w:r>
+          <w:r>
+            <w:rPr>
+              <w:noProof/>
+            </w:rPr>
+            <w:t>[18]</w:t>
+          </w:r>
+          <w:r>
+            <w:fldChar w:fldCharType="end"/>
+          </w:r>
+        </w:sdtContent>
+      </w:sdt>
+      <w:r>
+        <w:t xml:space="preserve"> objektumtároló került alkalmazásra. A MinIO egy S3-kompatibilis objektumtárolási megoldás, amely működésében az Amazon Web Services társzolgáltatásaihoz hasonló módon használható. Ez lehetővé teszi, hogy a fájlok kezelése elkülönüljön a relációs adatbázistól, így a strukturált adatok és a bináris állományok tárolása külön rétegben valósulhat meg.</w:t>
+      </w:r>
+    </w:p>
+    <w:p>
+      <w:pPr>
+        <w:pStyle w:val="Szakdolgozath2"/>
+      </w:pPr>
+      <w:bookmarkStart w:id="8" w:name="_Toc225185491"/>
       <w:r>
         <w:lastRenderedPageBreak/>
-        <w:t>Node.js</w:t>
-      </w:r>
-      <w:proofErr w:type="spellEnd"/>
+        <w:t>MI integráció</w:t>
+      </w:r>
+      <w:bookmarkEnd w:id="8"/>
     </w:p>
     <w:p>
       <w:pPr>
         <w:pStyle w:val="Szakdolgozatbekezds"/>
       </w:pPr>
       <w:r>
-        <w:t>A valós idejű kommunikációs réteg Node.js környezetben fut. A Node.js egy JavaScript futtatókörnyezet, amelyet a Chrome V8 motorjára építettek, és amely különösen jól használható hálózati</w:t>
-      </w:r>
-      <w:r>
-        <w:t xml:space="preserve"> és</w:t>
-      </w:r>
-      <w:r>
-        <w:t xml:space="preserve"> </w:t>
-      </w:r>
-      <w:proofErr w:type="spellStart"/>
-      <w:r>
-        <w:t>eseményvezérelt</w:t>
-      </w:r>
-      <w:proofErr w:type="spellEnd"/>
-      <w:r>
-        <w:t xml:space="preserve"> alkalmazások fejlesztésére. Működésének egyik legfontosabb jellemzője a nem blokkoló I/O-kezelés, amely lehetővé teszi, hogy a szerver egyszerre több klienskapcsolatot is hatékonyan kezeljen anélkül, hogy minden kérés külön végrehajtási szálat igényelne.</w:t>
+        <w:t>A rendszer egyik legfontosabb sajátossága, hogy a pályagenerálás és bizonyos erőforrások előállítása mesterséges intelligencia segítségével történik. Ez a projekt központi innovatív eleme, ezért külön technológiai kategóriaként is indokolt kezelni.</w:t>
       </w:r>
     </w:p>
     <w:p>
@@ -3233,7 +3483,7 @@
         <w:pStyle w:val="Szakdolgozath3"/>
       </w:pPr>
       <w:r>
-        <w:t>Express</w:t>
+        <w:t>OpenAI API</w:t>
       </w:r>
     </w:p>
     <w:p>
@@ -3241,176 +3491,42 @@
         <w:pStyle w:val="Szakdolgozatbekezds"/>
       </w:pPr>
       <w:r>
-        <w:t xml:space="preserve">A </w:t>
-      </w:r>
-      <w:proofErr w:type="spellStart"/>
-      <w:r>
-        <w:t>websocket</w:t>
-      </w:r>
-      <w:proofErr w:type="spellEnd"/>
-      <w:r>
-        <w:t xml:space="preserve"> szerver HTTP végpontjainak és alapvető kiszolgálási logikájának megvalósítására az Express keretrendszer került felhasználásra. Az Express egyszerű és könnyen bővíthető megoldást nyújt a szerveroldali kommunikációs réteg számára.</w:t>
-      </w:r>
-    </w:p>
-    <w:p>
-      <w:pPr>
-        <w:pStyle w:val="Szakdolgozath3"/>
-      </w:pPr>
-      <w:r>
-        <w:t>Socket.IO</w:t>
-      </w:r>
-    </w:p>
-    <w:p>
-      <w:pPr>
-        <w:pStyle w:val="Szakdolgozatbekezds"/>
-      </w:pPr>
-      <w:r>
-        <w:t>A szerver és a kliens közötti valós idejű eseményalapú kommunikációt a Socket.IO biztosítja. Ennek segítségével a frontend folyamatos tájékoztatást kaphat például a pályagenerálás aktuális állapotáról.</w:t>
-      </w:r>
-    </w:p>
-    <w:p>
-      <w:pPr>
-        <w:pStyle w:val="Szakdolgozath2"/>
-      </w:pPr>
-      <w:bookmarkStart w:id="7" w:name="_Toc225005161"/>
-      <w:r>
-        <w:t>Adatkezelés és tárolás</w:t>
-      </w:r>
-      <w:bookmarkEnd w:id="7"/>
-    </w:p>
-    <w:p>
-      <w:pPr>
-        <w:pStyle w:val="Szakdolgozatbekezds"/>
-      </w:pPr>
-      <w:r>
-        <w:t>A rendszer működése során egyszerre szükséges strukturált adatok és fájlalapú erőforrások tárolása. Ennek megfelelően külön technológiák szolgálnak a relációs adatok és a generált állományok kezelésére.</w:t>
-      </w:r>
-    </w:p>
-    <w:p>
-      <w:pPr>
-        <w:pStyle w:val="Szakdolgozath3"/>
-      </w:pPr>
-      <w:proofErr w:type="spellStart"/>
-      <w:r>
-        <w:t>PostgreSQL</w:t>
-      </w:r>
-      <w:proofErr w:type="spellEnd"/>
-    </w:p>
-    <w:p>
-      <w:pPr>
-        <w:pStyle w:val="Szakdolgozatbekezds"/>
-      </w:pPr>
-      <w:r>
-        <w:t xml:space="preserve">A strukturált adatok tárolására </w:t>
-      </w:r>
-      <w:proofErr w:type="spellStart"/>
-      <w:r>
-        <w:t>PostgreSQL</w:t>
-      </w:r>
-      <w:proofErr w:type="spellEnd"/>
-      <w:r>
-        <w:t xml:space="preserve"> adatbázis-kezelő rendszer szolgál. Ebben kerülnek eltárolásra például a felhasználói adatok, a </w:t>
-      </w:r>
-      <w:proofErr w:type="spellStart"/>
-      <w:r>
-        <w:t>tokenekhez</w:t>
-      </w:r>
-      <w:proofErr w:type="spellEnd"/>
-      <w:r>
-        <w:t xml:space="preserve"> kapcsolódó információk, valamint a pályákhoz tartozó metaadatok és statisztikák.</w:t>
-      </w:r>
-    </w:p>
-    <w:p>
-      <w:pPr>
-        <w:pStyle w:val="Szakdolgozath3"/>
-      </w:pPr>
-      <w:proofErr w:type="spellStart"/>
-      <w:r>
-        <w:t>MinIO</w:t>
-      </w:r>
-      <w:proofErr w:type="spellEnd"/>
-    </w:p>
-    <w:p>
-      <w:pPr>
-        <w:pStyle w:val="Szakdolgozatbekezds"/>
-      </w:pPr>
-      <w:r>
-        <w:t xml:space="preserve">A generált fájlok, például a pályákhoz tartozó JSON állományok és képi erőforrások tárolására </w:t>
-      </w:r>
-      <w:proofErr w:type="spellStart"/>
-      <w:r>
-        <w:t>MinIO</w:t>
-      </w:r>
-      <w:proofErr w:type="spellEnd"/>
-      <w:r>
-        <w:t xml:space="preserve"> objektumtároló került alkalmazásra. A </w:t>
-      </w:r>
-      <w:proofErr w:type="spellStart"/>
-      <w:r>
-        <w:t>MinIO</w:t>
-      </w:r>
-      <w:proofErr w:type="spellEnd"/>
-      <w:r>
-        <w:t xml:space="preserve"> egy S3-kompatibilis objektumtárolási megoldás, amely működésében az Amazon Web </w:t>
-      </w:r>
-      <w:proofErr w:type="spellStart"/>
-      <w:r>
-        <w:t>Services</w:t>
-      </w:r>
-      <w:proofErr w:type="spellEnd"/>
-      <w:r>
-        <w:t xml:space="preserve"> </w:t>
-      </w:r>
-      <w:r>
-        <w:lastRenderedPageBreak/>
-        <w:t>társzolgáltatásaihoz hasonló módon használható. Ez lehetővé teszi, hogy a fájlok kezelése elkülönüljön a relációs adatbázistól, így a strukturált adatok és a bináris állományok tárolása külön rétegben valósulhat meg.</w:t>
-      </w:r>
-    </w:p>
-    <w:p>
-      <w:pPr>
-        <w:pStyle w:val="Szakdolgozath2"/>
-      </w:pPr>
-      <w:bookmarkStart w:id="8" w:name="_Toc225005162"/>
-      <w:r>
-        <w:t>MI integráció</w:t>
-      </w:r>
-      <w:bookmarkEnd w:id="8"/>
-    </w:p>
-    <w:p>
-      <w:pPr>
-        <w:pStyle w:val="Szakdolgozatbekezds"/>
-      </w:pPr>
-      <w:r>
-        <w:t>A rendszer egyik legfontosabb sajátossága, hogy a pályagenerálás és bizonyos erőforrások előállítása mesterséges intelligencia segítségével történik. Ez a projekt központi innovatív eleme, ezért külön technológiai kategóriaként is indokolt kezelni.</w:t>
-      </w:r>
-    </w:p>
-    <w:p>
-      <w:pPr>
-        <w:pStyle w:val="Szakdolgozath3"/>
-      </w:pPr>
-      <w:proofErr w:type="spellStart"/>
-      <w:r>
-        <w:t>OpenAI</w:t>
-      </w:r>
-      <w:proofErr w:type="spellEnd"/>
-      <w:r>
-        <w:t xml:space="preserve"> API</w:t>
-      </w:r>
-    </w:p>
-    <w:p>
-      <w:pPr>
-        <w:pStyle w:val="Szakdolgozatbekezds"/>
-      </w:pPr>
-      <w:r>
-        <w:t xml:space="preserve">A mesterséges intelligencia alapú funkciók megvalósítása az </w:t>
-      </w:r>
-      <w:proofErr w:type="spellStart"/>
-      <w:r>
-        <w:t>OpenAI</w:t>
-      </w:r>
-      <w:proofErr w:type="spellEnd"/>
-      <w:r>
-        <w:t xml:space="preserve"> API integrációjával történt. A rendszer ezt használja a pályák generálásához, valamint egyes grafikai elemek előállításához is. Az AI szolgáltatás backend oldali integrációja lehetővé teszi, hogy a generálási folyamat szervesen kapcsolódjon az alkalmazás többi komponenséhez.</w:t>
+        <w:t>A mesterséges intelligencia alapú funkciók megvalósítása az OpenAI API</w:t>
+      </w:r>
+      <w:sdt>
+        <w:sdtPr>
+          <w:id w:val="-1645732534"/>
+          <w:citation/>
+        </w:sdtPr>
+        <w:sdtContent>
+          <w:r>
+            <w:fldChar w:fldCharType="begin"/>
+          </w:r>
+          <w:r>
+            <w:instrText xml:space="preserve"> CITATION Ope1 \l 1038 </w:instrText>
+          </w:r>
+          <w:r>
+            <w:fldChar w:fldCharType="separate"/>
+          </w:r>
+          <w:r>
+            <w:rPr>
+              <w:noProof/>
+            </w:rPr>
+            <w:t xml:space="preserve"> </w:t>
+          </w:r>
+          <w:r>
+            <w:rPr>
+              <w:noProof/>
+            </w:rPr>
+            <w:t>[19]</w:t>
+          </w:r>
+          <w:r>
+            <w:fldChar w:fldCharType="end"/>
+          </w:r>
+        </w:sdtContent>
+      </w:sdt>
+      <w:r>
+        <w:t xml:space="preserve"> integrációjával történt. A rendszer ezt használja a pályák generálásához, valamint egyes grafikai elemek előállításához is. Az AI szolgáltatás backend oldali integrációja lehetővé teszi, hogy a generálási folyamat szervesen kapcsolódjon az alkalmazás többi komponenséhez.</w:t>
       </w:r>
     </w:p>
     <w:p>
@@ -3429,8 +3545,994 @@
         </w:rPr>
       </w:pPr>
     </w:p>
+    <w:p>
+      <w:pPr>
+        <w:rPr>
+          <w:rFonts w:ascii="Times New Roman" w:hAnsi="Times New Roman" w:cs="Times New Roman"/>
+          <w:sz w:val="24"/>
+          <w:szCs w:val="24"/>
+        </w:rPr>
+      </w:pPr>
+      <w:r>
+        <w:rPr>
+          <w:rFonts w:ascii="Times New Roman" w:hAnsi="Times New Roman" w:cs="Times New Roman"/>
+          <w:sz w:val="24"/>
+          <w:szCs w:val="24"/>
+        </w:rPr>
+        <w:br w:type="page"/>
+      </w:r>
+    </w:p>
+    <w:bookmarkStart w:id="9" w:name="_Toc225185492" w:displacedByCustomXml="next"/>
+    <w:sdt>
+      <w:sdtPr>
+        <w:rPr>
+          <w:rFonts w:asciiTheme="minorHAnsi" w:eastAsiaTheme="minorHAnsi" w:hAnsiTheme="minorHAnsi" w:cstheme="minorBidi"/>
+          <w:b w:val="0"/>
+          <w:bCs w:val="0"/>
+          <w:iCs w:val="0"/>
+          <w:color w:val="auto"/>
+          <w:sz w:val="22"/>
+          <w:szCs w:val="22"/>
+        </w:rPr>
+        <w:id w:val="-176195484"/>
+        <w:docPartObj>
+          <w:docPartGallery w:val="Bibliographies"/>
+          <w:docPartUnique/>
+        </w:docPartObj>
+      </w:sdtPr>
+      <w:sdtContent>
+        <w:p>
+          <w:pPr>
+            <w:pStyle w:val="szmozatlanSzakdolgozath1"/>
+          </w:pPr>
+          <w:r>
+            <w:t>Irodalomjegyzék</w:t>
+          </w:r>
+          <w:bookmarkEnd w:id="9"/>
+        </w:p>
+        <w:sdt>
+          <w:sdtPr>
+            <w:id w:val="111145805"/>
+            <w:bibliography/>
+          </w:sdtPr>
+          <w:sdtContent>
+            <w:p>
+              <w:pPr>
+                <w:rPr>
+                  <w:noProof/>
+                  <w:lang w:val="en-US"/>
+                </w:rPr>
+              </w:pPr>
+              <w:r>
+                <w:fldChar w:fldCharType="begin"/>
+              </w:r>
+              <w:r>
+                <w:instrText xml:space="preserve"> BIBLIOGRAPHY </w:instrText>
+              </w:r>
+              <w:r>
+                <w:fldChar w:fldCharType="separate"/>
+              </w:r>
+            </w:p>
+            <w:tbl>
+              <w:tblPr>
+                <w:tblW w:w="5000" w:type="pct"/>
+                <w:tblCellSpacing w:w="15" w:type="dxa"/>
+                <w:tblCellMar>
+                  <w:top w:w="15" w:type="dxa"/>
+                  <w:left w:w="15" w:type="dxa"/>
+                  <w:bottom w:w="15" w:type="dxa"/>
+                  <w:right w:w="15" w:type="dxa"/>
+                </w:tblCellMar>
+                <w:tblLook w:val="04A0" w:firstRow="1" w:lastRow="0" w:firstColumn="1" w:lastColumn="0" w:noHBand="0" w:noVBand="1"/>
+              </w:tblPr>
+              <w:tblGrid>
+                <w:gridCol w:w="433"/>
+                <w:gridCol w:w="8404"/>
+              </w:tblGrid>
+              <w:tr>
+                <w:trPr>
+                  <w:divId w:val="868185270"/>
+                  <w:tblCellSpacing w:w="15" w:type="dxa"/>
+                </w:trPr>
+                <w:tc>
+                  <w:tcPr>
+                    <w:tcW w:w="50" w:type="pct"/>
+                    <w:hideMark/>
+                  </w:tcPr>
+                  <w:p>
+                    <w:pPr>
+                      <w:pStyle w:val="Bibliography"/>
+                      <w:rPr>
+                        <w:noProof/>
+                        <w:kern w:val="0"/>
+                        <w:sz w:val="24"/>
+                        <w:szCs w:val="24"/>
+                        <w14:ligatures w14:val="none"/>
+                      </w:rPr>
+                    </w:pPr>
+                    <w:r>
+                      <w:rPr>
+                        <w:noProof/>
+                      </w:rPr>
+                      <w:t xml:space="preserve">[1] </w:t>
+                    </w:r>
+                  </w:p>
+                </w:tc>
+                <w:tc>
+                  <w:tcPr>
+                    <w:tcW w:w="0" w:type="auto"/>
+                    <w:hideMark/>
+                  </w:tcPr>
+                  <w:p>
+                    <w:pPr>
+                      <w:pStyle w:val="Bibliography"/>
+                      <w:rPr>
+                        <w:noProof/>
+                      </w:rPr>
+                    </w:pPr>
+                    <w:r>
+                      <w:rPr>
+                        <w:noProof/>
+                      </w:rPr>
+                      <w:t>„Docker Dokumentáció,” Docker, Inc., [Online]. Available: https://docs.docker.com/.</w:t>
+                    </w:r>
+                  </w:p>
+                </w:tc>
+              </w:tr>
+              <w:tr>
+                <w:trPr>
+                  <w:divId w:val="868185270"/>
+                  <w:tblCellSpacing w:w="15" w:type="dxa"/>
+                </w:trPr>
+                <w:tc>
+                  <w:tcPr>
+                    <w:tcW w:w="50" w:type="pct"/>
+                    <w:hideMark/>
+                  </w:tcPr>
+                  <w:p>
+                    <w:pPr>
+                      <w:pStyle w:val="Bibliography"/>
+                      <w:rPr>
+                        <w:noProof/>
+                      </w:rPr>
+                    </w:pPr>
+                    <w:r>
+                      <w:rPr>
+                        <w:noProof/>
+                      </w:rPr>
+                      <w:t xml:space="preserve">[2] </w:t>
+                    </w:r>
+                  </w:p>
+                </w:tc>
+                <w:tc>
+                  <w:tcPr>
+                    <w:tcW w:w="0" w:type="auto"/>
+                    <w:hideMark/>
+                  </w:tcPr>
+                  <w:p>
+                    <w:pPr>
+                      <w:pStyle w:val="Bibliography"/>
+                      <w:rPr>
+                        <w:noProof/>
+                      </w:rPr>
+                    </w:pPr>
+                    <w:r>
+                      <w:rPr>
+                        <w:noProof/>
+                      </w:rPr>
+                      <w:t>„Docker Compose Dokumentáció,” Docker, Inc., [Online]. Available: https://docs.docker.com/compose/.</w:t>
+                    </w:r>
+                  </w:p>
+                </w:tc>
+              </w:tr>
+              <w:tr>
+                <w:trPr>
+                  <w:divId w:val="868185270"/>
+                  <w:tblCellSpacing w:w="15" w:type="dxa"/>
+                </w:trPr>
+                <w:tc>
+                  <w:tcPr>
+                    <w:tcW w:w="50" w:type="pct"/>
+                    <w:hideMark/>
+                  </w:tcPr>
+                  <w:p>
+                    <w:pPr>
+                      <w:pStyle w:val="Bibliography"/>
+                      <w:rPr>
+                        <w:noProof/>
+                      </w:rPr>
+                    </w:pPr>
+                    <w:r>
+                      <w:rPr>
+                        <w:noProof/>
+                      </w:rPr>
+                      <w:t xml:space="preserve">[3] </w:t>
+                    </w:r>
+                  </w:p>
+                </w:tc>
+                <w:tc>
+                  <w:tcPr>
+                    <w:tcW w:w="0" w:type="auto"/>
+                    <w:hideMark/>
+                  </w:tcPr>
+                  <w:p>
+                    <w:pPr>
+                      <w:pStyle w:val="Bibliography"/>
+                      <w:rPr>
+                        <w:noProof/>
+                      </w:rPr>
+                    </w:pPr>
+                    <w:r>
+                      <w:rPr>
+                        <w:noProof/>
+                      </w:rPr>
+                      <w:t>„TypeScript Dokumentáció,” Microsoft, [Online]. Available: https://www.typescriptlang.org/docs/.</w:t>
+                    </w:r>
+                  </w:p>
+                </w:tc>
+              </w:tr>
+              <w:tr>
+                <w:trPr>
+                  <w:divId w:val="868185270"/>
+                  <w:tblCellSpacing w:w="15" w:type="dxa"/>
+                </w:trPr>
+                <w:tc>
+                  <w:tcPr>
+                    <w:tcW w:w="50" w:type="pct"/>
+                    <w:hideMark/>
+                  </w:tcPr>
+                  <w:p>
+                    <w:pPr>
+                      <w:pStyle w:val="Bibliography"/>
+                      <w:rPr>
+                        <w:noProof/>
+                      </w:rPr>
+                    </w:pPr>
+                    <w:r>
+                      <w:rPr>
+                        <w:noProof/>
+                      </w:rPr>
+                      <w:t xml:space="preserve">[4] </w:t>
+                    </w:r>
+                  </w:p>
+                </w:tc>
+                <w:tc>
+                  <w:tcPr>
+                    <w:tcW w:w="0" w:type="auto"/>
+                    <w:hideMark/>
+                  </w:tcPr>
+                  <w:p>
+                    <w:pPr>
+                      <w:pStyle w:val="Bibliography"/>
+                      <w:rPr>
+                        <w:noProof/>
+                      </w:rPr>
+                    </w:pPr>
+                    <w:r>
+                      <w:rPr>
+                        <w:noProof/>
+                      </w:rPr>
+                      <w:t>„React Dokumentáció,” Meta, [Online]. Available: https://react.dev/.</w:t>
+                    </w:r>
+                  </w:p>
+                </w:tc>
+              </w:tr>
+              <w:tr>
+                <w:trPr>
+                  <w:divId w:val="868185270"/>
+                  <w:tblCellSpacing w:w="15" w:type="dxa"/>
+                </w:trPr>
+                <w:tc>
+                  <w:tcPr>
+                    <w:tcW w:w="50" w:type="pct"/>
+                    <w:hideMark/>
+                  </w:tcPr>
+                  <w:p>
+                    <w:pPr>
+                      <w:pStyle w:val="Bibliography"/>
+                      <w:rPr>
+                        <w:noProof/>
+                      </w:rPr>
+                    </w:pPr>
+                    <w:r>
+                      <w:rPr>
+                        <w:noProof/>
+                      </w:rPr>
+                      <w:t xml:space="preserve">[5] </w:t>
+                    </w:r>
+                  </w:p>
+                </w:tc>
+                <w:tc>
+                  <w:tcPr>
+                    <w:tcW w:w="0" w:type="auto"/>
+                    <w:hideMark/>
+                  </w:tcPr>
+                  <w:p>
+                    <w:pPr>
+                      <w:pStyle w:val="Bibliography"/>
+                      <w:rPr>
+                        <w:noProof/>
+                      </w:rPr>
+                    </w:pPr>
+                    <w:r>
+                      <w:rPr>
+                        <w:noProof/>
+                      </w:rPr>
+                      <w:t>„Angular Dokumentáció,” Google, [Online]. Available: https://angular.dev/.</w:t>
+                    </w:r>
+                  </w:p>
+                </w:tc>
+              </w:tr>
+              <w:tr>
+                <w:trPr>
+                  <w:divId w:val="868185270"/>
+                  <w:tblCellSpacing w:w="15" w:type="dxa"/>
+                </w:trPr>
+                <w:tc>
+                  <w:tcPr>
+                    <w:tcW w:w="50" w:type="pct"/>
+                    <w:hideMark/>
+                  </w:tcPr>
+                  <w:p>
+                    <w:pPr>
+                      <w:pStyle w:val="Bibliography"/>
+                      <w:rPr>
+                        <w:noProof/>
+                      </w:rPr>
+                    </w:pPr>
+                    <w:r>
+                      <w:rPr>
+                        <w:noProof/>
+                      </w:rPr>
+                      <w:t xml:space="preserve">[6] </w:t>
+                    </w:r>
+                  </w:p>
+                </w:tc>
+                <w:tc>
+                  <w:tcPr>
+                    <w:tcW w:w="0" w:type="auto"/>
+                    <w:hideMark/>
+                  </w:tcPr>
+                  <w:p>
+                    <w:pPr>
+                      <w:pStyle w:val="Bibliography"/>
+                      <w:rPr>
+                        <w:noProof/>
+                      </w:rPr>
+                    </w:pPr>
+                    <w:r>
+                      <w:rPr>
+                        <w:noProof/>
+                      </w:rPr>
+                      <w:t>„VueJs Dokumentáció,” [Online]. Available: https://vuejs.org/.</w:t>
+                    </w:r>
+                  </w:p>
+                </w:tc>
+              </w:tr>
+              <w:tr>
+                <w:trPr>
+                  <w:divId w:val="868185270"/>
+                  <w:tblCellSpacing w:w="15" w:type="dxa"/>
+                </w:trPr>
+                <w:tc>
+                  <w:tcPr>
+                    <w:tcW w:w="50" w:type="pct"/>
+                    <w:hideMark/>
+                  </w:tcPr>
+                  <w:p>
+                    <w:pPr>
+                      <w:pStyle w:val="Bibliography"/>
+                      <w:rPr>
+                        <w:noProof/>
+                      </w:rPr>
+                    </w:pPr>
+                    <w:r>
+                      <w:rPr>
+                        <w:noProof/>
+                      </w:rPr>
+                      <w:t xml:space="preserve">[7] </w:t>
+                    </w:r>
+                  </w:p>
+                </w:tc>
+                <w:tc>
+                  <w:tcPr>
+                    <w:tcW w:w="0" w:type="auto"/>
+                    <w:hideMark/>
+                  </w:tcPr>
+                  <w:p>
+                    <w:pPr>
+                      <w:pStyle w:val="Bibliography"/>
+                      <w:rPr>
+                        <w:noProof/>
+                      </w:rPr>
+                    </w:pPr>
+                    <w:r>
+                      <w:rPr>
+                        <w:noProof/>
+                      </w:rPr>
+                      <w:t>„PixiJs Dokumentáció,” [Online]. Available: https://pixijs.com/8.x/guides/getting-started/intro.</w:t>
+                    </w:r>
+                  </w:p>
+                </w:tc>
+              </w:tr>
+              <w:tr>
+                <w:trPr>
+                  <w:divId w:val="868185270"/>
+                  <w:tblCellSpacing w:w="15" w:type="dxa"/>
+                </w:trPr>
+                <w:tc>
+                  <w:tcPr>
+                    <w:tcW w:w="50" w:type="pct"/>
+                    <w:hideMark/>
+                  </w:tcPr>
+                  <w:p>
+                    <w:pPr>
+                      <w:pStyle w:val="Bibliography"/>
+                      <w:rPr>
+                        <w:noProof/>
+                      </w:rPr>
+                    </w:pPr>
+                    <w:r>
+                      <w:rPr>
+                        <w:noProof/>
+                      </w:rPr>
+                      <w:t xml:space="preserve">[8] </w:t>
+                    </w:r>
+                  </w:p>
+                </w:tc>
+                <w:tc>
+                  <w:tcPr>
+                    <w:tcW w:w="0" w:type="auto"/>
+                    <w:hideMark/>
+                  </w:tcPr>
+                  <w:p>
+                    <w:pPr>
+                      <w:pStyle w:val="Bibliography"/>
+                      <w:rPr>
+                        <w:noProof/>
+                      </w:rPr>
+                    </w:pPr>
+                    <w:r>
+                      <w:rPr>
+                        <w:noProof/>
+                      </w:rPr>
+                      <w:t>„Socket.IO Dokumentáció,” [Online]. Available: https://socket.io/.</w:t>
+                    </w:r>
+                  </w:p>
+                </w:tc>
+              </w:tr>
+              <w:tr>
+                <w:trPr>
+                  <w:divId w:val="868185270"/>
+                  <w:tblCellSpacing w:w="15" w:type="dxa"/>
+                </w:trPr>
+                <w:tc>
+                  <w:tcPr>
+                    <w:tcW w:w="50" w:type="pct"/>
+                    <w:hideMark/>
+                  </w:tcPr>
+                  <w:p>
+                    <w:pPr>
+                      <w:pStyle w:val="Bibliography"/>
+                      <w:rPr>
+                        <w:noProof/>
+                      </w:rPr>
+                    </w:pPr>
+                    <w:r>
+                      <w:rPr>
+                        <w:noProof/>
+                      </w:rPr>
+                      <w:t xml:space="preserve">[9] </w:t>
+                    </w:r>
+                  </w:p>
+                </w:tc>
+                <w:tc>
+                  <w:tcPr>
+                    <w:tcW w:w="0" w:type="auto"/>
+                    <w:hideMark/>
+                  </w:tcPr>
+                  <w:p>
+                    <w:pPr>
+                      <w:pStyle w:val="Bibliography"/>
+                      <w:rPr>
+                        <w:noProof/>
+                      </w:rPr>
+                    </w:pPr>
+                    <w:r>
+                      <w:rPr>
+                        <w:noProof/>
+                      </w:rPr>
+                      <w:t>„Python Dokumentáció,” Python Software Foundation (PSF), [Online]. Available: https://docs.python.org/3/.</w:t>
+                    </w:r>
+                  </w:p>
+                </w:tc>
+              </w:tr>
+              <w:tr>
+                <w:trPr>
+                  <w:divId w:val="868185270"/>
+                  <w:tblCellSpacing w:w="15" w:type="dxa"/>
+                </w:trPr>
+                <w:tc>
+                  <w:tcPr>
+                    <w:tcW w:w="50" w:type="pct"/>
+                    <w:hideMark/>
+                  </w:tcPr>
+                  <w:p>
+                    <w:pPr>
+                      <w:pStyle w:val="Bibliography"/>
+                      <w:rPr>
+                        <w:noProof/>
+                      </w:rPr>
+                    </w:pPr>
+                    <w:r>
+                      <w:rPr>
+                        <w:noProof/>
+                      </w:rPr>
+                      <w:t xml:space="preserve">[10] </w:t>
+                    </w:r>
+                  </w:p>
+                </w:tc>
+                <w:tc>
+                  <w:tcPr>
+                    <w:tcW w:w="0" w:type="auto"/>
+                    <w:hideMark/>
+                  </w:tcPr>
+                  <w:p>
+                    <w:pPr>
+                      <w:pStyle w:val="Bibliography"/>
+                      <w:rPr>
+                        <w:noProof/>
+                      </w:rPr>
+                    </w:pPr>
+                    <w:r>
+                      <w:rPr>
+                        <w:noProof/>
+                      </w:rPr>
+                      <w:t>„Python OpenCV Dokumentáció,” [Online]. Available: https://docs.opencv.org/4.x/.</w:t>
+                    </w:r>
+                  </w:p>
+                </w:tc>
+              </w:tr>
+              <w:tr>
+                <w:trPr>
+                  <w:divId w:val="868185270"/>
+                  <w:tblCellSpacing w:w="15" w:type="dxa"/>
+                </w:trPr>
+                <w:tc>
+                  <w:tcPr>
+                    <w:tcW w:w="50" w:type="pct"/>
+                    <w:hideMark/>
+                  </w:tcPr>
+                  <w:p>
+                    <w:pPr>
+                      <w:pStyle w:val="Bibliography"/>
+                      <w:rPr>
+                        <w:noProof/>
+                      </w:rPr>
+                    </w:pPr>
+                    <w:r>
+                      <w:rPr>
+                        <w:noProof/>
+                      </w:rPr>
+                      <w:t xml:space="preserve">[11] </w:t>
+                    </w:r>
+                  </w:p>
+                </w:tc>
+                <w:tc>
+                  <w:tcPr>
+                    <w:tcW w:w="0" w:type="auto"/>
+                    <w:hideMark/>
+                  </w:tcPr>
+                  <w:p>
+                    <w:pPr>
+                      <w:pStyle w:val="Bibliography"/>
+                      <w:rPr>
+                        <w:noProof/>
+                      </w:rPr>
+                    </w:pPr>
+                    <w:r>
+                      <w:rPr>
+                        <w:noProof/>
+                      </w:rPr>
+                      <w:t>„FastAPI Dokumentáció,” [Online]. Available: https://fastapi.tiangolo.com/.</w:t>
+                    </w:r>
+                  </w:p>
+                </w:tc>
+              </w:tr>
+              <w:tr>
+                <w:trPr>
+                  <w:divId w:val="868185270"/>
+                  <w:tblCellSpacing w:w="15" w:type="dxa"/>
+                </w:trPr>
+                <w:tc>
+                  <w:tcPr>
+                    <w:tcW w:w="50" w:type="pct"/>
+                    <w:hideMark/>
+                  </w:tcPr>
+                  <w:p>
+                    <w:pPr>
+                      <w:pStyle w:val="Bibliography"/>
+                      <w:rPr>
+                        <w:noProof/>
+                      </w:rPr>
+                    </w:pPr>
+                    <w:r>
+                      <w:rPr>
+                        <w:noProof/>
+                      </w:rPr>
+                      <w:t xml:space="preserve">[12] </w:t>
+                    </w:r>
+                  </w:p>
+                </w:tc>
+                <w:tc>
+                  <w:tcPr>
+                    <w:tcW w:w="0" w:type="auto"/>
+                    <w:hideMark/>
+                  </w:tcPr>
+                  <w:p>
+                    <w:pPr>
+                      <w:pStyle w:val="Bibliography"/>
+                      <w:rPr>
+                        <w:noProof/>
+                      </w:rPr>
+                    </w:pPr>
+                    <w:r>
+                      <w:rPr>
+                        <w:noProof/>
+                      </w:rPr>
+                      <w:t>„OpenAPI Dokumentáció,” [Online]. Available: https://swagger.io/resources/open-api/.</w:t>
+                    </w:r>
+                  </w:p>
+                </w:tc>
+              </w:tr>
+              <w:tr>
+                <w:trPr>
+                  <w:divId w:val="868185270"/>
+                  <w:tblCellSpacing w:w="15" w:type="dxa"/>
+                </w:trPr>
+                <w:tc>
+                  <w:tcPr>
+                    <w:tcW w:w="50" w:type="pct"/>
+                    <w:hideMark/>
+                  </w:tcPr>
+                  <w:p>
+                    <w:pPr>
+                      <w:pStyle w:val="Bibliography"/>
+                      <w:rPr>
+                        <w:noProof/>
+                      </w:rPr>
+                    </w:pPr>
+                    <w:r>
+                      <w:rPr>
+                        <w:noProof/>
+                      </w:rPr>
+                      <w:t xml:space="preserve">[13] </w:t>
+                    </w:r>
+                  </w:p>
+                </w:tc>
+                <w:tc>
+                  <w:tcPr>
+                    <w:tcW w:w="0" w:type="auto"/>
+                    <w:hideMark/>
+                  </w:tcPr>
+                  <w:p>
+                    <w:pPr>
+                      <w:pStyle w:val="Bibliography"/>
+                      <w:rPr>
+                        <w:noProof/>
+                      </w:rPr>
+                    </w:pPr>
+                    <w:r>
+                      <w:rPr>
+                        <w:noProof/>
+                      </w:rPr>
+                      <w:t>„SQLAlchemy Dokumentáció,” [Online]. Available: https://docs.sqlalchemy.org/en/20/.</w:t>
+                    </w:r>
+                  </w:p>
+                </w:tc>
+              </w:tr>
+              <w:tr>
+                <w:trPr>
+                  <w:divId w:val="868185270"/>
+                  <w:tblCellSpacing w:w="15" w:type="dxa"/>
+                </w:trPr>
+                <w:tc>
+                  <w:tcPr>
+                    <w:tcW w:w="50" w:type="pct"/>
+                    <w:hideMark/>
+                  </w:tcPr>
+                  <w:p>
+                    <w:pPr>
+                      <w:pStyle w:val="Bibliography"/>
+                      <w:rPr>
+                        <w:noProof/>
+                      </w:rPr>
+                    </w:pPr>
+                    <w:r>
+                      <w:rPr>
+                        <w:noProof/>
+                      </w:rPr>
+                      <w:t xml:space="preserve">[14] </w:t>
+                    </w:r>
+                  </w:p>
+                </w:tc>
+                <w:tc>
+                  <w:tcPr>
+                    <w:tcW w:w="0" w:type="auto"/>
+                    <w:hideMark/>
+                  </w:tcPr>
+                  <w:p>
+                    <w:pPr>
+                      <w:pStyle w:val="Bibliography"/>
+                      <w:rPr>
+                        <w:noProof/>
+                      </w:rPr>
+                    </w:pPr>
+                    <w:r>
+                      <w:rPr>
+                        <w:noProof/>
+                      </w:rPr>
+                      <w:t>„Alembic Dokumentáció,” [Online]. Available: https://alembic.sqlalchemy.org/en/latest/.</w:t>
+                    </w:r>
+                  </w:p>
+                </w:tc>
+              </w:tr>
+              <w:tr>
+                <w:trPr>
+                  <w:divId w:val="868185270"/>
+                  <w:tblCellSpacing w:w="15" w:type="dxa"/>
+                </w:trPr>
+                <w:tc>
+                  <w:tcPr>
+                    <w:tcW w:w="50" w:type="pct"/>
+                    <w:hideMark/>
+                  </w:tcPr>
+                  <w:p>
+                    <w:pPr>
+                      <w:pStyle w:val="Bibliography"/>
+                      <w:rPr>
+                        <w:noProof/>
+                      </w:rPr>
+                    </w:pPr>
+                    <w:r>
+                      <w:rPr>
+                        <w:noProof/>
+                      </w:rPr>
+                      <w:t xml:space="preserve">[15] </w:t>
+                    </w:r>
+                  </w:p>
+                </w:tc>
+                <w:tc>
+                  <w:tcPr>
+                    <w:tcW w:w="0" w:type="auto"/>
+                    <w:hideMark/>
+                  </w:tcPr>
+                  <w:p>
+                    <w:pPr>
+                      <w:pStyle w:val="Bibliography"/>
+                      <w:rPr>
+                        <w:noProof/>
+                      </w:rPr>
+                    </w:pPr>
+                    <w:r>
+                      <w:rPr>
+                        <w:noProof/>
+                      </w:rPr>
+                      <w:t>„NodeJs Dokumentáció,” [Online]. Available: https://nodejs.org/docs/latest/api/.</w:t>
+                    </w:r>
+                  </w:p>
+                </w:tc>
+              </w:tr>
+              <w:tr>
+                <w:trPr>
+                  <w:divId w:val="868185270"/>
+                  <w:tblCellSpacing w:w="15" w:type="dxa"/>
+                </w:trPr>
+                <w:tc>
+                  <w:tcPr>
+                    <w:tcW w:w="50" w:type="pct"/>
+                    <w:hideMark/>
+                  </w:tcPr>
+                  <w:p>
+                    <w:pPr>
+                      <w:pStyle w:val="Bibliography"/>
+                      <w:rPr>
+                        <w:noProof/>
+                      </w:rPr>
+                    </w:pPr>
+                    <w:r>
+                      <w:rPr>
+                        <w:noProof/>
+                      </w:rPr>
+                      <w:t xml:space="preserve">[16] </w:t>
+                    </w:r>
+                  </w:p>
+                </w:tc>
+                <w:tc>
+                  <w:tcPr>
+                    <w:tcW w:w="0" w:type="auto"/>
+                    <w:hideMark/>
+                  </w:tcPr>
+                  <w:p>
+                    <w:pPr>
+                      <w:pStyle w:val="Bibliography"/>
+                      <w:rPr>
+                        <w:noProof/>
+                      </w:rPr>
+                    </w:pPr>
+                    <w:r>
+                      <w:rPr>
+                        <w:noProof/>
+                      </w:rPr>
+                      <w:t>„ExpressJs Dokumentáció,” [Online]. Available: https://expressjs.com/.</w:t>
+                    </w:r>
+                  </w:p>
+                </w:tc>
+              </w:tr>
+              <w:tr>
+                <w:trPr>
+                  <w:divId w:val="868185270"/>
+                  <w:tblCellSpacing w:w="15" w:type="dxa"/>
+                </w:trPr>
+                <w:tc>
+                  <w:tcPr>
+                    <w:tcW w:w="50" w:type="pct"/>
+                    <w:hideMark/>
+                  </w:tcPr>
+                  <w:p>
+                    <w:pPr>
+                      <w:pStyle w:val="Bibliography"/>
+                      <w:rPr>
+                        <w:noProof/>
+                      </w:rPr>
+                    </w:pPr>
+                    <w:r>
+                      <w:rPr>
+                        <w:noProof/>
+                      </w:rPr>
+                      <w:t xml:space="preserve">[17] </w:t>
+                    </w:r>
+                  </w:p>
+                </w:tc>
+                <w:tc>
+                  <w:tcPr>
+                    <w:tcW w:w="0" w:type="auto"/>
+                    <w:hideMark/>
+                  </w:tcPr>
+                  <w:p>
+                    <w:pPr>
+                      <w:pStyle w:val="Bibliography"/>
+                      <w:rPr>
+                        <w:noProof/>
+                      </w:rPr>
+                    </w:pPr>
+                    <w:r>
+                      <w:rPr>
+                        <w:noProof/>
+                      </w:rPr>
+                      <w:t>„PostgreSQL Dokumentáció,” [Online]. Available: https://www.postgresql.org/docs/.</w:t>
+                    </w:r>
+                  </w:p>
+                </w:tc>
+              </w:tr>
+              <w:tr>
+                <w:trPr>
+                  <w:divId w:val="868185270"/>
+                  <w:tblCellSpacing w:w="15" w:type="dxa"/>
+                </w:trPr>
+                <w:tc>
+                  <w:tcPr>
+                    <w:tcW w:w="50" w:type="pct"/>
+                    <w:hideMark/>
+                  </w:tcPr>
+                  <w:p>
+                    <w:pPr>
+                      <w:pStyle w:val="Bibliography"/>
+                      <w:rPr>
+                        <w:noProof/>
+                      </w:rPr>
+                    </w:pPr>
+                    <w:r>
+                      <w:rPr>
+                        <w:noProof/>
+                      </w:rPr>
+                      <w:t xml:space="preserve">[18] </w:t>
+                    </w:r>
+                  </w:p>
+                </w:tc>
+                <w:tc>
+                  <w:tcPr>
+                    <w:tcW w:w="0" w:type="auto"/>
+                    <w:hideMark/>
+                  </w:tcPr>
+                  <w:p>
+                    <w:pPr>
+                      <w:pStyle w:val="Bibliography"/>
+                      <w:rPr>
+                        <w:noProof/>
+                      </w:rPr>
+                    </w:pPr>
+                    <w:r>
+                      <w:rPr>
+                        <w:noProof/>
+                      </w:rPr>
+                      <w:t>„MinIO Dokumentáció,” [Online]. Available: https://www.min.io/.</w:t>
+                    </w:r>
+                  </w:p>
+                </w:tc>
+              </w:tr>
+              <w:tr>
+                <w:trPr>
+                  <w:divId w:val="868185270"/>
+                  <w:tblCellSpacing w:w="15" w:type="dxa"/>
+                </w:trPr>
+                <w:tc>
+                  <w:tcPr>
+                    <w:tcW w:w="50" w:type="pct"/>
+                    <w:hideMark/>
+                  </w:tcPr>
+                  <w:p>
+                    <w:pPr>
+                      <w:pStyle w:val="Bibliography"/>
+                      <w:rPr>
+                        <w:noProof/>
+                      </w:rPr>
+                    </w:pPr>
+                    <w:r>
+                      <w:rPr>
+                        <w:noProof/>
+                      </w:rPr>
+                      <w:t xml:space="preserve">[19] </w:t>
+                    </w:r>
+                  </w:p>
+                </w:tc>
+                <w:tc>
+                  <w:tcPr>
+                    <w:tcW w:w="0" w:type="auto"/>
+                    <w:hideMark/>
+                  </w:tcPr>
+                  <w:p>
+                    <w:pPr>
+                      <w:pStyle w:val="Bibliography"/>
+                      <w:rPr>
+                        <w:noProof/>
+                      </w:rPr>
+                    </w:pPr>
+                    <w:r>
+                      <w:rPr>
+                        <w:noProof/>
+                      </w:rPr>
+                      <w:t>„OpenAI API Dokumentáció,” [Online]. Available: https://openai.com/api/.</w:t>
+                    </w:r>
+                  </w:p>
+                </w:tc>
+              </w:tr>
+            </w:tbl>
+            <w:p>
+              <w:pPr>
+                <w:divId w:val="868185270"/>
+                <w:rPr>
+                  <w:rFonts w:eastAsia="Times New Roman"/>
+                  <w:noProof/>
+                </w:rPr>
+              </w:pPr>
+            </w:p>
+            <w:p>
+              <w:r>
+                <w:rPr>
+                  <w:b/>
+                  <w:bCs/>
+                  <w:noProof/>
+                </w:rPr>
+                <w:fldChar w:fldCharType="end"/>
+              </w:r>
+            </w:p>
+          </w:sdtContent>
+        </w:sdt>
+      </w:sdtContent>
+    </w:sdt>
     <w:sectPr>
-      <w:footerReference w:type="default" r:id="rId7"/>
+      <w:footerReference w:type="default" r:id="rId8"/>
       <w:pgSz w:w="12240" w:h="15840" w:code="1"/>
       <w:pgMar w:top="1418" w:right="1418" w:bottom="1418" w:left="1418" w:header="720" w:footer="720" w:gutter="567"/>
       <w:pgNumType w:start="2"/>
@@ -4365,6 +5467,7 @@
   <w:style w:type="character" w:default="1" w:styleId="DefaultParagraphFont">
     <w:name w:val="Default Paragraph Font"/>
     <w:uiPriority w:val="1"/>
+    <w:semiHidden/>
     <w:unhideWhenUsed/>
   </w:style>
   <w:style w:type="table" w:default="1" w:styleId="TableNormal">
@@ -5084,6 +6187,51 @@
       <w:jc w:val="center"/>
     </w:pPr>
   </w:style>
+  <w:style w:type="paragraph" w:styleId="Bibliography">
+    <w:name w:val="Bibliography"/>
+    <w:basedOn w:val="Normal"/>
+    <w:next w:val="Normal"/>
+    <w:uiPriority w:val="37"/>
+    <w:unhideWhenUsed/>
+    <w:rsid w:val="00333005"/>
+  </w:style>
+  <w:style w:type="paragraph" w:styleId="EndnoteText">
+    <w:name w:val="endnote text"/>
+    <w:basedOn w:val="Normal"/>
+    <w:link w:val="EndnoteTextChar"/>
+    <w:uiPriority w:val="99"/>
+    <w:semiHidden/>
+    <w:unhideWhenUsed/>
+    <w:rsid w:val="00287A24"/>
+    <w:rPr>
+      <w:sz w:val="20"/>
+      <w:szCs w:val="20"/>
+    </w:rPr>
+  </w:style>
+  <w:style w:type="character" w:customStyle="1" w:styleId="EndnoteTextChar">
+    <w:name w:val="Endnote Text Char"/>
+    <w:basedOn w:val="DefaultParagraphFont"/>
+    <w:link w:val="EndnoteText"/>
+    <w:uiPriority w:val="99"/>
+    <w:semiHidden/>
+    <w:rsid w:val="00287A24"/>
+    <w:rPr>
+      <w:sz w:val="20"/>
+      <w:szCs w:val="20"/>
+      <w:lang w:val="hu-HU"/>
+    </w:rPr>
+  </w:style>
+  <w:style w:type="character" w:styleId="EndnoteReference">
+    <w:name w:val="endnote reference"/>
+    <w:basedOn w:val="DefaultParagraphFont"/>
+    <w:uiPriority w:val="99"/>
+    <w:semiHidden/>
+    <w:unhideWhenUsed/>
+    <w:rsid w:val="00287A24"/>
+    <w:rPr>
+      <w:vertAlign w:val="superscript"/>
+    </w:rPr>
+  </w:style>
 </w:styles>
 </file>
 
@@ -5380,4 +6528,175 @@
     </a:ext>
   </a:extLst>
 </a:theme>
+</file>
+
+<file path=customXml/item1.xml><?xml version="1.0" encoding="utf-8"?>
+<b:Sources xmlns:b="http://schemas.openxmlformats.org/officeDocument/2006/bibliography" xmlns="http://schemas.openxmlformats.org/officeDocument/2006/bibliography" SelectedStyle="\IEEE2006OfficeOnline.xsl" StyleName="IEEE" Version="2006">
+  <b:Source>
+    <b:Tag>Doc1</b:Tag>
+    <b:SourceType>InternetSite</b:SourceType>
+    <b:Guid>{7733383F-B40B-44CA-8589-0C8266A48B31}</b:Guid>
+    <b:Title>Docker Compose Dokumentáció</b:Title>
+    <b:ProductionCompany>Docker, Inc.</b:ProductionCompany>
+    <b:URL>https://docs.docker.com/compose/</b:URL>
+    <b:RefOrder>2</b:RefOrder>
+  </b:Source>
+  <b:Source>
+    <b:Tag>Doc</b:Tag>
+    <b:SourceType>InternetSite</b:SourceType>
+    <b:Guid>{BC9BC8CD-037F-49BC-B09C-6DABCA6C010C}</b:Guid>
+    <b:Title>Docker Dokumentáció</b:Title>
+    <b:URL>https://docs.docker.com/</b:URL>
+    <b:ProductionCompany>Docker, Inc.</b:ProductionCompany>
+    <b:RefOrder>1</b:RefOrder>
+  </b:Source>
+  <b:Source>
+    <b:Tag>Typ</b:Tag>
+    <b:SourceType>InternetSite</b:SourceType>
+    <b:Guid>{DA7BDE00-A562-400A-BB10-044078340854}</b:Guid>
+    <b:Title>TypeScript Dokumentáció</b:Title>
+    <b:URL>https://www.typescriptlang.org/docs/</b:URL>
+    <b:ProductionCompany>Microsoft</b:ProductionCompany>
+    <b:RefOrder>3</b:RefOrder>
+  </b:Source>
+  <b:Source>
+    <b:Tag>Rea</b:Tag>
+    <b:SourceType>InternetSite</b:SourceType>
+    <b:Guid>{A18859E1-50F2-446C-AD37-751B957DB9EF}</b:Guid>
+    <b:Title>React Dokumentáció</b:Title>
+    <b:ProductionCompany>Meta</b:ProductionCompany>
+    <b:URL>https://react.dev/</b:URL>
+    <b:RefOrder>4</b:RefOrder>
+  </b:Source>
+  <b:Source>
+    <b:Tag>Ang</b:Tag>
+    <b:SourceType>InternetSite</b:SourceType>
+    <b:Guid>{48568170-8D00-46F7-8659-D62A0CA4547A}</b:Guid>
+    <b:Title>Angular Dokumentáció</b:Title>
+    <b:ProductionCompany>Google</b:ProductionCompany>
+    <b:URL>https://angular.dev/</b:URL>
+    <b:RefOrder>5</b:RefOrder>
+  </b:Source>
+  <b:Source>
+    <b:Tag>Vue</b:Tag>
+    <b:SourceType>InternetSite</b:SourceType>
+    <b:Guid>{591CDFB3-0992-4EF4-B389-C048772BA647}</b:Guid>
+    <b:Title>VueJs Dokumentáció</b:Title>
+    <b:URL>https://vuejs.org/</b:URL>
+    <b:RefOrder>6</b:RefOrder>
+  </b:Source>
+  <b:Source>
+    <b:Tag>Pix</b:Tag>
+    <b:SourceType>InternetSite</b:SourceType>
+    <b:Guid>{C5FAB943-D741-4931-BC9F-F102A82D1852}</b:Guid>
+    <b:Title>PixiJs Dokumentáció</b:Title>
+    <b:URL>https://pixijs.com/8.x/guides/getting-started/intro</b:URL>
+    <b:RefOrder>7</b:RefOrder>
+  </b:Source>
+  <b:Source>
+    <b:Tag>Soc</b:Tag>
+    <b:SourceType>InternetSite</b:SourceType>
+    <b:Guid>{9BB0D08A-287B-451D-92EB-7C123461A1F8}</b:Guid>
+    <b:Title>Socket.IO Dokumentáció</b:Title>
+    <b:URL>https://socket.io/</b:URL>
+    <b:RefOrder>8</b:RefOrder>
+  </b:Source>
+  <b:Source>
+    <b:Tag>Pyt</b:Tag>
+    <b:SourceType>InternetSite</b:SourceType>
+    <b:Guid>{6093C1DF-ACBA-4145-B440-671CF45A0E88}</b:Guid>
+    <b:Title>Python Dokumentáció</b:Title>
+    <b:ProductionCompany> Python Software Foundation (PSF)</b:ProductionCompany>
+    <b:URL>https://docs.python.org/3/</b:URL>
+    <b:RefOrder>9</b:RefOrder>
+  </b:Source>
+  <b:Source>
+    <b:Tag>Pyt1</b:Tag>
+    <b:SourceType>InternetSite</b:SourceType>
+    <b:Guid>{B92EED96-74FC-4F22-8646-3B489F1AAE2C}</b:Guid>
+    <b:Title>Python OpenCV Dokumentáció</b:Title>
+    <b:URL>https://docs.opencv.org/4.x/</b:URL>
+    <b:RefOrder>10</b:RefOrder>
+  </b:Source>
+  <b:Source>
+    <b:Tag>Fas</b:Tag>
+    <b:SourceType>InternetSite</b:SourceType>
+    <b:Guid>{1935E22C-2124-4DB0-B6DE-1B1E9F9C667F}</b:Guid>
+    <b:Title>FastAPI Dokumentáció</b:Title>
+    <b:URL>https://fastapi.tiangolo.com/</b:URL>
+    <b:RefOrder>11</b:RefOrder>
+  </b:Source>
+  <b:Source>
+    <b:Tag>Ope</b:Tag>
+    <b:SourceType>InternetSite</b:SourceType>
+    <b:Guid>{C81B3DA6-5397-4204-BB3B-ACD13A772DA6}</b:Guid>
+    <b:Title>OpenAPI Dokumentáció</b:Title>
+    <b:URL>https://swagger.io/resources/open-api/</b:URL>
+    <b:RefOrder>12</b:RefOrder>
+  </b:Source>
+  <b:Source>
+    <b:Tag>SQL</b:Tag>
+    <b:SourceType>InternetSite</b:SourceType>
+    <b:Guid>{D198C192-9755-4307-A015-C5C43B3AB222}</b:Guid>
+    <b:Title>SQLAlchemy Dokumentáció</b:Title>
+    <b:URL>https://docs.sqlalchemy.org/en/20/</b:URL>
+    <b:RefOrder>13</b:RefOrder>
+  </b:Source>
+  <b:Source>
+    <b:Tag>Ale</b:Tag>
+    <b:SourceType>InternetSite</b:SourceType>
+    <b:Guid>{24F03E9C-5FBD-46F1-8144-D0F58E88FA87}</b:Guid>
+    <b:Title>Alembic Dokumentáció</b:Title>
+    <b:URL>https://alembic.sqlalchemy.org/en/latest/</b:URL>
+    <b:RefOrder>14</b:RefOrder>
+  </b:Source>
+  <b:Source>
+    <b:Tag>Nod</b:Tag>
+    <b:SourceType>InternetSite</b:SourceType>
+    <b:Guid>{CB6F4390-AA38-4171-BA05-4DF9F4AFD8FE}</b:Guid>
+    <b:Title>NodeJs Dokumentáció</b:Title>
+    <b:URL>https://nodejs.org/docs/latest/api/</b:URL>
+    <b:RefOrder>15</b:RefOrder>
+  </b:Source>
+  <b:Source>
+    <b:Tag>Exp</b:Tag>
+    <b:SourceType>InternetSite</b:SourceType>
+    <b:Guid>{9106A091-E67A-4B65-93E1-14F9C0F4D0D9}</b:Guid>
+    <b:Title>ExpressJs Dokumentáció</b:Title>
+    <b:URL>https://expressjs.com/</b:URL>
+    <b:RefOrder>16</b:RefOrder>
+  </b:Source>
+  <b:Source>
+    <b:Tag>Pos</b:Tag>
+    <b:SourceType>InternetSite</b:SourceType>
+    <b:Guid>{C49FCFBC-32B7-45A0-A56F-A827D1057BED}</b:Guid>
+    <b:Title>PostgreSQL Dokumentáció</b:Title>
+    <b:URL>https://www.postgresql.org/docs/</b:URL>
+    <b:RefOrder>17</b:RefOrder>
+  </b:Source>
+  <b:Source>
+    <b:Tag>Min</b:Tag>
+    <b:SourceType>InternetSite</b:SourceType>
+    <b:Guid>{718A4E1A-325B-4CAA-87BD-D7A8045CB40A}</b:Guid>
+    <b:Title>MinIO Dokumentáció</b:Title>
+    <b:URL>https://www.min.io/</b:URL>
+    <b:RefOrder>18</b:RefOrder>
+  </b:Source>
+  <b:Source>
+    <b:Tag>Ope1</b:Tag>
+    <b:SourceType>InternetSite</b:SourceType>
+    <b:Guid>{E4A77374-81AF-4ED9-AD25-DB03462CC13C}</b:Guid>
+    <b:Title>OpenAI API Dokumentáció</b:Title>
+    <b:URL>https://openai.com/api/</b:URL>
+    <b:RefOrder>19</b:RefOrder>
+  </b:Source>
+</b:Sources>
+</file>
+
+<file path=customXml/itemProps1.xml><?xml version="1.0" encoding="utf-8"?>
+<ds:datastoreItem xmlns:ds="http://schemas.openxmlformats.org/officeDocument/2006/customXml" ds:itemID="{30EC2F1A-C9A1-4FE9-8DCA-3D508323EE7E}">
+  <ds:schemaRefs>
+    <ds:schemaRef ds:uri="http://schemas.openxmlformats.org/officeDocument/2006/bibliography"/>
+  </ds:schemaRefs>
+</ds:datastoreItem>
 </file>